--- a/Fase 1/Evidencias Grupales/1.5_GuiaEstudiante_Fase 1_Definicion Proyecto APT.docx
+++ b/Fase 1/Evidencias Grupales/1.5_GuiaEstudiante_Fase 1_Definicion Proyecto APT.docx
@@ -340,7 +340,7 @@
         <w:widowControl w:val="1"/>
         <w:numPr>
           <w:ilvl w:val="0"/>
-          <w:numId w:val="2"/>
+          <w:numId w:val="1"/>
         </w:numPr>
         <w:pBdr>
           <w:top w:space="0" w:sz="0" w:val="nil"/>
@@ -778,7 +778,7 @@
       <w:pPr>
         <w:numPr>
           <w:ilvl w:val="0"/>
-          <w:numId w:val="2"/>
+          <w:numId w:val="1"/>
         </w:numPr>
         <w:ind w:left="720" w:hanging="360"/>
         <w:rPr>
@@ -798,7 +798,7 @@
     <w:sdt>
       <w:sdtPr>
         <w:lock w:val="contentLocked"/>
-        <w:id w:val="1702428325"/>
+        <w:id w:val="1669745671"/>
         <w:tag w:val="goog_rdk_0"/>
       </w:sdtPr>
       <w:sdtContent>
@@ -1200,7 +1200,7 @@
       <w:pPr>
         <w:numPr>
           <w:ilvl w:val="0"/>
-          <w:numId w:val="2"/>
+          <w:numId w:val="1"/>
         </w:numPr>
         <w:ind w:left="720" w:hanging="360"/>
         <w:rPr>
@@ -1220,7 +1220,7 @@
     <w:sdt>
       <w:sdtPr>
         <w:lock w:val="contentLocked"/>
-        <w:id w:val="-576916235"/>
+        <w:id w:val="1244122216"/>
         <w:tag w:val="goog_rdk_1"/>
       </w:sdtPr>
       <w:sdtContent>
@@ -1870,7 +1870,6 @@
           <w:p>
             <w:pPr>
               <w:spacing w:after="240" w:line="276" w:lineRule="auto"/>
-              <w:ind w:left="0" w:firstLine="0"/>
               <w:rPr>
                 <w:sz w:val="20"/>
                 <w:szCs w:val="20"/>
@@ -1892,7 +1891,34 @@
                 <w:szCs w:val="20"/>
                 <w:rtl w:val="0"/>
               </w:rPr>
-              <w:t xml:space="preserve"> diseño, construcción e integración Full Stack de la plataforma administrativa web SPA (React 18 + Node.js/Express) bajo arquitectura de microservicios/APIs REST.</w:t>
+              <w:t xml:space="preserve"> construcción end-to-end de las 4 aplicaciones del ecosistema (app móvil, sitio web, generador de preguntas y landing page), desde el diseño de interfaces hasta la lógica de negocio y la persistencia de datos.</w:t>
+            </w:r>
+          </w:p>
+          <w:p>
+            <w:pPr>
+              <w:spacing w:after="240" w:line="276" w:lineRule="auto"/>
+              <w:rPr>
+                <w:sz w:val="20"/>
+                <w:szCs w:val="20"/>
+              </w:rPr>
+            </w:pPr>
+            <w:r>
+              <w:rPr>
+                <w:b w:val="1"/>
+                <w:bCs w:val="1"/>
+                <w:sz w:val="20"/>
+                <w:szCs w:val="20"/>
+                <w:rtl w:val="0"/>
+              </w:rPr>
+              <w:t xml:space="preserve">Gestión y Calidad de Proyectos de Software: </w:t>
+            </w:r>
+            <w:r>
+              <w:rPr>
+                <w:sz w:val="20"/>
+                <w:szCs w:val="20"/>
+                <w:rtl w:val="0"/>
+              </w:rPr>
+              <w:t xml:space="preserve">planificación y seguimiento del proyecto bajo el marco Scrum, con control de historias de usuario, sprints y aseguramiento de calidad (QA) sobre cada incremento entregado.</w:t>
             </w:r>
           </w:p>
           <w:p>
@@ -1900,6 +1926,8 @@
               <w:spacing w:after="240" w:line="276" w:lineRule="auto"/>
               <w:ind w:left="0" w:firstLine="0"/>
               <w:rPr>
+                <w:b w:val="1"/>
+                <w:bCs w:val="1"/>
                 <w:sz w:val="20"/>
                 <w:szCs w:val="20"/>
               </w:rPr>
@@ -1912,7 +1940,7 @@
                 <w:szCs w:val="20"/>
                 <w:rtl w:val="0"/>
               </w:rPr>
-              <w:t xml:space="preserve">Gestión y Calidad de Proyectos de Software: </w:t>
+              <w:t xml:space="preserve">Arquitectura, Seguridad e Infraestructura Cloud / DevOps: </w:t>
             </w:r>
             <w:r>
               <w:rPr>
@@ -1920,35 +1948,12 @@
                 <w:szCs w:val="20"/>
                 <w:rtl w:val="0"/>
               </w:rPr>
-              <w:t xml:space="preserve">Planificación, control iterativo e incremental bajo metodología ágil Scrum (10 sprints, 8 SP/dev/sprint), aplicando buenas prácticas de control de versiones y entregables.</w:t>
-            </w:r>
-          </w:p>
-          <w:p>
-            <w:pPr>
-              <w:spacing w:after="240" w:line="276" w:lineRule="auto"/>
-              <w:ind w:left="0" w:firstLine="0"/>
-              <w:rPr>
-                <w:sz w:val="20"/>
-                <w:szCs w:val="20"/>
-              </w:rPr>
-            </w:pPr>
-            <w:r>
-              <w:rPr>
-                <w:b w:val="1"/>
-                <w:bCs w:val="1"/>
-                <w:sz w:val="20"/>
-                <w:szCs w:val="20"/>
-                <w:rtl w:val="0"/>
-              </w:rPr>
-              <w:t xml:space="preserve">Arquitectura, Seguridad e Infraestructura Cloud / DevOps:</w:t>
-            </w:r>
-            <w:r>
-              <w:rPr>
-                <w:sz w:val="20"/>
-                <w:szCs w:val="20"/>
-                <w:rtl w:val="0"/>
-              </w:rPr>
-              <w:t xml:space="preserve"> Implementación de esquemas de autenticación y autorización (RBAC, JWT, MFA/TOTP), almacenamiento no relacional (Firestore / Firebase Admin SDK) y módulo operativo de monitoreo/control de contenedores y servicios.</w:t>
+              <w:t xml:space="preserve">definición de la arquitectura cliente-servidor (REST API, autenticación JWT/Firebase), configuración de entornos (local/emulador) y despliegue de las aplicaciones web y móvil. </w:t>
+            </w:r>
+            <w:r>
+              <w:rPr>
+                <w:rtl w:val="0"/>
+              </w:rPr>
             </w:r>
           </w:p>
         </w:tc>
@@ -2017,7 +2022,123 @@
           <w:p>
             <w:pPr>
               <w:spacing w:after="240" w:before="240" w:lineRule="auto"/>
-              <w:ind w:left="0" w:firstLine="0"/>
+              <w:rPr>
+                <w:sz w:val="20"/>
+                <w:szCs w:val="20"/>
+              </w:rPr>
+            </w:pPr>
+            <w:r>
+              <w:rPr>
+                <w:b w:val="1"/>
+                <w:bCs w:val="1"/>
+                <w:rtl w:val="0"/>
+              </w:rPr>
+              <w:t xml:space="preserve">Construcción de Soluciones de Software Full Stack: </w:t>
+            </w:r>
+            <w:r>
+              <w:rPr>
+                <w:sz w:val="20"/>
+                <w:szCs w:val="20"/>
+                <w:rtl w:val="0"/>
+              </w:rPr>
+              <w:t xml:space="preserve">desarrollo del frontend (Flutter para la app móvil; React para el sitio web, el generador de preguntas y la landing page) integrado con un backend en Node.js/Express.</w:t>
+            </w:r>
+          </w:p>
+          <w:p>
+            <w:pPr>
+              <w:spacing w:after="240" w:before="240" w:lineRule="auto"/>
+              <w:rPr>
+                <w:sz w:val="20"/>
+                <w:szCs w:val="20"/>
+              </w:rPr>
+            </w:pPr>
+            <w:r>
+              <w:rPr>
+                <w:b w:val="1"/>
+                <w:bCs w:val="1"/>
+                <w:rtl w:val="0"/>
+              </w:rPr>
+              <w:t xml:space="preserve">Modelamiento y Persistencia de Datos: </w:t>
+            </w:r>
+            <w:r>
+              <w:rPr>
+                <w:sz w:val="20"/>
+                <w:szCs w:val="20"/>
+                <w:rtl w:val="0"/>
+              </w:rPr>
+              <w:t xml:space="preserve">diseño del modelo de datos del banco de preguntas PAES (~1.300 preguntas) y de usuarios/progreso, usando Firestore/JSON según el módulo.</w:t>
+            </w:r>
+          </w:p>
+          <w:p>
+            <w:pPr>
+              <w:spacing w:after="240" w:before="240" w:lineRule="auto"/>
+              <w:rPr>
+                <w:sz w:val="20"/>
+                <w:szCs w:val="20"/>
+              </w:rPr>
+            </w:pPr>
+            <w:r>
+              <w:rPr>
+                <w:b w:val="1"/>
+                <w:bCs w:val="1"/>
+                <w:rtl w:val="0"/>
+              </w:rPr>
+              <w:t xml:space="preserve">Seguridad y Control de Acceso: </w:t>
+            </w:r>
+            <w:r>
+              <w:rPr>
+                <w:sz w:val="20"/>
+                <w:szCs w:val="20"/>
+                <w:rtl w:val="0"/>
+              </w:rPr>
+              <w:t xml:space="preserve">implementación de autenticación (email/contraseña, social y por teléfono vía Firebase Auth) y autorización basada en JWT con roles diferenciados (alumno, contentAdmin).</w:t>
+            </w:r>
+          </w:p>
+          <w:p>
+            <w:pPr>
+              <w:spacing w:after="240" w:before="240" w:lineRule="auto"/>
+              <w:rPr>
+                <w:sz w:val="20"/>
+                <w:szCs w:val="20"/>
+              </w:rPr>
+            </w:pPr>
+            <w:r>
+              <w:rPr>
+                <w:b w:val="1"/>
+                <w:bCs w:val="1"/>
+                <w:rtl w:val="0"/>
+              </w:rPr>
+              <w:t xml:space="preserve">Integración de Servicios de Terceros e Infraestructura: </w:t>
+            </w:r>
+            <w:r>
+              <w:rPr>
+                <w:sz w:val="20"/>
+                <w:szCs w:val="20"/>
+                <w:rtl w:val="0"/>
+              </w:rPr>
+              <w:t xml:space="preserve">integración de Stripe para pagos de suscripción y de Firebase (Auth, Firestore, Messaging) como infraestructura backend as a service.</w:t>
+            </w:r>
+          </w:p>
+          <w:p>
+            <w:pPr>
+              <w:spacing w:after="240" w:before="240" w:lineRule="auto"/>
+              <w:rPr>
+                <w:b w:val="1"/>
+                <w:bCs w:val="1"/>
+              </w:rPr>
+            </w:pPr>
+            <w:r>
+              <w:rPr>
+                <w:b w:val="1"/>
+                <w:bCs w:val="1"/>
+                <w:rtl w:val="0"/>
+              </w:rPr>
+              <w:t xml:space="preserve">2. Competencias de Gestión y Empleabilidad :</w:t>
+            </w:r>
+          </w:p>
+          <w:p>
+            <w:pPr>
+              <w:spacing w:after="240" w:before="240" w:lineRule="auto"/>
               <w:rPr/>
             </w:pPr>
             <w:r>
@@ -2026,147 +2147,53 @@
                 <w:bCs w:val="1"/>
                 <w:rtl w:val="0"/>
               </w:rPr>
-              <w:t xml:space="preserve">Construcción de Soluciones de Software Full Stack: </w:t>
-            </w:r>
-            <w:r>
-              <w:rPr>
-                <w:rtl w:val="0"/>
-              </w:rPr>
-              <w:t xml:space="preserve">Desarrollar interfaces web interactivas (React) y servicios backend estructurados (Node.js/Express) consumiendo y exponiendo APIs RESTful bajo estándares uniformes de respuesta.</w:t>
+              <w:t xml:space="preserve">Gestión Ágil de Proyectos: </w:t>
+            </w:r>
+            <w:r>
+              <w:rPr>
+                <w:rtl w:val="0"/>
+              </w:rPr>
+              <w:t xml:space="preserve">Aplicar marcos ágiles (Scrum) para la estimación de esfuerzo, seguimiento de sprints y cumplimiento de compromisos técnicos en equipo.</w:t>
+            </w:r>
+          </w:p>
+          <w:p>
+            <w:pPr>
+              <w:spacing w:after="240" w:before="240" w:lineRule="auto"/>
+              <w:rPr>
+                <w:sz w:val="20"/>
+                <w:szCs w:val="20"/>
+              </w:rPr>
+            </w:pPr>
+            <w:r>
+              <w:rPr>
+                <w:b w:val="1"/>
+                <w:bCs w:val="1"/>
+                <w:rtl w:val="0"/>
+              </w:rPr>
+              <w:t xml:space="preserve">Resolución de Problemas y Análisis de Requerimientos: </w:t>
+            </w:r>
+            <w:r>
+              <w:rPr>
+                <w:sz w:val="20"/>
+                <w:szCs w:val="20"/>
+                <w:rtl w:val="0"/>
+              </w:rPr>
+              <w:t xml:space="preserve">traducción de los wireframes y la documentación funcional entregada en historias de usuario priorizadas y criterios de aceptación medibles.</w:t>
             </w:r>
           </w:p>
           <w:p>
             <w:pPr>
               <w:spacing w:after="240" w:before="240" w:lineRule="auto"/>
               <w:ind w:left="0" w:firstLine="0"/>
-              <w:rPr/>
-            </w:pPr>
-            <w:r>
-              <w:rPr>
-                <w:b w:val="1"/>
-                <w:bCs w:val="1"/>
-                <w:rtl w:val="0"/>
-              </w:rPr>
-              <w:t xml:space="preserve">Modelamiento y Persistencia de Datos: </w:t>
-            </w:r>
-            <w:r>
-              <w:rPr>
-                <w:rtl w:val="0"/>
-              </w:rPr>
-              <w:t xml:space="preserve">Gestionar estructuras de datos eficientes en entornos NoSQL (Firestore), asegurando la integridad, agregación de métricas de negocio (</w:t>
-            </w:r>
-            <w:r>
-              <w:rPr>
-                <w:rtl w:val="0"/>
-              </w:rPr>
-              <w:t xml:space="preserve">MRR</w:t>
-            </w:r>
-            <w:r>
-              <w:rPr>
-                <w:rtl w:val="0"/>
-              </w:rPr>
-              <w:t xml:space="preserve">, MAU, embudo de conversión) y exportación de datos.</w:t>
-            </w:r>
-          </w:p>
-          <w:p>
-            <w:pPr>
-              <w:spacing w:after="240" w:before="240" w:lineRule="auto"/>
-              <w:ind w:left="0" w:firstLine="0"/>
-              <w:rPr/>
-            </w:pPr>
-            <w:r>
-              <w:rPr>
-                <w:b w:val="1"/>
-                <w:bCs w:val="1"/>
-                <w:rtl w:val="0"/>
-              </w:rPr>
-              <w:t xml:space="preserve">Seguridad y Control de Acceso: </w:t>
-            </w:r>
-            <w:r>
-              <w:rPr>
-                <w:rtl w:val="0"/>
-              </w:rPr>
-              <w:t xml:space="preserve">Diseñar e integrar políticas de seguridad que protejan los recursos mediante control de acceso por roles (RBAC), doble factor de autenticación y registros de auditoría inmutables para operaciones críticas.</w:t>
-            </w:r>
-          </w:p>
-          <w:p>
-            <w:pPr>
-              <w:spacing w:after="240" w:before="240" w:lineRule="auto"/>
-              <w:ind w:left="0" w:firstLine="0"/>
-              <w:rPr/>
-            </w:pPr>
-            <w:r>
-              <w:rPr>
-                <w:b w:val="1"/>
-                <w:bCs w:val="1"/>
-                <w:rtl w:val="0"/>
-              </w:rPr>
-              <w:t xml:space="preserve">Integración de Servicios de Terceros e Infraestructura: </w:t>
-            </w:r>
-            <w:r>
-              <w:rPr>
-                <w:rtl w:val="0"/>
-              </w:rPr>
-              <w:t xml:space="preserve">Integrar pasarelas de pago/suscripciones (Stripe) y configurar entornos de despliegue/emulación para el monitoreo de estado de servicios.</w:t>
-            </w:r>
-          </w:p>
-          <w:p>
-            <w:pPr>
-              <w:spacing w:after="240" w:before="240" w:lineRule="auto"/>
-              <w:rPr>
-                <w:b w:val="1"/>
-                <w:bCs w:val="1"/>
-              </w:rPr>
-            </w:pPr>
-            <w:r>
-              <w:rPr>
-                <w:b w:val="1"/>
-                <w:bCs w:val="1"/>
-                <w:rtl w:val="0"/>
-              </w:rPr>
-              <w:t xml:space="preserve">2. Competencias de Gestión y Empleabilidad :</w:t>
-            </w:r>
-          </w:p>
-          <w:p>
-            <w:pPr>
-              <w:spacing w:after="240" w:before="240" w:lineRule="auto"/>
-              <w:ind w:left="0" w:firstLine="0"/>
-              <w:rPr/>
-            </w:pPr>
-            <w:r>
-              <w:rPr>
-                <w:b w:val="1"/>
-                <w:bCs w:val="1"/>
-                <w:rtl w:val="0"/>
-              </w:rPr>
-              <w:t xml:space="preserve">Gestión Ágil de Proyectos: </w:t>
-            </w:r>
-            <w:r>
-              <w:rPr>
-                <w:rtl w:val="0"/>
-              </w:rPr>
-              <w:t xml:space="preserve">Aplicar marcos ágiles (Scrum) para la estimación de esfuerzo, seguimiento de sprints y cumplimiento de compromisos técnicos en equipo.</w:t>
-            </w:r>
-          </w:p>
-          <w:p>
-            <w:pPr>
-              <w:spacing w:after="240" w:before="240" w:lineRule="auto"/>
-              <w:ind w:left="0" w:firstLine="0"/>
-              <w:rPr/>
-            </w:pPr>
-            <w:r>
-              <w:rPr>
-                <w:b w:val="1"/>
-                <w:bCs w:val="1"/>
-                <w:rtl w:val="0"/>
-              </w:rPr>
-              <w:t xml:space="preserve">Resolución de Problemas y Análisis de Requerimientos: </w:t>
-            </w:r>
-            <w:r>
-              <w:rPr>
-                <w:rtl w:val="0"/>
-              </w:rPr>
-              <w:t xml:space="preserve">Traducir necesidades del negocio (monitoreo de ingresos, moderación y economía del producto) en funcionalidades autogestionables desde la consola administrativa.</w:t>
+              <w:rPr>
+                <w:b w:val="1"/>
+                <w:bCs w:val="1"/>
+              </w:rPr>
+            </w:pPr>
+            <w:r>
+              <w:rPr>
+                <w:rtl w:val="0"/>
+              </w:rPr>
             </w:r>
           </w:p>
           <w:p>
@@ -2428,20 +2455,6 @@
           </w:tcPr>
           <w:p>
             <w:pPr>
-              <w:keepNext w:val="0"/>
-              <w:keepLines w:val="0"/>
-              <w:pageBreakBefore w:val="0"/>
-              <w:widowControl w:val="1"/>
-              <w:pBdr>
-                <w:top w:space="0" w:sz="0" w:val="nil"/>
-                <w:left w:space="0" w:sz="0" w:val="nil"/>
-                <w:bottom w:space="0" w:sz="0" w:val="nil"/>
-                <w:right w:space="0" w:sz="0" w:val="nil"/>
-                <w:between w:space="0" w:sz="0" w:val="nil"/>
-              </w:pBdr>
-              <w:shd w:fill="auto" w:val="clear"/>
-              <w:spacing w:after="160" w:before="0" w:line="259" w:lineRule="auto"/>
-              <w:ind w:left="0" w:right="0" w:firstLine="0"/>
               <w:jc w:val="both"/>
               <w:rPr>
                 <w:sz w:val="20"/>
@@ -2454,12 +2467,7 @@
                 <w:szCs w:val="20"/>
                 <w:rtl w:val="0"/>
               </w:rPr>
-              <w:t xml:space="preserve">El proyecto nace de una problemática que se repite en muchos modelos de negocio digitales: la falta de herramientas operativas centralizadas para administrar, monitorear comercialmente y gobernar los datos de la plataforma. En el desarrollo de productos SaaS es común que todo el esfuerzo se concentre en la aplicación del usuario final, dejando en segundo plano la consola de gestión. El resultado es que los equipos de operaciones, finanzas y soporte no pueden tomar decisiones en tiempo real ni ajustar reglas de negocio por sí mismos, dependiendo constantemente de la intervención del equipo de ingeniería para cambios que debieran ser autónomos. </w:t>
-            </w:r>
-            <w:r>
-              <w:rPr>
-                <w:rtl w:val="0"/>
-              </w:rPr>
+              <w:t xml:space="preserve">El proyecto nace de una problemática que afecta a los estudiantes que rinden la PAES cada año en Chile: la preparación se apoya en materiales dispersos, ensayos en papel o plataformas genéricas que no entregan retroalimentación inmediata ni seguimiento del progreso por habilidad.</w:t>
             </w:r>
           </w:p>
           <w:p>
@@ -2472,42 +2480,66 @@
             </w:pPr>
             <w:r>
               <w:rPr>
-                <w:b w:val="1"/>
-                <w:bCs w:val="1"/>
                 <w:sz w:val="20"/>
                 <w:szCs w:val="20"/>
                 <w:rtl w:val="0"/>
               </w:rPr>
-              <w:t xml:space="preserve">Contexto y ubicación:</w:t>
-            </w:r>
-            <w:r>
-              <w:rPr>
+              <w:t xml:space="preserve">La problemática se sitúa inicialmente en el mercado de educación superior de Chile, focalizado en el proceso de admisión universitaria (PAES, con más de 308.000 inscritos), con proyección de escalamiento hacia el mercado del Reino Unido (pruebas UCAT, LNAT y A-Levels).</w:t>
+            </w:r>
+          </w:p>
+          <w:p>
+            <w:pPr>
+              <w:jc w:val="both"/>
+              <w:rPr>
+                <w:b w:val="1"/>
+                <w:bCs w:val="1"/>
                 <w:sz w:val="20"/>
                 <w:szCs w:val="20"/>
-                <w:rtl w:val="0"/>
-              </w:rPr>
-              <w:t xml:space="preserve"> La problemática se sitúa inicialmente en el mercado de educación superior de Chile, focalizado en el proceso de admisión universitaria (PAES, con más de 308.000 inscritos), con proyección de escalamiento hacia el mercado del Reino Unido (pruebas UCAT, LNAT y A-Levels).</w:t>
-            </w:r>
-          </w:p>
-          <w:p>
-            <w:pPr>
-              <w:jc w:val="both"/>
+              </w:rPr>
+            </w:pPr>
+            <w:r>
               <w:rPr>
                 <w:b w:val="1"/>
                 <w:bCs w:val="1"/>
                 <w:sz w:val="20"/>
                 <w:szCs w:val="20"/>
-              </w:rPr>
-            </w:pPr>
-            <w:r>
-              <w:rPr>
-                <w:b w:val="1"/>
-                <w:bCs w:val="1"/>
+                <w:rtl w:val="0"/>
+              </w:rPr>
+              <w:t xml:space="preserve">Público impactado:</w:t>
+            </w:r>
+          </w:p>
+          <w:p>
+            <w:pPr>
+              <w:spacing w:after="240" w:before="240" w:lineRule="auto"/>
+              <w:rPr>
                 <w:sz w:val="20"/>
                 <w:szCs w:val="20"/>
-                <w:rtl w:val="0"/>
-              </w:rPr>
-              <w:t xml:space="preserve">Público impactado:</w:t>
+              </w:rPr>
+            </w:pPr>
+            <w:r>
+              <w:rPr>
+                <w:sz w:val="20"/>
+                <w:szCs w:val="20"/>
+                <w:rtl w:val="0"/>
+              </w:rPr>
+              <w:t xml:space="preserve">Impacto directo interno: los propios integrantes del equipo, que profundizan competencias de desarrollo Full Stack, modelado de datos y seguridad aplicadas a un caso real.</w:t>
+            </w:r>
+          </w:p>
+          <w:p>
+            <w:pPr>
+              <w:spacing w:after="240" w:before="240" w:lineRule="auto"/>
+              <w:rPr>
+                <w:sz w:val="20"/>
+                <w:szCs w:val="20"/>
+              </w:rPr>
+            </w:pPr>
+            <w:r>
+              <w:rPr>
+                <w:sz w:val="20"/>
+                <w:szCs w:val="20"/>
+                <w:rtl w:val="0"/>
+              </w:rPr>
+              <w:t xml:space="preserve">Impacto indirecto externo: estudiantes que rinden la PAES y buscan preparación accesible, y profesores/generadores de contenido que necesitan crear y revisar preguntas de forma más eficiente.</w:t>
             </w:r>
           </w:p>
           <w:p>
@@ -2515,69 +2547,17 @@
               <w:spacing w:after="240" w:before="240" w:lineRule="auto"/>
               <w:ind w:left="0" w:firstLine="0"/>
               <w:rPr>
-                <w:i w:val="1"/>
-                <w:iCs w:val="1"/>
                 <w:sz w:val="20"/>
                 <w:szCs w:val="20"/>
               </w:rPr>
             </w:pPr>
             <w:r>
               <w:rPr>
-                <w:i w:val="1"/>
-                <w:iCs w:val="1"/>
                 <w:sz w:val="20"/>
                 <w:szCs w:val="20"/>
                 <w:rtl w:val="0"/>
               </w:rPr>
-              <w:t xml:space="preserve">Impacto directo interno: Equipos administrativos de la organización (Gerencia, Finanzas, Operaciones, Soporte y Moderadores de Contenido), quienes requieren operar el negocio de forma autónoma.</w:t>
-            </w:r>
-          </w:p>
-          <w:p>
-            <w:pPr>
-              <w:spacing w:after="240" w:before="240" w:lineRule="auto"/>
-              <w:ind w:left="0" w:firstLine="0"/>
-              <w:rPr>
-                <w:i w:val="1"/>
-                <w:iCs w:val="1"/>
-                <w:sz w:val="20"/>
-                <w:szCs w:val="20"/>
-              </w:rPr>
-            </w:pPr>
-            <w:r>
-              <w:rPr>
-                <w:i w:val="1"/>
-                <w:iCs w:val="1"/>
-                <w:sz w:val="20"/>
-                <w:szCs w:val="20"/>
-                <w:rtl w:val="0"/>
-              </w:rPr>
-              <w:t xml:space="preserve">Impacto indirecto externo: Cientos de miles de postulantes a la educación superior que dependen de la estabilidad operativa, actualización de bancos de preguntas y respuesta oportuna a solicitudes y tickets.</w:t>
-            </w:r>
-          </w:p>
-          <w:p>
-            <w:pPr>
-              <w:jc w:val="both"/>
-              <w:rPr>
-                <w:i w:val="1"/>
-                <w:iCs w:val="1"/>
-                <w:smallCaps w:val="0"/>
-                <w:strike w:val="0"/>
-                <w:sz w:val="20"/>
-                <w:szCs w:val="20"/>
-                <w:u w:val="none"/>
-                <w:shd w:fill="auto" w:val="clear"/>
-                <w:vertAlign w:val="baseline"/>
-              </w:rPr>
-            </w:pPr>
-            <w:r>
-              <w:rPr>
-                <w:i w:val="1"/>
-                <w:iCs w:val="1"/>
-                <w:sz w:val="20"/>
-                <w:szCs w:val="20"/>
-                <w:rtl w:val="0"/>
-              </w:rPr>
-              <w:t xml:space="preserve">Para el campo de la Ingeniería en Informática, este proyecto aporta una solución de estándar profesional orientada a la operabilidad de software, garantizando trazabilidad financiera (MRR, conversión), automatización en la carga masiva de contenido evaluativo y auditoría estricta de acciones sensibles mediante mecanismos de seguridad y analítica de datos. </w:t>
+              <w:t xml:space="preserve">Para el campo de la Ingeniería en Informática, este proyecto aporta un caso de estudio de un ecosistema multi-aplicación real (móvil + web + IA) construido con prácticas ágiles y estándares de la industria. </w:t>
             </w:r>
             <w:r>
               <w:rPr>
@@ -2633,23 +2613,25 @@
                 <w:szCs w:val="20"/>
                 <w:rtl w:val="0"/>
               </w:rPr>
-              <w:t xml:space="preserve">El objetivo general es </w:t>
-            </w:r>
-            <w:r>
+              <w:t xml:space="preserve">El objetivo general es diseñar y desarrollar una plataforma integral de preparación para la PAES.</w:t>
+            </w:r>
+          </w:p>
+          <w:p>
+            <w:pPr>
+              <w:spacing w:after="240" w:before="240" w:lineRule="auto"/>
+              <w:jc w:val="both"/>
               <w:rPr>
                 <w:sz w:val="20"/>
                 <w:szCs w:val="20"/>
-                <w:rtl w:val="0"/>
-              </w:rPr>
-              <w:t xml:space="preserve">diseñar y desarrollar una consola web administrativa integral (Single Page Application y Backend API)</w:t>
-            </w:r>
+              </w:rPr>
+            </w:pPr>
             <w:r>
               <w:rPr>
                 <w:sz w:val="20"/>
                 <w:szCs w:val="20"/>
                 <w:rtl w:val="0"/>
               </w:rPr>
-              <w:t xml:space="preserve"> que centralice la gestión operativa, comercial, de soporte y de contenidos para la plataforma Aprueba.</w:t>
+              <w:t xml:space="preserve">La solución se compone de:</w:t>
             </w:r>
           </w:p>
           <w:p>
@@ -2667,137 +2649,12 @@
                 <w:szCs w:val="20"/>
                 <w:rtl w:val="0"/>
               </w:rPr>
-              <w:t xml:space="preserve">La solución se compone de:</w:t>
+              <w:t xml:space="preserve">Una app móvil (Flutter) donde el alumno practica preguntas, revisa medallas de gamificación, se une a grupos de estudio y gestiona su suscripción.</w:t>
             </w:r>
           </w:p>
           <w:p>
             <w:pPr>
               <w:spacing w:after="240" w:before="240" w:lineRule="auto"/>
-              <w:ind w:left="0" w:firstLine="0"/>
-              <w:rPr>
-                <w:sz w:val="20"/>
-                <w:szCs w:val="20"/>
-              </w:rPr>
-            </w:pPr>
-            <w:r>
-              <w:rPr>
-                <w:b w:val="1"/>
-                <w:bCs w:val="1"/>
-                <w:sz w:val="20"/>
-                <w:szCs w:val="20"/>
-                <w:rtl w:val="0"/>
-              </w:rPr>
-              <w:t xml:space="preserve">Frontend SPA (React 18 + Vite + React Router):</w:t>
-            </w:r>
-            <w:r>
-              <w:rPr>
-                <w:sz w:val="20"/>
-                <w:szCs w:val="20"/>
-                <w:rtl w:val="0"/>
-              </w:rPr>
-              <w:t xml:space="preserve"> Interfaz web modular con 8 vistas clave (Resumen, Comercial, Sponsors, Operativa, Usuarios y Soporte, Tutores, Contenido, Planes y Productos), con soporte de temas claro/oscuro, internacionalización (es/en) y visualización ligera de métricas y gráficos de conversión.</w:t>
-            </w:r>
-          </w:p>
-          <w:p>
-            <w:pPr>
-              <w:spacing w:after="240" w:before="240" w:lineRule="auto"/>
-              <w:ind w:left="0" w:firstLine="0"/>
-              <w:rPr>
-                <w:sz w:val="20"/>
-                <w:szCs w:val="20"/>
-              </w:rPr>
-            </w:pPr>
-            <w:r>
-              <w:rPr>
-                <w:b w:val="1"/>
-                <w:bCs w:val="1"/>
-                <w:sz w:val="20"/>
-                <w:szCs w:val="20"/>
-                <w:rtl w:val="0"/>
-              </w:rPr>
-              <w:t xml:space="preserve">Backend Administrativo (Node.js + Express):</w:t>
-            </w:r>
-            <w:r>
-              <w:rPr>
-                <w:sz w:val="20"/>
-                <w:szCs w:val="20"/>
-                <w:rtl w:val="0"/>
-              </w:rPr>
-              <w:t xml:space="preserve"> API REST estructurada bajo </w:t>
-            </w:r>
-            <w:r>
-              <w:rPr>
-                <w:rFonts w:ascii="Roboto Mono" w:cs="Roboto Mono" w:eastAsia="Roboto Mono" w:hAnsi="Roboto Mono"/>
-                <w:sz w:val="20"/>
-                <w:szCs w:val="20"/>
-                <w:rtl w:val="0"/>
-              </w:rPr>
-              <w:t xml:space="preserve">/api/v1</w:t>
-            </w:r>
-            <w:r>
-              <w:rPr>
-                <w:sz w:val="20"/>
-                <w:szCs w:val="20"/>
-                <w:rtl w:val="0"/>
-              </w:rPr>
-              <w:t xml:space="preserve"> con ~33 endpoints, estandarización de respuestas (</w:t>
-            </w:r>
-            <w:r>
-              <w:rPr>
-                <w:rFonts w:ascii="Roboto Mono" w:cs="Roboto Mono" w:eastAsia="Roboto Mono" w:hAnsi="Roboto Mono"/>
-                <w:sz w:val="20"/>
-                <w:szCs w:val="20"/>
-                <w:rtl w:val="0"/>
-              </w:rPr>
-              <w:t xml:space="preserve">{data, error, meta}</w:t>
-            </w:r>
-            <w:r>
-              <w:rPr>
-                <w:sz w:val="20"/>
-                <w:szCs w:val="20"/>
-                <w:rtl w:val="0"/>
-              </w:rPr>
-              <w:t xml:space="preserve">), agregación de métricas de negocio, integración con </w:t>
-            </w:r>
-            <w:r>
-              <w:rPr>
-                <w:sz w:val="20"/>
-                <w:szCs w:val="20"/>
-                <w:rtl w:val="0"/>
-              </w:rPr>
-              <w:t xml:space="preserve">Firebase Admin SDK / Firestore y sincronización de catálogo/precios con Stripe.</w:t>
-            </w:r>
-          </w:p>
-          <w:p>
-            <w:pPr>
-              <w:spacing w:after="240" w:before="240" w:lineRule="auto"/>
-              <w:ind w:left="0" w:firstLine="0"/>
-              <w:rPr>
-                <w:sz w:val="20"/>
-                <w:szCs w:val="20"/>
-              </w:rPr>
-            </w:pPr>
-            <w:r>
-              <w:rPr>
-                <w:b w:val="1"/>
-                <w:bCs w:val="1"/>
-                <w:sz w:val="20"/>
-                <w:szCs w:val="20"/>
-                <w:rtl w:val="0"/>
-              </w:rPr>
-              <w:t xml:space="preserve">Capa de Seguridad y Gobernanza:</w:t>
-            </w:r>
-            <w:r>
-              <w:rPr>
-                <w:sz w:val="20"/>
-                <w:szCs w:val="20"/>
-                <w:rtl w:val="0"/>
-              </w:rPr>
-              <w:t xml:space="preserve"> Autenticación con segundo factor (OTP/TOTP), control de acceso basado en roles (RBAC) y bitácoras de auditoría inmutables para monitoreo y control de contenedores y servicios.</w:t>
-            </w:r>
-          </w:p>
-          <w:p>
-            <w:pPr>
               <w:jc w:val="both"/>
               <w:rPr>
                 <w:i w:val="1"/>
@@ -2807,6 +2664,20 @@
                 <w:szCs w:val="20"/>
               </w:rPr>
             </w:pPr>
+            <w:r>
+              <w:rPr>
+                <w:rtl w:val="0"/>
+              </w:rPr>
+              <w:t xml:space="preserve">Un sitio web para el alumno con las mismas funcionalidades clave, más un generador de preguntas apoyado en IA para ampliar y mantener actualizado el banco de preguntas, y una landing page de presentación del producto.</w:t>
+            </w:r>
+            <w:r>
+              <w:rPr>
+                <w:sz w:val="20"/>
+                <w:szCs w:val="20"/>
+                <w:rtl w:val="0"/>
+              </w:rPr>
+              <w:t xml:space="preserve"> </w:t>
+            </w:r>
             <w:r>
               <w:rPr>
                 <w:rtl w:val="0"/>
@@ -2849,7 +2720,6 @@
           <w:p>
             <w:pPr>
               <w:spacing w:after="240" w:before="240" w:lineRule="auto"/>
-              <w:jc w:val="both"/>
               <w:rPr>
                 <w:sz w:val="20"/>
                 <w:szCs w:val="20"/>
@@ -2861,23 +2731,24 @@
                 <w:szCs w:val="20"/>
                 <w:rtl w:val="0"/>
               </w:rPr>
-              <w:t xml:space="preserve">El proyecto se alinea con el perfil de egreso del </w:t>
-            </w:r>
-            <w:r>
+              <w:t xml:space="preserve">El proyecto se alinea con el perfil de egreso del Ingeniero en Informática de Duoc UC, ya que exige la aplicación práctica de conocimientos multidisciplinares en el ciclo de vida del software:</w:t>
+            </w:r>
+          </w:p>
+          <w:p>
+            <w:pPr>
+              <w:spacing w:after="240" w:before="240" w:lineRule="auto"/>
               <w:rPr>
                 <w:sz w:val="20"/>
                 <w:szCs w:val="20"/>
-                <w:rtl w:val="0"/>
-              </w:rPr>
-              <w:t xml:space="preserve">Ingeniero en Informática de Duoc UC,</w:t>
-            </w:r>
+              </w:rPr>
+            </w:pPr>
             <w:r>
               <w:rPr>
                 <w:sz w:val="20"/>
                 <w:szCs w:val="20"/>
                 <w:rtl w:val="0"/>
               </w:rPr>
-              <w:t xml:space="preserve"> ya que exige la aplicación práctica de conocimientos multidisciplinares en el ciclo de vida del software:</w:t>
+              <w:t xml:space="preserve">Construcción de Soluciones Full Stack: se aplica en el desarrollo conjunto de las 4 aplicaciones (Flutter + React + Node.js).</w:t>
             </w:r>
           </w:p>
           <w:p>
@@ -2890,104 +2761,45 @@
             </w:pPr>
             <w:r>
               <w:rPr>
-                <w:b w:val="1"/>
-                <w:bCs w:val="1"/>
                 <w:sz w:val="20"/>
                 <w:szCs w:val="20"/>
                 <w:rtl w:val="0"/>
               </w:rPr>
-              <w:t xml:space="preserve">Construcción de Soluciones Full Stack:</w:t>
-            </w:r>
-            <w:r>
+              <w:t xml:space="preserve">Modelamiento y Persistencia de Datos: se aplica al estructurar el banco de preguntas PAES y los datos de progreso del alumno.</w:t>
+            </w:r>
+          </w:p>
+          <w:p>
+            <w:pPr>
+              <w:spacing w:after="240" w:before="240" w:lineRule="auto"/>
               <w:rPr>
                 <w:sz w:val="20"/>
                 <w:szCs w:val="20"/>
-                <w:rtl w:val="0"/>
-              </w:rPr>
-              <w:t xml:space="preserve"> cumple un rol clave al coordinar la comunicación entre la interfaz reactiva y los servicios del backend, cuidando que la arquitectura se mantenga desacoplada, escalable y fácil de mantener en el tiempo.</w:t>
-            </w:r>
-          </w:p>
-          <w:p>
-            <w:pPr>
-              <w:spacing w:after="240" w:before="240" w:lineRule="auto"/>
+              </w:rPr>
+            </w:pPr>
+            <w:r>
               <w:rPr>
                 <w:sz w:val="20"/>
                 <w:szCs w:val="20"/>
-              </w:rPr>
-            </w:pPr>
-            <w:r>
-              <w:rPr>
-                <w:b w:val="1"/>
-                <w:bCs w:val="1"/>
+                <w:rtl w:val="0"/>
+              </w:rPr>
+              <w:t xml:space="preserve">Seguridad y Control de Acceso: se aplica en la autenticación de alumnos y en la restricción de acceso a los módulos de generación/revisión de contenido.</w:t>
+            </w:r>
+          </w:p>
+          <w:p>
+            <w:pPr>
+              <w:spacing w:after="240" w:before="240" w:lineRule="auto"/>
+              <w:rPr>
                 <w:sz w:val="20"/>
                 <w:szCs w:val="20"/>
-                <w:rtl w:val="0"/>
-              </w:rPr>
-              <w:t xml:space="preserve">Modelamiento y Persistencia de Datos:</w:t>
-            </w:r>
+              </w:rPr>
+            </w:pPr>
             <w:r>
               <w:rPr>
                 <w:sz w:val="20"/>
                 <w:szCs w:val="20"/>
                 <w:rtl w:val="0"/>
               </w:rPr>
-              <w:t xml:space="preserve"> es indispensable para estructurar el almacenamiento NoSQL en Firestore, así como para ejecutar las importaciones masivas de esquemas JSON del banco de preguntas y procesar las consultas de agregación necesarias para las métricas financieras.</w:t>
-            </w:r>
-          </w:p>
-          <w:p>
-            <w:pPr>
-              <w:spacing w:after="240" w:before="240" w:lineRule="auto"/>
-              <w:rPr>
-                <w:sz w:val="20"/>
-                <w:szCs w:val="20"/>
-              </w:rPr>
-            </w:pPr>
-            <w:r>
-              <w:rPr>
-                <w:b w:val="1"/>
-                <w:bCs w:val="1"/>
-                <w:sz w:val="20"/>
-                <w:szCs w:val="20"/>
-                <w:rtl w:val="0"/>
-              </w:rPr>
-              <w:t xml:space="preserve">Seguridad y Control de Acceso:</w:t>
-            </w:r>
-            <w:r>
-              <w:rPr>
-                <w:sz w:val="20"/>
-                <w:szCs w:val="20"/>
-                <w:rtl w:val="0"/>
-              </w:rPr>
-              <w:t xml:space="preserve"> se vuelve necesaria para proteger la información sensible de los usuarios y los datos comerciales, a través de la implementación de RBAC, firmas JWT y un registro de auditoría que deje trazabilidad de cada acción.</w:t>
-            </w:r>
-          </w:p>
-          <w:p>
-            <w:pPr>
-              <w:spacing w:after="240" w:before="240" w:lineRule="auto"/>
-              <w:rPr>
-                <w:b w:val="1"/>
-                <w:bCs w:val="1"/>
-                <w:sz w:val="20"/>
-                <w:szCs w:val="20"/>
-              </w:rPr>
-            </w:pPr>
-            <w:r>
-              <w:rPr>
-                <w:b w:val="1"/>
-                <w:bCs w:val="1"/>
-                <w:sz w:val="20"/>
-                <w:szCs w:val="20"/>
-                <w:rtl w:val="0"/>
-              </w:rPr>
-              <w:t xml:space="preserve">Gestión Ágil y Calidad de Software:</w:t>
-            </w:r>
-            <w:r>
-              <w:rPr>
-                <w:sz w:val="20"/>
-                <w:szCs w:val="20"/>
-                <w:rtl w:val="0"/>
-              </w:rPr>
-              <w:t xml:space="preserve"> se apoya en marcos de trabajo de la industria como Scrum, permitiendo entregar valor de forma continua dentro de una planificación de 10 sprints.</w:t>
+              <w:t xml:space="preserve">Gestión Ágil y Calidad de Software: se apoya en marcos de trabajo de la industria como Scrum, permitiendo entregar valor de forma continua dentro de una planificación de 10 sprints. </w:t>
             </w:r>
             <w:r>
               <w:rPr>
@@ -3031,7 +2843,7 @@
           <w:p>
             <w:pPr>
               <w:spacing w:after="240" w:before="240" w:lineRule="auto"/>
-              <w:jc w:val="both"/>
+              <w:ind w:left="0" w:firstLine="0"/>
               <w:rPr>
                 <w:sz w:val="20"/>
                 <w:szCs w:val="20"/>
@@ -3045,11 +2857,6 @@
               </w:rPr>
               <w:t xml:space="preserve">Este proyecto conecta directamente con los intereses profesionales y formativos del equipo de trabajo, orientados al diseño y construcción de software integral, la gestión de datos aplicada a la toma de decisiones y el desarrollo de arquitecturas web seguras y escalables, competencias cada vez más demandadas en el entorno laboral actual. </w:t>
             </w:r>
-            <w:r>
-              <w:rPr>
-                <w:rtl w:val="0"/>
-              </w:rPr>
-            </w:r>
           </w:p>
           <w:p>
             <w:pPr>
@@ -3074,8 +2881,6 @@
               <w:spacing w:after="240" w:before="240" w:lineRule="auto"/>
               <w:ind w:left="0" w:firstLine="0"/>
               <w:rPr>
-                <w:b w:val="1"/>
-                <w:bCs w:val="1"/>
                 <w:sz w:val="20"/>
                 <w:szCs w:val="20"/>
               </w:rPr>
@@ -3086,8 +2891,18 @@
                 <w:szCs w:val="20"/>
                 <w:rtl w:val="0"/>
               </w:rPr>
-              <w:t xml:space="preserve">enfrentarse a una solución administrativa integral acerca al equipo a los estándares reales de la industria tecnológica, fortaleciendo el trabajo colaborativo, la capacidad de resolver problemas de negocio complejos y la incorporación de buenas prácticas de desarrollo, seguridad y despliegue en un contexto de software empresarial.</w:t>
-            </w:r>
+              <w:t xml:space="preserve">enfrentarse a un ecosistema de software real (móvil, web e IA aplicada) acerca al equipo a los estándares reales de la industria tecnológica, fortaleciendo el trabajo colaborativo, la capacidad de resolver problemas de negocio complejos y la incorporación de buenas prácticas de desarrollo, seguridad y despliegue en un contexto de software empresarial.</w:t>
+            </w:r>
+          </w:p>
+          <w:p>
+            <w:pPr>
+              <w:spacing w:after="240" w:before="240" w:lineRule="auto"/>
+              <w:ind w:left="0" w:firstLine="0"/>
+              <w:rPr>
+                <w:sz w:val="20"/>
+                <w:szCs w:val="20"/>
+              </w:rPr>
+            </w:pPr>
             <w:r>
               <w:rPr>
                 <w:rtl w:val="0"/>
@@ -3130,6 +2945,7 @@
           <w:p>
             <w:pPr>
               <w:spacing w:after="240" w:before="240" w:lineRule="auto"/>
+              <w:ind w:left="0" w:firstLine="0"/>
               <w:rPr>
                 <w:sz w:val="20"/>
                 <w:szCs w:val="20"/>
@@ -3141,7 +2957,7 @@
                 <w:szCs w:val="20"/>
                 <w:rtl w:val="0"/>
               </w:rPr>
-              <w:t xml:space="preserve">El desarrollo del proyecto es plenamente viable técnica, temporal y materialmente:</w:t>
+              <w:t xml:space="preserve">El desarrollo del proyecto es viable técnica, temporal y materialmente:</w:t>
             </w:r>
           </w:p>
           <w:p>
@@ -3159,21 +2975,16 @@
                 <w:szCs w:val="20"/>
                 <w:rtl w:val="0"/>
               </w:rPr>
-              <w:t xml:space="preserve">Tiempo y dedicación académica: La planificación está estructurada bajo el marco Scrum en 10 sprints semanales, distribuidos en el semestre académico con una carga de ~8 Story Points por desarrollador/sprint (1 desarrollador Frontend y 1 Backend), ajustándose a las horas lectivas y de trabajo autónomo de la asignatura.</w:t>
-            </w:r>
-          </w:p>
-          <w:p>
-            <w:pPr>
-              <w:numPr>
-                <w:ilvl w:val="0"/>
-                <w:numId w:val="3"/>
-              </w:numPr>
+              <w:t xml:space="preserve">La planificación está estructurada bajo el marco Scrum en 10 sprints semanales, distribuidos en el semestre académico con una carga de ~8 Story Points por desarrollador/sprint (1 desarrollador Frontend y 1 Backend), ajustándose a las horas lectivas y de trabajo autónomo de la asignatura.</w:t>
+            </w:r>
+          </w:p>
+          <w:p>
+            <w:pPr>
               <w:spacing w:after="240" w:before="240" w:lineRule="auto"/>
-              <w:ind w:left="720" w:hanging="360"/>
+              <w:ind w:left="0" w:firstLine="0"/>
               <w:rPr>
                 <w:sz w:val="20"/>
                 <w:szCs w:val="20"/>
-                <w:u w:val="none"/>
               </w:rPr>
             </w:pPr>
             <w:r>
@@ -3182,13 +2993,13 @@
                 <w:szCs w:val="20"/>
                 <w:rtl w:val="0"/>
               </w:rPr>
-              <w:t xml:space="preserve">Materiales y herramientas: Se cuenta con el hardware de cómputo adecuado y un stack tecnológico open-source / cloud con capas gratuitas y emuladores locales (Firebase Local Emulator Suite, Node.js, React, Git/GitHub), eliminando barreras de costo de licenciamiento.</w:t>
+              <w:t xml:space="preserve">Materiales y herramientas: Se cuenta con el hardware de cómputo adecuado y un stack tecnológico ya validado: Flutter/Dart, React 18 + Vite, Node.js + Express, Firebase (Auth/Firestore) y Stripe, todos con planes gratuitos o de prueba suficientes para el desarrollo académico.</w:t>
             </w:r>
           </w:p>
           <w:p>
             <w:pPr>
               <w:spacing w:after="240" w:before="240" w:lineRule="auto"/>
-              <w:ind w:left="720" w:firstLine="0"/>
+              <w:ind w:left="0" w:firstLine="0"/>
               <w:rPr>
                 <w:sz w:val="20"/>
                 <w:szCs w:val="20"/>
@@ -3202,16 +3013,11 @@
           </w:p>
           <w:p>
             <w:pPr>
-              <w:numPr>
-                <w:ilvl w:val="0"/>
-                <w:numId w:val="3"/>
-              </w:numPr>
               <w:spacing w:after="240" w:before="240" w:lineRule="auto"/>
-              <w:ind w:left="720" w:hanging="360"/>
+              <w:ind w:left="0" w:firstLine="0"/>
               <w:rPr>
                 <w:sz w:val="20"/>
                 <w:szCs w:val="20"/>
-                <w:u w:val="none"/>
               </w:rPr>
             </w:pPr>
             <w:r>
@@ -3220,6 +3026,8 @@
                 <w:szCs w:val="20"/>
                 <w:rtl w:val="0"/>
               </w:rPr>
+              <w:t xml:space="preserve">●</w:t>
+              <w:tab/>
               <w:t xml:space="preserve">Factores externos facilitadores:</w:t>
             </w:r>
           </w:p>
@@ -3238,24 +3046,25 @@
                 <w:szCs w:val="20"/>
                 <w:rtl w:val="0"/>
               </w:rPr>
-              <w:t xml:space="preserve">Disponibilidad de documentación de requerimientos clara y delimitada (especificaciones del backend, endpoints </w:t>
-            </w:r>
-            <w:r>
-              <w:rPr>
-                <w:rFonts w:ascii="Roboto Mono" w:cs="Roboto Mono" w:eastAsia="Roboto Mono" w:hAnsi="Roboto Mono"/>
+              <w:t xml:space="preserve">Disponibilidad de documentación de requerimientos clara y delimitada </w:t>
+            </w:r>
+          </w:p>
+          <w:p>
+            <w:pPr>
+              <w:spacing w:after="240" w:before="240" w:lineRule="auto"/>
+              <w:ind w:left="0" w:firstLine="0"/>
+              <w:rPr>
                 <w:sz w:val="20"/>
                 <w:szCs w:val="20"/>
-                <w:rtl w:val="0"/>
-              </w:rPr>
-              <w:t xml:space="preserve">/admin</w:t>
-            </w:r>
+              </w:rPr>
+            </w:pPr>
             <w:r>
               <w:rPr>
                 <w:sz w:val="20"/>
                 <w:szCs w:val="20"/>
                 <w:rtl w:val="0"/>
               </w:rPr>
-              <w:t xml:space="preserve"> y vistas definidas).</w:t>
+              <w:t xml:space="preserve">Soporte de emuladores locales para desarrollo y pruebas sin costo de infraestructura cloud.</w:t>
             </w:r>
           </w:p>
           <w:p>
@@ -3273,17 +3082,15 @@
                 <w:szCs w:val="20"/>
                 <w:rtl w:val="0"/>
               </w:rPr>
-              <w:t xml:space="preserve">Soporte de emuladores locales para desarrollo y pruebas sin costo de infraestructura cloud.</w:t>
-            </w:r>
-          </w:p>
-          <w:p>
-            <w:pPr>
-              <w:numPr>
-                <w:ilvl w:val="0"/>
-                <w:numId w:val="1"/>
-              </w:numPr>
-              <w:spacing w:after="0" w:afterAutospacing="0" w:before="240" w:lineRule="auto"/>
-              <w:ind w:left="720" w:hanging="360"/>
+              <w:t xml:space="preserve">●</w:t>
+              <w:tab/>
+              <w:t xml:space="preserve">Factores externos dificultadores y mitigaciones:</w:t>
+            </w:r>
+          </w:p>
+          <w:p>
+            <w:pPr>
+              <w:spacing w:after="240" w:before="240" w:lineRule="auto"/>
+              <w:ind w:left="0" w:firstLine="0"/>
               <w:rPr>
                 <w:sz w:val="20"/>
                 <w:szCs w:val="20"/>
@@ -3295,17 +3102,13 @@
                 <w:szCs w:val="20"/>
                 <w:rtl w:val="0"/>
               </w:rPr>
-              <w:t xml:space="preserve">Factores externos dificultadores y mitigaciones:</w:t>
-            </w:r>
-          </w:p>
-          <w:p>
-            <w:pPr>
-              <w:numPr>
-                <w:ilvl w:val="1"/>
-                <w:numId w:val="1"/>
-              </w:numPr>
-              <w:spacing w:after="0" w:afterAutospacing="0" w:before="0" w:beforeAutospacing="0" w:lineRule="auto"/>
-              <w:ind w:left="1440" w:hanging="360"/>
+              <w:t xml:space="preserve">Dificultad: Dependencia de datos emitidos por servicios externos o APIs de terceros (Stripe, servicio del alumno).</w:t>
+            </w:r>
+          </w:p>
+          <w:p>
+            <w:pPr>
+              <w:spacing w:after="240" w:before="240" w:lineRule="auto"/>
+              <w:ind w:left="0" w:firstLine="0"/>
               <w:rPr>
                 <w:sz w:val="20"/>
                 <w:szCs w:val="20"/>
@@ -3317,17 +3120,13 @@
                 <w:szCs w:val="20"/>
                 <w:rtl w:val="0"/>
               </w:rPr>
-              <w:t xml:space="preserve">Dificultad: Dependencia de datos emitidos por servicios externos o APIs de terceros (Stripe, servicio del alumno).</w:t>
-            </w:r>
-          </w:p>
-          <w:p>
-            <w:pPr>
-              <w:numPr>
-                <w:ilvl w:val="1"/>
-                <w:numId w:val="1"/>
-              </w:numPr>
-              <w:spacing w:after="0" w:afterAutospacing="0" w:before="0" w:beforeAutospacing="0" w:lineRule="auto"/>
-              <w:ind w:left="1440" w:hanging="360"/>
+              <w:t xml:space="preserve">Solución: Implementación temprana de emuladores locales, mocks de datos y contratos de interfaz claros en el backend para no bloquear el desarrollo del frontend.</w:t>
+            </w:r>
+          </w:p>
+          <w:p>
+            <w:pPr>
+              <w:spacing w:after="240" w:before="240" w:lineRule="auto"/>
+              <w:ind w:left="0" w:firstLine="0"/>
               <w:rPr>
                 <w:sz w:val="20"/>
                 <w:szCs w:val="20"/>
@@ -3339,17 +3138,13 @@
                 <w:szCs w:val="20"/>
                 <w:rtl w:val="0"/>
               </w:rPr>
-              <w:t xml:space="preserve">Solución: Implementación temprana de emuladores locales, mocks de datos y contratos de interfaz claros en el backend para no bloquear el desarrollo del frontend.</w:t>
-            </w:r>
-          </w:p>
-          <w:p>
-            <w:pPr>
-              <w:numPr>
-                <w:ilvl w:val="1"/>
-                <w:numId w:val="1"/>
-              </w:numPr>
-              <w:spacing w:after="0" w:afterAutospacing="0" w:before="0" w:beforeAutospacing="0" w:lineRule="auto"/>
-              <w:ind w:left="1440" w:hanging="360"/>
+              <w:t xml:space="preserve">Dificultad: Curva de aprendizaje del equipo con Flutter y con la integración de servicios de terceros (Stripe, Firebase Auth).</w:t>
+            </w:r>
+          </w:p>
+          <w:p>
+            <w:pPr>
+              <w:spacing w:after="240" w:before="240" w:lineRule="auto"/>
+              <w:ind w:left="0" w:firstLine="0"/>
               <w:rPr>
                 <w:sz w:val="20"/>
                 <w:szCs w:val="20"/>
@@ -3361,30 +3156,18 @@
                 <w:szCs w:val="20"/>
                 <w:rtl w:val="0"/>
               </w:rPr>
-              <w:t xml:space="preserve">Dificultad: Complejidad en la agregación de métricas en bases de datos NoSQL.</w:t>
-            </w:r>
-          </w:p>
-          <w:p>
-            <w:pPr>
-              <w:numPr>
-                <w:ilvl w:val="1"/>
-                <w:numId w:val="1"/>
-              </w:numPr>
-              <w:spacing w:after="240" w:before="0" w:beforeAutospacing="0" w:lineRule="auto"/>
-              <w:ind w:left="1440" w:hanging="360"/>
+              <w:t xml:space="preserve">Solución: Distribuir capacitación cruzada en las primeras 2 semanas (Sprint 1-2) y usar la documentación oficial y el sandbox/test mode de cada servicio antes de integrarlo en producción.</w:t>
+            </w:r>
+          </w:p>
+          <w:p>
+            <w:pPr>
+              <w:spacing w:after="240" w:before="240" w:lineRule="auto"/>
+              <w:ind w:left="0" w:firstLine="0"/>
               <w:rPr>
                 <w:sz w:val="20"/>
                 <w:szCs w:val="20"/>
               </w:rPr>
             </w:pPr>
-            <w:r>
-              <w:rPr>
-                <w:sz w:val="20"/>
-                <w:szCs w:val="20"/>
-                <w:rtl w:val="0"/>
-              </w:rPr>
-              <w:t xml:space="preserve">Solución: Diseño de estructuras pre-agregadas en Firestore y optimización de endpoints backend específicos para analítica comercial.</w:t>
-            </w:r>
             <w:r>
               <w:rPr>
                 <w:rtl w:val="0"/>
@@ -3514,7 +3297,7 @@
         <w:widowControl w:val="1"/>
         <w:numPr>
           <w:ilvl w:val="0"/>
-          <w:numId w:val="2"/>
+          <w:numId w:val="1"/>
         </w:numPr>
         <w:pBdr>
           <w:top w:space="0" w:sz="0" w:val="nil"/>
@@ -3785,7 +3568,7 @@
                 <w:szCs w:val="20"/>
                 <w:rtl w:val="0"/>
               </w:rPr>
-              <w:t xml:space="preserve">Desarrollar una plataforma web administrativa centralizada (consola SPA y API backend) para la gestión operativa, comercial, de contenidos y de seguridad del sistema Aprueba, permitiendo la administración autónoma de reglas de negocio y el monitoreo de indicadores clave. </w:t>
+              <w:t xml:space="preserve">Desarrollar una plataforma integral de preparación para la PAES compuesta por una app móvil, un sitio web para el alumno, un generador de preguntas asistido por IA y una landing page, aplicando el marco de trabajo ágil Scrum.</w:t>
             </w:r>
             <w:r>
               <w:rPr>
@@ -3840,7 +3623,7 @@
                 <w:szCs w:val="20"/>
                 <w:rtl w:val="0"/>
               </w:rPr>
-              <w:t xml:space="preserve">Diseñar la interfaz de usuario interactiva y responsiva de la consola administrativa (Single Page Application) utilizando React, incorporando soporte multi-idioma, modos visuales y componentes de visualización gráfica de métricas.</w:t>
+              <w:t xml:space="preserve">Diseñar las interfaces de usuario de la app móvil y el sitio web siguiendo el sistema de diseño de marca (colores, tipografía) definido en los wireframes.</w:t>
             </w:r>
           </w:p>
           <w:p>
@@ -3857,7 +3640,7 @@
                 <w:szCs w:val="20"/>
                 <w:rtl w:val="0"/>
               </w:rPr>
-              <w:t xml:space="preserve">Construir una API REST estructurada en Node.js y Express para exponer los servicios de administración, asegurando el formateo estandarizado de respuestas y el desacoplamiento con las aplicaciones clientes.</w:t>
+              <w:t xml:space="preserve">Implementar los módulos de autenticación, práctica de preguntas, gamificación y suscripción en la app móvil y el sitio web del alumno.</w:t>
             </w:r>
           </w:p>
           <w:p>
@@ -3874,7 +3657,7 @@
                 <w:szCs w:val="20"/>
                 <w:rtl w:val="0"/>
               </w:rPr>
-              <w:t xml:space="preserve">Implementar mecanismos de seguridad, autenticación multifactor (MFA/TOTP) y control de acceso basado en roles (RBAC) con registro inmutable de auditoría para operaciones críticas.</w:t>
+              <w:t xml:space="preserve">Gestionar el banco de preguntas de la PAES (~1.300 preguntas) y su flujo de generación y revisión mediante el módulo Generador de Preguntas.</w:t>
             </w:r>
           </w:p>
           <w:p>
@@ -3891,7 +3674,7 @@
                 <w:szCs w:val="20"/>
                 <w:rtl w:val="0"/>
               </w:rPr>
-              <w:t xml:space="preserve">Gestionar la persistencia e integración de datos no relacionales en Firestore para la agregación de métricas de negocio, administración de usuarios y procesamiento masivo de bancos de preguntas en formato JSON.</w:t>
+              <w:t xml:space="preserve">Integrar servicios de terceros (Firebase Auth, Firestore, Stripe) para autenticación, persistencia de datos y pagos de suscripción.</w:t>
             </w:r>
           </w:p>
           <w:p>
@@ -3908,7 +3691,7 @@
                 <w:szCs w:val="20"/>
                 <w:rtl w:val="0"/>
               </w:rPr>
-              <w:t xml:space="preserve">Integrar la pasarela de pagos Stripe para la sincronización automática del catálogo de productos, planes de suscripción y precios dinámicos desde la consola.</w:t>
+              <w:t xml:space="preserve">Aplicar el marco de trabajo ágil Scrum mediante 10 sprints iterativos e incrementales para asegurar la planificación, estimación, calidad y cumplimiento temporal del proyecto en equipo.</w:t>
             </w:r>
           </w:p>
           <w:p>
@@ -3919,14 +3702,6 @@
                 <w:szCs w:val="20"/>
               </w:rPr>
             </w:pPr>
-            <w:r>
-              <w:rPr>
-                <w:sz w:val="20"/>
-                <w:szCs w:val="20"/>
-                <w:rtl w:val="0"/>
-              </w:rPr>
-              <w:t xml:space="preserve">Aplicar el marco de trabajo ágil Scrum mediante 10 sprints iterativos e incrementales para asegurar la planificación, estimación, calidad y cumplimiento temporal del proyecto en equipo.</w:t>
-            </w:r>
             <w:r>
               <w:rPr>
                 <w:rtl w:val="0"/>
@@ -4283,17 +4058,19 @@
               <w:spacing w:after="240" w:before="240" w:lineRule="auto"/>
               <w:jc w:val="both"/>
               <w:rPr>
-                <w:sz w:val="18"/>
-                <w:szCs w:val="18"/>
-              </w:rPr>
-            </w:pPr>
-            <w:r>
-              <w:rPr>
-                <w:sz w:val="18"/>
-                <w:szCs w:val="18"/>
-                <w:rtl w:val="0"/>
-              </w:rPr>
-              <w:t xml:space="preserve">Para el desarrollo del proyecto Aprueba Administración se utilizará el marco de trabajo ágil Scrum, debido a su enfoque iterativo e incremental, el cual permite adaptarse a cambios en los requerimientos, asegurar entregas continuas de software funcional y mantener una comunicación constante entre los integrantes del equipo.</w:t>
+                <w:rFonts w:ascii="Arial" w:cs="Arial" w:eastAsia="Arial" w:hAnsi="Arial"/>
+                <w:sz w:val="18"/>
+                <w:szCs w:val="18"/>
+              </w:rPr>
+            </w:pPr>
+            <w:r>
+              <w:rPr>
+                <w:rFonts w:ascii="Arial" w:cs="Arial" w:eastAsia="Arial" w:hAnsi="Arial"/>
+                <w:sz w:val="18"/>
+                <w:szCs w:val="18"/>
+                <w:rtl w:val="0"/>
+              </w:rPr>
+              <w:t xml:space="preserve">Para el desarrollo del proyecto Aprueba APP se utilizará el marco de trabajo ágil Scrum, debido a su enfoque iterativo e incremental, el cual permite adaptarse a cambios en los requerimientos, asegurar entregas continuas de software funcional y mantener una comunicación constante entre los integrantes del equipo.</w:t>
             </w:r>
           </w:p>
           <w:p>
@@ -4301,12 +4078,14 @@
               <w:spacing w:after="240" w:before="240" w:lineRule="auto"/>
               <w:jc w:val="both"/>
               <w:rPr>
-                <w:sz w:val="18"/>
-                <w:szCs w:val="18"/>
-              </w:rPr>
-            </w:pPr>
-            <w:r>
-              <w:rPr>
+                <w:rFonts w:ascii="Arial" w:cs="Arial" w:eastAsia="Arial" w:hAnsi="Arial"/>
+                <w:sz w:val="18"/>
+                <w:szCs w:val="18"/>
+              </w:rPr>
+            </w:pPr>
+            <w:r>
+              <w:rPr>
+                <w:rFonts w:ascii="Arial" w:cs="Arial" w:eastAsia="Arial" w:hAnsi="Arial"/>
                 <w:sz w:val="18"/>
                 <w:szCs w:val="18"/>
                 <w:rtl w:val="0"/>
@@ -4316,19 +4095,28 @@
           </w:p>
           <w:p>
             <w:pPr>
-              <w:numPr>
-                <w:ilvl w:val="0"/>
-                <w:numId w:val="5"/>
-              </w:numPr>
-              <w:spacing w:after="0" w:afterAutospacing="0" w:before="240" w:lineRule="auto"/>
-              <w:ind w:left="720" w:hanging="360"/>
-              <w:rPr>
-                <w:sz w:val="18"/>
-                <w:szCs w:val="18"/>
-              </w:rPr>
-            </w:pPr>
-            <w:r>
-              <w:rPr>
+              <w:spacing w:after="0" w:before="240" w:lineRule="auto"/>
+              <w:ind w:left="1080" w:hanging="360"/>
+              <w:jc w:val="both"/>
+              <w:rPr>
+                <w:rFonts w:ascii="Arial" w:cs="Arial" w:eastAsia="Arial" w:hAnsi="Arial"/>
+                <w:sz w:val="18"/>
+                <w:szCs w:val="18"/>
+              </w:rPr>
+            </w:pPr>
+            <w:r>
+              <w:rPr>
+                <w:rFonts w:ascii="Arial" w:cs="Arial" w:eastAsia="Arial" w:hAnsi="Arial"/>
+                <w:sz w:val="18"/>
+                <w:szCs w:val="18"/>
+                <w:rtl w:val="0"/>
+              </w:rPr>
+              <w:t xml:space="preserve">●   </w:t>
+              <w:tab/>
+            </w:r>
+            <w:r>
+              <w:rPr>
+                <w:rFonts w:ascii="Arial" w:cs="Arial" w:eastAsia="Arial" w:hAnsi="Arial"/>
                 <w:b w:val="1"/>
                 <w:bCs w:val="1"/>
                 <w:sz w:val="18"/>
@@ -4339,6 +4127,7 @@
             </w:r>
             <w:r>
               <w:rPr>
+                <w:rFonts w:ascii="Arial" w:cs="Arial" w:eastAsia="Arial" w:hAnsi="Arial"/>
                 <w:sz w:val="18"/>
                 <w:szCs w:val="18"/>
                 <w:rtl w:val="0"/>
@@ -4348,19 +4137,30 @@
           </w:p>
           <w:p>
             <w:pPr>
-              <w:numPr>
-                <w:ilvl w:val="0"/>
-                <w:numId w:val="5"/>
-              </w:numPr>
-              <w:spacing w:after="0" w:afterAutospacing="0" w:before="0" w:beforeAutospacing="0" w:lineRule="auto"/>
-              <w:ind w:left="720" w:hanging="360"/>
-              <w:rPr>
-                <w:sz w:val="18"/>
-                <w:szCs w:val="18"/>
-              </w:rPr>
-            </w:pPr>
-            <w:r>
-              <w:rPr>
+              <w:spacing w:after="0" w:lineRule="auto"/>
+              <w:ind w:left="1080" w:hanging="360"/>
+              <w:jc w:val="both"/>
+              <w:rPr>
+                <w:rFonts w:ascii="Arial" w:cs="Arial" w:eastAsia="Arial" w:hAnsi="Arial"/>
+                <w:b w:val="1"/>
+                <w:bCs w:val="1"/>
+                <w:sz w:val="18"/>
+                <w:szCs w:val="18"/>
+              </w:rPr>
+            </w:pPr>
+            <w:r>
+              <w:rPr>
+                <w:rFonts w:ascii="Arial" w:cs="Arial" w:eastAsia="Arial" w:hAnsi="Arial"/>
+                <w:sz w:val="18"/>
+                <w:szCs w:val="18"/>
+                <w:rtl w:val="0"/>
+              </w:rPr>
+              <w:t xml:space="preserve">●   </w:t>
+              <w:tab/>
+            </w:r>
+            <w:r>
+              <w:rPr>
+                <w:rFonts w:ascii="Arial" w:cs="Arial" w:eastAsia="Arial" w:hAnsi="Arial"/>
                 <w:b w:val="1"/>
                 <w:bCs w:val="1"/>
                 <w:sz w:val="18"/>
@@ -4372,107 +4172,112 @@
           </w:p>
           <w:p>
             <w:pPr>
-              <w:numPr>
-                <w:ilvl w:val="1"/>
-                <w:numId w:val="5"/>
-              </w:numPr>
-              <w:spacing w:after="0" w:afterAutospacing="0" w:before="0" w:beforeAutospacing="0" w:lineRule="auto"/>
-              <w:ind w:left="1440" w:hanging="360"/>
-              <w:rPr>
-                <w:sz w:val="18"/>
-                <w:szCs w:val="18"/>
-              </w:rPr>
-            </w:pPr>
-            <w:r>
-              <w:rPr>
-                <w:sz w:val="18"/>
-                <w:szCs w:val="18"/>
-                <w:rtl w:val="0"/>
-              </w:rPr>
-              <w:t xml:space="preserve">Sprint Planning: Planificación semanal de tareas y estimación de esfuerzo.</w:t>
-            </w:r>
-          </w:p>
-          <w:p>
-            <w:pPr>
-              <w:numPr>
-                <w:ilvl w:val="1"/>
-                <w:numId w:val="5"/>
-              </w:numPr>
-              <w:spacing w:after="0" w:afterAutospacing="0" w:before="0" w:beforeAutospacing="0" w:lineRule="auto"/>
-              <w:ind w:left="1440" w:hanging="360"/>
-              <w:rPr>
-                <w:sz w:val="18"/>
-                <w:szCs w:val="18"/>
-              </w:rPr>
-            </w:pPr>
-            <w:r>
-              <w:rPr>
-                <w:sz w:val="18"/>
-                <w:szCs w:val="18"/>
-                <w:rtl w:val="0"/>
-              </w:rPr>
-              <w:t xml:space="preserve">Daily Stand-up: Sincronización breve para monitorear avances e identificar bloqueos.</w:t>
-            </w:r>
-          </w:p>
-          <w:p>
-            <w:pPr>
-              <w:numPr>
-                <w:ilvl w:val="1"/>
-                <w:numId w:val="5"/>
-              </w:numPr>
-              <w:spacing w:after="0" w:afterAutospacing="0" w:before="0" w:beforeAutospacing="0" w:lineRule="auto"/>
-              <w:ind w:left="1440" w:hanging="360"/>
-              <w:rPr>
-                <w:sz w:val="18"/>
-                <w:szCs w:val="18"/>
-              </w:rPr>
-            </w:pPr>
-            <w:r>
-              <w:rPr>
-                <w:sz w:val="18"/>
-                <w:szCs w:val="18"/>
-                <w:rtl w:val="0"/>
-              </w:rPr>
-              <w:t xml:space="preserve">Sprint Review: Demostración de las funcionalidades terminadas al cierre de cada sprint.</w:t>
-            </w:r>
-          </w:p>
-          <w:p>
-            <w:pPr>
-              <w:numPr>
-                <w:ilvl w:val="1"/>
-                <w:numId w:val="5"/>
-              </w:numPr>
-              <w:spacing w:after="0" w:afterAutospacing="0" w:before="0" w:beforeAutospacing="0" w:lineRule="auto"/>
-              <w:ind w:left="1440" w:hanging="360"/>
-              <w:rPr>
-                <w:sz w:val="18"/>
-                <w:szCs w:val="18"/>
-              </w:rPr>
-            </w:pPr>
-            <w:r>
-              <w:rPr>
-                <w:sz w:val="18"/>
-                <w:szCs w:val="18"/>
-                <w:rtl w:val="0"/>
-              </w:rPr>
-              <w:t xml:space="preserve">Sprint Retrospective: Análisis interno de mejoras en el proceso y dinámica del equipo.</w:t>
-            </w:r>
-          </w:p>
-          <w:p>
-            <w:pPr>
-              <w:numPr>
-                <w:ilvl w:val="0"/>
-                <w:numId w:val="5"/>
-              </w:numPr>
-              <w:spacing w:after="240" w:before="0" w:beforeAutospacing="0" w:lineRule="auto"/>
-              <w:ind w:left="720" w:hanging="360"/>
-              <w:rPr>
-                <w:sz w:val="18"/>
-                <w:szCs w:val="18"/>
-              </w:rPr>
-            </w:pPr>
-            <w:r>
-              <w:rPr>
+              <w:spacing w:after="0" w:lineRule="auto"/>
+              <w:ind w:left="1800" w:hanging="360"/>
+              <w:jc w:val="both"/>
+              <w:rPr>
+                <w:rFonts w:ascii="Arial" w:cs="Arial" w:eastAsia="Arial" w:hAnsi="Arial"/>
+                <w:sz w:val="18"/>
+                <w:szCs w:val="18"/>
+              </w:rPr>
+            </w:pPr>
+            <w:r>
+              <w:rPr>
+                <w:rFonts w:ascii="Arial" w:cs="Arial" w:eastAsia="Arial" w:hAnsi="Arial"/>
+                <w:sz w:val="18"/>
+                <w:szCs w:val="18"/>
+                <w:rtl w:val="0"/>
+              </w:rPr>
+              <w:t xml:space="preserve">○        Sprint Planning: Planificación semanal de tareas y estimación de esfuerzo.</w:t>
+            </w:r>
+          </w:p>
+          <w:p>
+            <w:pPr>
+              <w:spacing w:after="0" w:lineRule="auto"/>
+              <w:ind w:left="1800" w:hanging="360"/>
+              <w:jc w:val="both"/>
+              <w:rPr>
+                <w:rFonts w:ascii="Arial" w:cs="Arial" w:eastAsia="Arial" w:hAnsi="Arial"/>
+                <w:sz w:val="18"/>
+                <w:szCs w:val="18"/>
+              </w:rPr>
+            </w:pPr>
+            <w:r>
+              <w:rPr>
+                <w:rFonts w:ascii="Arial" w:cs="Arial" w:eastAsia="Arial" w:hAnsi="Arial"/>
+                <w:sz w:val="18"/>
+                <w:szCs w:val="18"/>
+                <w:rtl w:val="0"/>
+              </w:rPr>
+              <w:t xml:space="preserve">○        Daily Stand-up: Sincronización breve para monitorear avances e identificar bloqueos.</w:t>
+            </w:r>
+          </w:p>
+          <w:p>
+            <w:pPr>
+              <w:spacing w:after="0" w:lineRule="auto"/>
+              <w:ind w:left="1800" w:hanging="360"/>
+              <w:jc w:val="both"/>
+              <w:rPr>
+                <w:rFonts w:ascii="Arial" w:cs="Arial" w:eastAsia="Arial" w:hAnsi="Arial"/>
+                <w:sz w:val="18"/>
+                <w:szCs w:val="18"/>
+              </w:rPr>
+            </w:pPr>
+            <w:r>
+              <w:rPr>
+                <w:rFonts w:ascii="Arial" w:cs="Arial" w:eastAsia="Arial" w:hAnsi="Arial"/>
+                <w:sz w:val="18"/>
+                <w:szCs w:val="18"/>
+                <w:rtl w:val="0"/>
+              </w:rPr>
+              <w:t xml:space="preserve">○        Sprint Review: Demostración de las funcionalidades terminadas al cierre de cada sprint.</w:t>
+            </w:r>
+          </w:p>
+          <w:p>
+            <w:pPr>
+              <w:spacing w:after="0" w:lineRule="auto"/>
+              <w:ind w:left="1800" w:hanging="360"/>
+              <w:jc w:val="both"/>
+              <w:rPr>
+                <w:rFonts w:ascii="Arial" w:cs="Arial" w:eastAsia="Arial" w:hAnsi="Arial"/>
+                <w:sz w:val="18"/>
+                <w:szCs w:val="18"/>
+              </w:rPr>
+            </w:pPr>
+            <w:r>
+              <w:rPr>
+                <w:rFonts w:ascii="Arial" w:cs="Arial" w:eastAsia="Arial" w:hAnsi="Arial"/>
+                <w:sz w:val="18"/>
+                <w:szCs w:val="18"/>
+                <w:rtl w:val="0"/>
+              </w:rPr>
+              <w:t xml:space="preserve">○        Sprint Retrospective: Análisis interno de mejoras en el proceso y dinámica del equipo.</w:t>
+            </w:r>
+          </w:p>
+          <w:p>
+            <w:pPr>
+              <w:spacing w:after="240" w:lineRule="auto"/>
+              <w:ind w:left="1080" w:hanging="360"/>
+              <w:jc w:val="both"/>
+              <w:rPr>
+                <w:rFonts w:ascii="Arial" w:cs="Arial" w:eastAsia="Arial" w:hAnsi="Arial"/>
+                <w:sz w:val="18"/>
+                <w:szCs w:val="18"/>
+              </w:rPr>
+            </w:pPr>
+            <w:r>
+              <w:rPr>
+                <w:rFonts w:ascii="Arial" w:cs="Arial" w:eastAsia="Arial" w:hAnsi="Arial"/>
+                <w:sz w:val="18"/>
+                <w:szCs w:val="18"/>
+                <w:rtl w:val="0"/>
+              </w:rPr>
+              <w:t xml:space="preserve">●   </w:t>
+              <w:tab/>
+            </w:r>
+            <w:r>
+              <w:rPr>
+                <w:rFonts w:ascii="Arial" w:cs="Arial" w:eastAsia="Arial" w:hAnsi="Arial"/>
                 <w:b w:val="1"/>
                 <w:bCs w:val="1"/>
                 <w:sz w:val="18"/>
@@ -4483,43 +4288,12 @@
             </w:r>
             <w:r>
               <w:rPr>
-                <w:sz w:val="18"/>
-                <w:szCs w:val="18"/>
-                <w:rtl w:val="0"/>
-              </w:rPr>
-              <w:t xml:space="preserve"> Git/GitHub para control de versiones y flujo de ramas (</w:t>
-            </w:r>
-            <w:r>
-              <w:rPr>
-                <w:sz w:val="18"/>
-                <w:szCs w:val="18"/>
-                <w:rtl w:val="0"/>
-              </w:rPr>
-              <w:t xml:space="preserve">GitFlow</w:t>
-            </w:r>
-            <w:r>
-              <w:rPr>
-                <w:sz w:val="18"/>
-                <w:szCs w:val="18"/>
-                <w:rtl w:val="0"/>
-              </w:rPr>
-              <w:t xml:space="preserve">), </w:t>
-            </w:r>
-            <w:r>
-              <w:rPr>
-                <w:sz w:val="18"/>
-                <w:szCs w:val="18"/>
-                <w:rtl w:val="0"/>
-              </w:rPr>
-              <w:t xml:space="preserve">Jira</w:t>
-            </w:r>
-            <w:r>
-              <w:rPr>
-                <w:sz w:val="18"/>
-                <w:szCs w:val="18"/>
-                <w:rtl w:val="0"/>
-              </w:rPr>
-              <w:t xml:space="preserve">/Trello/GitHub Projects para la gestión del tablero Kanban/Scrum, y Firebase Local Emulator Suite para pruebas locales integradas.</w:t>
+                <w:rFonts w:ascii="Arial" w:cs="Arial" w:eastAsia="Arial" w:hAnsi="Arial"/>
+                <w:sz w:val="18"/>
+                <w:szCs w:val="18"/>
+                <w:rtl w:val="0"/>
+              </w:rPr>
+              <w:t xml:space="preserve"> Git/GitHub para control de versiones y flujo de ramas (GitFlow), Jira/Trello/GitHub Projects para la gestión del tablero Kanban/Scrum, y Figma para el diseño y validación de interfaces.</w:t>
             </w:r>
           </w:p>
           <w:p>
@@ -4527,14 +4301,16 @@
               <w:spacing w:after="240" w:before="240" w:lineRule="auto"/>
               <w:jc w:val="both"/>
               <w:rPr>
-                <w:b w:val="1"/>
-                <w:bCs w:val="1"/>
-                <w:sz w:val="18"/>
-                <w:szCs w:val="18"/>
-              </w:rPr>
-            </w:pPr>
-            <w:r>
-              <w:rPr>
+                <w:rFonts w:ascii="Arial" w:cs="Arial" w:eastAsia="Arial" w:hAnsi="Arial"/>
+                <w:b w:val="1"/>
+                <w:bCs w:val="1"/>
+                <w:sz w:val="18"/>
+                <w:szCs w:val="18"/>
+              </w:rPr>
+            </w:pPr>
+            <w:r>
+              <w:rPr>
+                <w:rFonts w:ascii="Arial" w:cs="Arial" w:eastAsia="Arial" w:hAnsi="Arial"/>
                 <w:b w:val="1"/>
                 <w:bCs w:val="1"/>
                 <w:sz w:val="18"/>
@@ -4543,18 +4319,26 @@
               </w:rPr>
               <w:t xml:space="preserve">Estructura del Equipo, Roles y Responsabilidades (3 Integrantes)</w:t>
             </w:r>
+            <w:r>
+              <w:rPr>
+                <w:rtl w:val="0"/>
+              </w:rPr>
+            </w:r>
           </w:p>
           <w:p>
             <w:pPr>
               <w:spacing w:after="240" w:before="240" w:lineRule="auto"/>
-              <w:jc w:val="both"/>
-              <w:rPr>
-                <w:sz w:val="18"/>
-                <w:szCs w:val="18"/>
-              </w:rPr>
-            </w:pPr>
-            <w:r>
-              <w:rPr>
+              <w:ind w:left="0" w:firstLine="0"/>
+              <w:jc w:val="both"/>
+              <w:rPr>
+                <w:rFonts w:ascii="Arial" w:cs="Arial" w:eastAsia="Arial" w:hAnsi="Arial"/>
+                <w:sz w:val="18"/>
+                <w:szCs w:val="18"/>
+              </w:rPr>
+            </w:pPr>
+            <w:r>
+              <w:rPr>
+                <w:rFonts w:ascii="Arial" w:cs="Arial" w:eastAsia="Arial" w:hAnsi="Arial"/>
                 <w:sz w:val="18"/>
                 <w:szCs w:val="18"/>
                 <w:rtl w:val="0"/>
@@ -4564,19 +4348,29 @@
           </w:p>
           <w:p>
             <w:pPr>
-              <w:numPr>
-                <w:ilvl w:val="0"/>
-                <w:numId w:val="4"/>
-              </w:numPr>
-              <w:spacing w:after="0" w:afterAutospacing="0" w:before="240" w:lineRule="auto"/>
-              <w:ind w:left="720" w:hanging="360"/>
-              <w:rPr>
-                <w:sz w:val="18"/>
-                <w:szCs w:val="18"/>
-              </w:rPr>
-            </w:pPr>
-            <w:r>
-              <w:rPr>
+              <w:spacing w:after="0" w:before="240" w:lineRule="auto"/>
+              <w:ind w:left="0" w:firstLine="0"/>
+              <w:rPr>
+                <w:rFonts w:ascii="Arial" w:cs="Arial" w:eastAsia="Arial" w:hAnsi="Arial"/>
+                <w:b w:val="1"/>
+                <w:bCs w:val="1"/>
+                <w:sz w:val="18"/>
+                <w:szCs w:val="18"/>
+              </w:rPr>
+            </w:pPr>
+            <w:r>
+              <w:rPr>
+                <w:rFonts w:ascii="Arial" w:cs="Arial" w:eastAsia="Arial" w:hAnsi="Arial"/>
+                <w:sz w:val="18"/>
+                <w:szCs w:val="18"/>
+                <w:rtl w:val="0"/>
+              </w:rPr>
+              <w:t xml:space="preserve">●   </w:t>
+              <w:tab/>
+            </w:r>
+            <w:r>
+              <w:rPr>
+                <w:rFonts w:ascii="Arial" w:cs="Arial" w:eastAsia="Arial" w:hAnsi="Arial"/>
                 <w:b w:val="1"/>
                 <w:bCs w:val="1"/>
                 <w:sz w:val="18"/>
@@ -4588,63 +4382,85 @@
           </w:p>
           <w:p>
             <w:pPr>
-              <w:numPr>
-                <w:ilvl w:val="1"/>
-                <w:numId w:val="4"/>
-              </w:numPr>
-              <w:spacing w:after="0" w:afterAutospacing="0" w:before="0" w:beforeAutospacing="0" w:lineRule="auto"/>
-              <w:ind w:left="1440" w:hanging="360"/>
-              <w:rPr>
-                <w:sz w:val="18"/>
-                <w:szCs w:val="18"/>
-              </w:rPr>
-            </w:pPr>
-            <w:r>
-              <w:rPr>
-                <w:sz w:val="18"/>
-                <w:szCs w:val="18"/>
-                <w:rtl w:val="0"/>
-              </w:rPr>
-              <w:t xml:space="preserve">Responsabilidades metodológicas: Priorizar el Product Backlog, validar los criterios de aceptación de las historias de usuario y asegurar la alineación de las entregas con los objetivos de negocio.</w:t>
-            </w:r>
-          </w:p>
-          <w:p>
-            <w:pPr>
-              <w:numPr>
-                <w:ilvl w:val="1"/>
-                <w:numId w:val="4"/>
-              </w:numPr>
-              <w:spacing w:after="0" w:afterAutospacing="0" w:before="0" w:beforeAutospacing="0" w:lineRule="auto"/>
-              <w:ind w:left="1440" w:hanging="360"/>
-              <w:rPr>
-                <w:sz w:val="18"/>
-                <w:szCs w:val="18"/>
-              </w:rPr>
-            </w:pPr>
-            <w:r>
-              <w:rPr>
-                <w:sz w:val="18"/>
-                <w:szCs w:val="18"/>
-                <w:rtl w:val="0"/>
-              </w:rPr>
-              <w:t xml:space="preserve">Responsabilidades técnicas: Diseñar e implementar las 8 vistas de la SPA en React 18 (Vite, React Router), maquetación de temas (claro/oscuro), internacionalización (es/en), renderizado de gráficos/KPIs y consumo de las APIs del backend.</w:t>
-            </w:r>
-          </w:p>
-          <w:p>
-            <w:pPr>
-              <w:numPr>
-                <w:ilvl w:val="0"/>
-                <w:numId w:val="4"/>
-              </w:numPr>
-              <w:spacing w:after="0" w:afterAutospacing="0" w:before="0" w:beforeAutospacing="0" w:lineRule="auto"/>
-              <w:ind w:left="720" w:hanging="360"/>
-              <w:rPr>
-                <w:sz w:val="18"/>
-                <w:szCs w:val="18"/>
-              </w:rPr>
-            </w:pPr>
-            <w:r>
-              <w:rPr>
+              <w:spacing w:after="0" w:lineRule="auto"/>
+              <w:ind w:left="0" w:firstLine="0"/>
+              <w:rPr>
+                <w:rFonts w:ascii="Arial" w:cs="Arial" w:eastAsia="Arial" w:hAnsi="Arial"/>
+                <w:sz w:val="18"/>
+                <w:szCs w:val="18"/>
+              </w:rPr>
+            </w:pPr>
+            <w:r>
+              <w:rPr>
+                <w:rFonts w:ascii="Arial" w:cs="Arial" w:eastAsia="Arial" w:hAnsi="Arial"/>
+                <w:sz w:val="18"/>
+                <w:szCs w:val="18"/>
+                <w:rtl w:val="0"/>
+              </w:rPr>
+              <w:t xml:space="preserve">  Responsabilidades metodológicas: Priorizar el Product Backlog, validar los criterios de aceptación de las historias de usuario y asegurar la alineación de las entregas con los objetivos de negocio.</w:t>
+            </w:r>
+          </w:p>
+          <w:p>
+            <w:pPr>
+              <w:spacing w:after="0" w:lineRule="auto"/>
+              <w:ind w:left="0" w:firstLine="0"/>
+              <w:rPr>
+                <w:rFonts w:ascii="Arial" w:cs="Arial" w:eastAsia="Arial" w:hAnsi="Arial"/>
+                <w:sz w:val="18"/>
+                <w:szCs w:val="18"/>
+              </w:rPr>
+            </w:pPr>
+            <w:r>
+              <w:rPr>
+                <w:rFonts w:ascii="Arial" w:cs="Arial" w:eastAsia="Arial" w:hAnsi="Arial"/>
+                <w:sz w:val="18"/>
+                <w:szCs w:val="18"/>
+                <w:rtl w:val="0"/>
+              </w:rPr>
+              <w:t xml:space="preserve"> Responsabilidades técnicas: Maquetación y desarrollo de las interfaces en Flutter (app móvil) y React (sitio web, generador de preguntas y landing page), aplicando el sistema de diseño de marca.</w:t>
+            </w:r>
+          </w:p>
+          <w:p>
+            <w:pPr>
+              <w:spacing w:after="0" w:lineRule="auto"/>
+              <w:ind w:left="0" w:firstLine="0"/>
+              <w:rPr>
+                <w:rFonts w:ascii="Arial" w:cs="Arial" w:eastAsia="Arial" w:hAnsi="Arial"/>
+                <w:sz w:val="18"/>
+                <w:szCs w:val="18"/>
+              </w:rPr>
+            </w:pPr>
+            <w:r>
+              <w:rPr>
+                <w:rtl w:val="0"/>
+              </w:rPr>
+            </w:r>
+          </w:p>
+          <w:p>
+            <w:pPr>
+              <w:spacing w:after="0" w:lineRule="auto"/>
+              <w:ind w:left="0" w:firstLine="0"/>
+              <w:rPr>
+                <w:rFonts w:ascii="Arial" w:cs="Arial" w:eastAsia="Arial" w:hAnsi="Arial"/>
+                <w:b w:val="1"/>
+                <w:bCs w:val="1"/>
+                <w:sz w:val="18"/>
+                <w:szCs w:val="18"/>
+              </w:rPr>
+            </w:pPr>
+            <w:r>
+              <w:rPr>
+                <w:rFonts w:ascii="Arial" w:cs="Arial" w:eastAsia="Arial" w:hAnsi="Arial"/>
+                <w:sz w:val="18"/>
+                <w:szCs w:val="18"/>
+                <w:rtl w:val="0"/>
+              </w:rPr>
+              <w:t xml:space="preserve">●   </w:t>
+              <w:tab/>
+            </w:r>
+            <w:r>
+              <w:rPr>
+                <w:rFonts w:ascii="Arial" w:cs="Arial" w:eastAsia="Arial" w:hAnsi="Arial"/>
                 <w:b w:val="1"/>
                 <w:bCs w:val="1"/>
                 <w:sz w:val="18"/>
@@ -4656,19 +4472,17 @@
           </w:p>
           <w:p>
             <w:pPr>
-              <w:numPr>
-                <w:ilvl w:val="1"/>
-                <w:numId w:val="4"/>
-              </w:numPr>
-              <w:spacing w:after="0" w:afterAutospacing="0" w:before="0" w:beforeAutospacing="0" w:lineRule="auto"/>
-              <w:ind w:left="1440" w:hanging="360"/>
-              <w:rPr>
-                <w:sz w:val="18"/>
-                <w:szCs w:val="18"/>
-              </w:rPr>
-            </w:pPr>
-            <w:r>
-              <w:rPr>
+              <w:spacing w:after="0" w:lineRule="auto"/>
+              <w:ind w:left="0" w:firstLine="0"/>
+              <w:rPr>
+                <w:rFonts w:ascii="Arial" w:cs="Arial" w:eastAsia="Arial" w:hAnsi="Arial"/>
+                <w:sz w:val="18"/>
+                <w:szCs w:val="18"/>
+              </w:rPr>
+            </w:pPr>
+            <w:r>
+              <w:rPr>
+                <w:rFonts w:ascii="Arial" w:cs="Arial" w:eastAsia="Arial" w:hAnsi="Arial"/>
                 <w:sz w:val="18"/>
                 <w:szCs w:val="18"/>
                 <w:rtl w:val="0"/>
@@ -4678,75 +4492,65 @@
           </w:p>
           <w:p>
             <w:pPr>
-              <w:numPr>
-                <w:ilvl w:val="1"/>
-                <w:numId w:val="4"/>
-              </w:numPr>
-              <w:spacing w:after="0" w:afterAutospacing="0" w:before="0" w:beforeAutospacing="0" w:lineRule="auto"/>
-              <w:ind w:left="1440" w:hanging="360"/>
-              <w:rPr>
-                <w:sz w:val="18"/>
-                <w:szCs w:val="18"/>
-              </w:rPr>
-            </w:pPr>
-            <w:r>
-              <w:rPr>
-                <w:sz w:val="18"/>
-                <w:szCs w:val="18"/>
-                <w:rtl w:val="0"/>
-              </w:rPr>
-              <w:t xml:space="preserve">Responsabilidades técnicas: Diseñar y construir la arquitectura de la API REST en Node.js + Express (</w:t>
-            </w:r>
-            <w:r>
-              <w:rPr>
-                <w:rFonts w:ascii="Roboto Mono" w:cs="Roboto Mono" w:eastAsia="Roboto Mono" w:hAnsi="Roboto Mono"/>
-                <w:sz w:val="18"/>
-                <w:szCs w:val="18"/>
-                <w:rtl w:val="0"/>
-              </w:rPr>
-              <w:t xml:space="preserve">/api/v1</w:t>
-            </w:r>
-            <w:r>
-              <w:rPr>
-                <w:sz w:val="18"/>
-                <w:szCs w:val="18"/>
-                <w:rtl w:val="0"/>
-              </w:rPr>
-              <w:t xml:space="preserve">), implementar los ~33 endpoints administrativos, estandarizar las respuestas (</w:t>
-            </w:r>
-            <w:r>
-              <w:rPr>
-                <w:rFonts w:ascii="Roboto Mono" w:cs="Roboto Mono" w:eastAsia="Roboto Mono" w:hAnsi="Roboto Mono"/>
-                <w:sz w:val="18"/>
-                <w:szCs w:val="18"/>
-                <w:rtl w:val="0"/>
-              </w:rPr>
-              <w:t xml:space="preserve">{data, error, meta}</w:t>
-            </w:r>
-            <w:r>
-              <w:rPr>
-                <w:sz w:val="18"/>
-                <w:szCs w:val="18"/>
-                <w:rtl w:val="0"/>
-              </w:rPr>
-              <w:t xml:space="preserve">) y gestionar la integración con la API de Stripe para catálogo y suscripciones.</w:t>
-            </w:r>
-          </w:p>
-          <w:p>
-            <w:pPr>
-              <w:numPr>
-                <w:ilvl w:val="0"/>
-                <w:numId w:val="4"/>
-              </w:numPr>
-              <w:spacing w:after="0" w:afterAutospacing="0" w:before="0" w:beforeAutospacing="0" w:lineRule="auto"/>
-              <w:ind w:left="720" w:hanging="360"/>
-              <w:rPr>
-                <w:sz w:val="18"/>
-                <w:szCs w:val="18"/>
-              </w:rPr>
-            </w:pPr>
-            <w:r>
-              <w:rPr>
+              <w:spacing w:after="0" w:lineRule="auto"/>
+              <w:ind w:left="0" w:firstLine="0"/>
+              <w:rPr>
+                <w:rFonts w:ascii="Arial" w:cs="Arial" w:eastAsia="Arial" w:hAnsi="Arial"/>
+                <w:sz w:val="18"/>
+                <w:szCs w:val="18"/>
+              </w:rPr>
+            </w:pPr>
+            <w:r>
+              <w:rPr>
+                <w:rFonts w:ascii="Arial" w:cs="Arial" w:eastAsia="Arial" w:hAnsi="Arial"/>
+                <w:sz w:val="18"/>
+                <w:szCs w:val="18"/>
+                <w:rtl w:val="0"/>
+              </w:rPr>
+              <w:t xml:space="preserve">Responsabilidades técnicas: Desarrollo de la API REST en Node.js/Express, definición de contratos de interfaz e integración con Stripe y Firebase Auth.</w:t>
+            </w:r>
+          </w:p>
+          <w:p>
+            <w:pPr>
+              <w:spacing w:after="0" w:lineRule="auto"/>
+              <w:ind w:left="0" w:firstLine="0"/>
+              <w:rPr>
+                <w:rFonts w:ascii="Arial" w:cs="Arial" w:eastAsia="Arial" w:hAnsi="Arial"/>
+                <w:sz w:val="18"/>
+                <w:szCs w:val="18"/>
+              </w:rPr>
+            </w:pPr>
+            <w:r>
+              <w:rPr>
+                <w:rtl w:val="0"/>
+              </w:rPr>
+            </w:r>
+          </w:p>
+          <w:p>
+            <w:pPr>
+              <w:spacing w:after="0" w:lineRule="auto"/>
+              <w:ind w:left="0" w:firstLine="0"/>
+              <w:rPr>
+                <w:rFonts w:ascii="Arial" w:cs="Arial" w:eastAsia="Arial" w:hAnsi="Arial"/>
+                <w:b w:val="1"/>
+                <w:bCs w:val="1"/>
+                <w:sz w:val="18"/>
+                <w:szCs w:val="18"/>
+              </w:rPr>
+            </w:pPr>
+            <w:r>
+              <w:rPr>
+                <w:rFonts w:ascii="Arial" w:cs="Arial" w:eastAsia="Arial" w:hAnsi="Arial"/>
+                <w:sz w:val="18"/>
+                <w:szCs w:val="18"/>
+                <w:rtl w:val="0"/>
+              </w:rPr>
+              <w:t xml:space="preserve">●   </w:t>
+              <w:tab/>
+            </w:r>
+            <w:r>
+              <w:rPr>
+                <w:rFonts w:ascii="Arial" w:cs="Arial" w:eastAsia="Arial" w:hAnsi="Arial"/>
                 <w:b w:val="1"/>
                 <w:bCs w:val="1"/>
                 <w:sz w:val="18"/>
@@ -4758,19 +4562,17 @@
           </w:p>
           <w:p>
             <w:pPr>
-              <w:numPr>
-                <w:ilvl w:val="1"/>
-                <w:numId w:val="4"/>
-              </w:numPr>
-              <w:spacing w:after="0" w:afterAutospacing="0" w:before="0" w:beforeAutospacing="0" w:lineRule="auto"/>
-              <w:ind w:left="1440" w:hanging="360"/>
-              <w:rPr>
-                <w:sz w:val="18"/>
-                <w:szCs w:val="18"/>
-              </w:rPr>
-            </w:pPr>
-            <w:r>
-              <w:rPr>
+              <w:spacing w:after="0" w:lineRule="auto"/>
+              <w:ind w:left="0" w:firstLine="0"/>
+              <w:rPr>
+                <w:rFonts w:ascii="Arial" w:cs="Arial" w:eastAsia="Arial" w:hAnsi="Arial"/>
+                <w:sz w:val="18"/>
+                <w:szCs w:val="18"/>
+              </w:rPr>
+            </w:pPr>
+            <w:r>
+              <w:rPr>
+                <w:rFonts w:ascii="Arial" w:cs="Arial" w:eastAsia="Arial" w:hAnsi="Arial"/>
                 <w:sz w:val="18"/>
                 <w:szCs w:val="18"/>
                 <w:rtl w:val="0"/>
@@ -4780,24 +4582,22 @@
           </w:p>
           <w:p>
             <w:pPr>
-              <w:numPr>
-                <w:ilvl w:val="1"/>
-                <w:numId w:val="4"/>
-              </w:numPr>
-              <w:spacing w:after="240" w:before="0" w:beforeAutospacing="0" w:lineRule="auto"/>
-              <w:ind w:left="1440" w:hanging="360"/>
-              <w:rPr>
-                <w:sz w:val="18"/>
-                <w:szCs w:val="18"/>
-              </w:rPr>
-            </w:pPr>
-            <w:r>
-              <w:rPr>
-                <w:sz w:val="18"/>
-                <w:szCs w:val="18"/>
-                <w:rtl w:val="0"/>
-              </w:rPr>
-              <w:t xml:space="preserve">Responsabilidades técnicas: Configurar Firebase Admin SDK y la base de datos Firestore, implementar la lógica de importación masiva de datos JSON (banco de preguntas), desarrollar el esquema de seguridad (RBAC, JWT, MFA/TOTP), diseñar la bitácora de auditoría inmutable y crear pruebas funcionales/unitarias de los endpoints.</w:t>
+              <w:spacing w:after="240" w:before="240" w:lineRule="auto"/>
+              <w:ind w:left="0" w:firstLine="0"/>
+              <w:rPr>
+                <w:rFonts w:ascii="Arial" w:cs="Arial" w:eastAsia="Arial" w:hAnsi="Arial"/>
+                <w:sz w:val="18"/>
+                <w:szCs w:val="18"/>
+              </w:rPr>
+            </w:pPr>
+            <w:r>
+              <w:rPr>
+                <w:rFonts w:ascii="Arial" w:cs="Arial" w:eastAsia="Arial" w:hAnsi="Arial"/>
+                <w:sz w:val="18"/>
+                <w:szCs w:val="18"/>
+                <w:rtl w:val="0"/>
+              </w:rPr>
+              <w:t xml:space="preserve">Responsabilidades técnicas: Modelado de datos del banco de preguntas y del progreso del alumno en Firestore, implementación de reglas de seguridad y control de acceso (JWT), y ejecución de pruebas de QA sobre cada incremento. </w:t>
             </w:r>
           </w:p>
         </w:tc>
@@ -5423,19 +5223,12 @@
               <w:rPr>
                 <w:rtl w:val="0"/>
               </w:rPr>
-              <w:t xml:space="preserve">Repositorio en GitHub con estructura base del Frontend (React + Vite) y Backend (Node.js + Express), configuración de emuladores locales (Firebase Emulator Suite) y flujo de ramas (</w:t>
-            </w:r>
-            <w:r>
-              <w:rPr>
-                <w:rtl w:val="0"/>
-              </w:rPr>
-              <w:t xml:space="preserve">GitFlow</w:t>
-            </w:r>
-            <w:r>
-              <w:rPr>
-                <w:rtl w:val="0"/>
-              </w:rPr>
-              <w:t xml:space="preserve">). </w:t>
+              <w:t xml:space="preserve">Repositorios en GitHub para los 4 módulos (app móvil, sitio web, generador de preguntas y landing page), con configuración de entornos de desarrollo (variables de entorno, dependencias, emuladores/simuladores) y flujo de ramas (GitFlow). </w:t>
+            </w:r>
+            <w:r>
+              <w:rPr>
+                <w:rtl w:val="0"/>
+              </w:rPr>
             </w:r>
           </w:p>
         </w:tc>
@@ -5478,7 +5271,7 @@
               <w:rPr>
                 <w:rtl w:val="0"/>
               </w:rPr>
-              <w:t xml:space="preserve">Demuestra el inicio formal del desarrollo, la estandarización del entorno de trabajo colaborativo y la arquitectura base del sistema. </w:t>
+              <w:t xml:space="preserve">Evidencia que el equipo dejó lista la base técnica del proyecto antes de comenzar el desarrollo de funcionalidades, permitiendo un trabajo colaborativo ordenado desde el inicio. </w:t>
             </w:r>
             <w:r>
               <w:rPr>
@@ -5806,7 +5599,7 @@
               <w:rPr>
                 <w:rtl w:val="0"/>
               </w:rPr>
-              <w:t xml:space="preserve">Prototipo Funcional de Autenticación y Módulos Base </w:t>
+              <w:t xml:space="preserve">Prototipo funcional de un módulo núcleo </w:t>
             </w:r>
             <w:r>
               <w:rPr>
@@ -5854,20 +5647,7 @@
               <w:rPr>
                 <w:rtl w:val="0"/>
               </w:rPr>
-              <w:t xml:space="preserve">Incremento de software funcional que incluye login administrativo con MFA/TOTP, validación de roles (RBAC) y las primeras vistas operativas de la SPA conectadas a endpoints de </w:t>
-            </w:r>
-            <w:r>
-              <w:rPr>
-                <w:rFonts w:ascii="Roboto Mono" w:cs="Roboto Mono" w:eastAsia="Roboto Mono" w:hAnsi="Roboto Mono"/>
-                <w:rtl w:val="0"/>
-              </w:rPr>
-              <w:t xml:space="preserve">/admin</w:t>
-            </w:r>
-            <w:r>
-              <w:rPr>
-                <w:rtl w:val="0"/>
-              </w:rPr>
-              <w:t xml:space="preserve">. </w:t>
+              <w:t xml:space="preserve">Build funcional del módulo de práctica de preguntas (Practice) desplegado en al menos la app móvil o el sitio web, con datos reales del banco de preguntas PAES. </w:t>
             </w:r>
             <w:r>
               <w:rPr>
@@ -5915,7 +5695,7 @@
               <w:rPr>
                 <w:rtl w:val="0"/>
               </w:rPr>
-              <w:t xml:space="preserve">Acredita la factibilidad técnica y la implementación temprana de los mecanismos críticos de seguridad y comunicación cliente-servidor. </w:t>
+              <w:t xml:space="preserve">Evidencia que el equipo pasó del diseño a código funcional, validando la arquitectura elegida antes de escalar al resto de los módulos. </w:t>
             </w:r>
             <w:r>
               <w:rPr>
@@ -6025,7 +5805,7 @@
               <w:rPr>
                 <w:rtl w:val="0"/>
               </w:rPr>
-              <w:t xml:space="preserve">Código Fuente Completo de la Plataforma (SPA + API) </w:t>
+              <w:t xml:space="preserve">Aplicaciones desplegadas (build final) </w:t>
             </w:r>
             <w:r>
               <w:rPr>
@@ -6073,32 +5853,7 @@
               <w:rPr>
                 <w:rtl w:val="0"/>
               </w:rPr>
-              <w:t xml:space="preserve">Repositorio con las 8 vistas de la SPA en React (temas, i18n, gráficos) y </w:t>
-            </w:r>
-            <w:r>
-              <w:rPr>
-                <w:rtl w:val="0"/>
-              </w:rPr>
-              <w:t xml:space="preserve">los ~33</w:t>
-            </w:r>
-            <w:r>
-              <w:rPr>
-                <w:rtl w:val="0"/>
-              </w:rPr>
-              <w:t xml:space="preserve"> endpoints administrativos en Node.js/Express con estándar </w:t>
-            </w:r>
-            <w:r>
-              <w:rPr>
-                <w:rFonts w:ascii="Roboto Mono" w:cs="Roboto Mono" w:eastAsia="Roboto Mono" w:hAnsi="Roboto Mono"/>
-                <w:rtl w:val="0"/>
-              </w:rPr>
-              <w:t xml:space="preserve">{data, error, meta}</w:t>
-            </w:r>
-            <w:r>
-              <w:rPr>
-                <w:rtl w:val="0"/>
-              </w:rPr>
-              <w:t xml:space="preserve">. </w:t>
+              <w:t xml:space="preserve">APK de la app móvil y builds de producción del sitio web, el generador de preguntas y la landing page, ejecutables o accesibles para revisión </w:t>
             </w:r>
             <w:r>
               <w:rPr>
@@ -6146,7 +5901,7 @@
               <w:rPr>
                 <w:rtl w:val="0"/>
               </w:rPr>
-              <w:t xml:space="preserve">Constituye el producto de software principal y constata la construcción íntegra de todos los componentes solicitados en el proyecto. </w:t>
+              <w:t xml:space="preserve">Demuestra el cumplimiento del objetivo general: una plataforma integral y funcional, no solo un prototipo. </w:t>
             </w:r>
             <w:r>
               <w:rPr>
@@ -6218,7 +5973,7 @@
               <w:rPr>
                 <w:rtl w:val="0"/>
               </w:rPr>
-              <w:t xml:space="preserve">Módulos de Integración Operativa, Datos y Pagos </w:t>
+              <w:t xml:space="preserve">Banco de preguntas PAES integrado </w:t>
             </w:r>
           </w:p>
         </w:tc>
@@ -6261,7 +6016,7 @@
               <w:rPr>
                 <w:rtl w:val="0"/>
               </w:rPr>
-              <w:t xml:space="preserve">Implementación funcional de la importación masiva de preguntas (JSON) en Firestore, sincronización de precios/planes con Stripe y módulo de monitoreo/reinicio de servicios. </w:t>
+              <w:t xml:space="preserve">Evidencia de las ~1.300 preguntas cargadas y disponibles tanto en el módulo Practice (app/web) como en el Generador de Preguntas. </w:t>
             </w:r>
             <w:r>
               <w:rPr>
@@ -6309,7 +6064,7 @@
               <w:rPr>
                 <w:rtl w:val="0"/>
               </w:rPr>
-              <w:t xml:space="preserve">Demuestra la interoperabilidad del sistema con servicios de terceros, la persistencia no relacional y la gobernanza operativa del negocio. </w:t>
+              <w:t xml:space="preserve">Sustenta la competencia de Modelamiento y Persistencia de Datos con un caso real y de volumen significativo. </w:t>
             </w:r>
             <w:r>
               <w:rPr>
@@ -6381,7 +6136,7 @@
               <w:rPr>
                 <w:rtl w:val="0"/>
               </w:rPr>
-              <w:t xml:space="preserve">Bitácora de Auditoría y Reporte de Pruebas </w:t>
+              <w:t xml:space="preserve">Documentación técnica final </w:t>
             </w:r>
           </w:p>
         </w:tc>
@@ -6424,7 +6179,7 @@
               <w:rPr>
                 <w:rtl w:val="0"/>
               </w:rPr>
-              <w:t xml:space="preserve">Registro persistente de logs de auditoría para acciones sensibles junto con el informe de ejecución de pruebas funcionales, de seguridad y de integración del sistema. </w:t>
+              <w:t xml:space="preserve">Informe con arquitectura del sistema, modelo de datos y decisiones de alcance (incluyendo por qué se descartó construir la Consola de Administración), más un manual de despliegue. </w:t>
             </w:r>
             <w:r>
               <w:rPr>
@@ -6472,7 +6227,7 @@
               <w:rPr>
                 <w:rtl w:val="0"/>
               </w:rPr>
-              <w:t xml:space="preserve">Garantiza la calidad técnica del software, la trazabilidad de acciones administrativas y el cumplimiento de los criterios de aceptación y Definition of Done (DoD). </w:t>
+              <w:t xml:space="preserve">Permite trazar y defender las decisiones técnicas y de alcance tomadas durante el proyecto. </w:t>
             </w:r>
             <w:r>
               <w:rPr>
@@ -6544,7 +6299,7 @@
               <w:rPr>
                 <w:rtl w:val="0"/>
               </w:rPr>
-              <w:t xml:space="preserve">Manual de Despliegue y Operación del Sistema </w:t>
+              <w:t xml:space="preserve">Presentación final y demo en vivo </w:t>
             </w:r>
           </w:p>
         </w:tc>
@@ -6587,7 +6342,7 @@
               <w:rPr>
                 <w:rtl w:val="0"/>
               </w:rPr>
-              <w:t xml:space="preserve">Documentación técnica con instrucciones de configuración, variables de entorno, ejecución de emuladores/servicios y guía de uso de la consola para los distintos roles administrativos. </w:t>
+              <w:t xml:space="preserve">Exposición del funcionamiento integrado de los 4 módulos ante el docente, incluyendo un recorrido end-to-end (registro → práctica → generación de preguntas). </w:t>
             </w:r>
             <w:r>
               <w:rPr>
@@ -6635,7 +6390,7 @@
               <w:rPr>
                 <w:rtl w:val="0"/>
               </w:rPr>
-              <w:t xml:space="preserve">Permite la transferencia del software, asegurando la mantenibilidad, escalabilidad y operación autónoma por parte del equipo de negocio. </w:t>
+              <w:t xml:space="preserve">Evidencia la integración real entre módulos y la capacidad del equipo de comunicar el trabajo realizado. </w:t>
             </w:r>
             <w:r>
               <w:rPr>
@@ -7306,209 +7061,241 @@
           <w:tblHeader w:val="0"/>
         </w:trPr>
         <w:tc>
-          <w:tcPr/>
-          <w:p>
-            <w:pPr>
-              <w:jc w:val="both"/>
-              <w:rPr>
-                <w:rFonts w:ascii="Calibri" w:cs="Calibri" w:eastAsia="Calibri" w:hAnsi="Calibri"/>
-                <w:sz w:val="18"/>
-                <w:szCs w:val="18"/>
-              </w:rPr>
-            </w:pPr>
-            <w:r>
-              <w:rPr>
-                <w:sz w:val="18"/>
-                <w:szCs w:val="18"/>
-                <w:rtl w:val="0"/>
-              </w:rPr>
-              <w:t xml:space="preserve">Seguridad, Autenticación y Control de Acceso </w:t>
-            </w:r>
-            <w:r>
-              <w:rPr>
-                <w:rtl w:val="0"/>
-              </w:rPr>
-            </w:r>
-          </w:p>
-        </w:tc>
-        <w:tc>
-          <w:tcPr/>
-          <w:p>
-            <w:pPr>
-              <w:jc w:val="both"/>
-              <w:rPr>
-                <w:rFonts w:ascii="Calibri" w:cs="Calibri" w:eastAsia="Calibri" w:hAnsi="Calibri"/>
-                <w:sz w:val="18"/>
-                <w:szCs w:val="18"/>
-              </w:rPr>
-            </w:pPr>
-            <w:r>
-              <w:rPr>
-                <w:sz w:val="18"/>
-                <w:szCs w:val="18"/>
-                <w:rtl w:val="0"/>
-              </w:rPr>
-              <w:t xml:space="preserve">Sprint 1 &amp; 2: Autenticación, MFA y RBAC </w:t>
-            </w:r>
-            <w:r>
-              <w:rPr>
-                <w:rtl w:val="0"/>
-              </w:rPr>
-            </w:r>
-          </w:p>
-        </w:tc>
-        <w:tc>
-          <w:tcPr/>
-          <w:p>
-            <w:pPr>
-              <w:jc w:val="both"/>
-              <w:rPr>
-                <w:rFonts w:ascii="Calibri" w:cs="Calibri" w:eastAsia="Calibri" w:hAnsi="Calibri"/>
-                <w:sz w:val="18"/>
-                <w:szCs w:val="18"/>
-              </w:rPr>
-            </w:pPr>
-            <w:r>
-              <w:rPr>
-                <w:sz w:val="18"/>
-                <w:szCs w:val="18"/>
-                <w:rtl w:val="0"/>
-              </w:rPr>
-              <w:t xml:space="preserve">Implementación del inicio de sesión con segundo factor (OTP/TOTP), generación y validación de tokens JWT con claims de rol y vista de Login en React. </w:t>
-            </w:r>
-            <w:r>
-              <w:rPr>
-                <w:rtl w:val="0"/>
-              </w:rPr>
-            </w:r>
-          </w:p>
-        </w:tc>
-        <w:tc>
-          <w:tcPr/>
-          <w:p>
-            <w:pPr>
-              <w:jc w:val="both"/>
-              <w:rPr>
-                <w:rFonts w:ascii="Calibri" w:cs="Calibri" w:eastAsia="Calibri" w:hAnsi="Calibri"/>
-                <w:sz w:val="18"/>
-                <w:szCs w:val="18"/>
-              </w:rPr>
-            </w:pPr>
-            <w:r>
-              <w:rPr>
-                <w:sz w:val="18"/>
-                <w:szCs w:val="18"/>
-                <w:rtl w:val="0"/>
-              </w:rPr>
-              <w:t xml:space="preserve">Node.js, Express, Firebase Auth / Firestore, React 18, </w:t>
-            </w:r>
-            <w:r>
-              <w:rPr>
-                <w:sz w:val="18"/>
-                <w:szCs w:val="18"/>
-                <w:rtl w:val="0"/>
-              </w:rPr>
-              <w:t xml:space="preserve">emulador</w:t>
-            </w:r>
-            <w:r>
-              <w:rPr>
-                <w:sz w:val="18"/>
-                <w:szCs w:val="18"/>
-                <w:rtl w:val="0"/>
-              </w:rPr>
-              <w:t xml:space="preserve"> local. </w:t>
-            </w:r>
-            <w:r>
-              <w:rPr>
-                <w:rtl w:val="0"/>
-              </w:rPr>
-            </w:r>
-          </w:p>
-        </w:tc>
-        <w:tc>
           <w:tcPr>
             <w:tcBorders>
-              <w:right w:color="ffffff" w:space="0" w:sz="4" w:val="single"/>
+              <w:top w:color="bfbfbf" w:space="0" w:sz="5" w:val="single"/>
+              <w:left w:color="bfbfbf" w:space="0" w:sz="5" w:val="single"/>
+              <w:bottom w:color="bfbfbf" w:space="0" w:sz="5" w:val="single"/>
+              <w:right w:color="bfbfbf" w:space="0" w:sz="5" w:val="single"/>
             </w:tcBorders>
-          </w:tcPr>
-          <w:p>
-            <w:pPr>
-              <w:jc w:val="both"/>
-              <w:rPr>
-                <w:rFonts w:ascii="Calibri" w:cs="Calibri" w:eastAsia="Calibri" w:hAnsi="Calibri"/>
-                <w:sz w:val="18"/>
-                <w:szCs w:val="18"/>
-              </w:rPr>
-            </w:pPr>
-            <w:r>
-              <w:rPr>
-                <w:sz w:val="18"/>
-                <w:szCs w:val="18"/>
-                <w:rtl w:val="0"/>
-              </w:rPr>
-              <w:t xml:space="preserve">2 semanas (Semanas 4 y 5) </w:t>
-            </w:r>
-            <w:r>
-              <w:rPr>
-                <w:rtl w:val="0"/>
-              </w:rPr>
+            <w:tcMar>
+              <w:top w:w="0.0" w:type="dxa"/>
+              <w:left w:w="100.0" w:type="dxa"/>
+              <w:bottom w:w="0.0" w:type="dxa"/>
+              <w:right w:w="100.0" w:type="dxa"/>
+            </w:tcMar>
+            <w:vAlign w:val="top"/>
+          </w:tcPr>
+          <w:p>
+            <w:pPr>
+              <w:jc w:val="both"/>
+              <w:rPr>
+                <w:sz w:val="18"/>
+                <w:szCs w:val="18"/>
+              </w:rPr>
+            </w:pPr>
+            <w:r>
+              <w:rPr>
+                <w:sz w:val="18"/>
+                <w:szCs w:val="18"/>
+                <w:rtl w:val="0"/>
+              </w:rPr>
+              <w:t xml:space="preserve">Arquitectura y Construcción Full Stack</w:t>
             </w:r>
           </w:p>
         </w:tc>
         <w:tc>
           <w:tcPr>
             <w:tcBorders>
-              <w:left w:color="ffffff" w:space="0" w:sz="4" w:val="single"/>
+              <w:top w:color="bfbfbf" w:space="0" w:sz="5" w:val="single"/>
+              <w:left w:color="000000" w:space="0" w:sz="0" w:val="nil"/>
+              <w:bottom w:color="bfbfbf" w:space="0" w:sz="5" w:val="single"/>
+              <w:right w:color="bfbfbf" w:space="0" w:sz="5" w:val="single"/>
+            </w:tcBorders>
+            <w:tcMar>
+              <w:top w:w="0.0" w:type="dxa"/>
+              <w:left w:w="100.0" w:type="dxa"/>
+              <w:bottom w:w="0.0" w:type="dxa"/>
+              <w:right w:w="100.0" w:type="dxa"/>
+            </w:tcMar>
+            <w:vAlign w:val="top"/>
+          </w:tcPr>
+          <w:p>
+            <w:pPr>
+              <w:jc w:val="both"/>
+              <w:rPr>
+                <w:sz w:val="18"/>
+                <w:szCs w:val="18"/>
+              </w:rPr>
+            </w:pPr>
+            <w:r>
+              <w:rPr>
+                <w:sz w:val="18"/>
+                <w:szCs w:val="18"/>
+                <w:rtl w:val="0"/>
+              </w:rPr>
+              <w:t xml:space="preserve">Diseño de arquitectura y setup de proyectos base</w:t>
+            </w:r>
+          </w:p>
+        </w:tc>
+        <w:tc>
+          <w:tcPr>
+            <w:tcBorders>
+              <w:top w:color="bfbfbf" w:space="0" w:sz="5" w:val="single"/>
+              <w:left w:color="000000" w:space="0" w:sz="0" w:val="nil"/>
+              <w:bottom w:color="bfbfbf" w:space="0" w:sz="5" w:val="single"/>
+              <w:right w:color="bfbfbf" w:space="0" w:sz="5" w:val="single"/>
+            </w:tcBorders>
+            <w:tcMar>
+              <w:top w:w="0.0" w:type="dxa"/>
+              <w:left w:w="100.0" w:type="dxa"/>
+              <w:bottom w:w="0.0" w:type="dxa"/>
+              <w:right w:w="100.0" w:type="dxa"/>
+            </w:tcMar>
+            <w:vAlign w:val="top"/>
+          </w:tcPr>
+          <w:p>
+            <w:pPr>
+              <w:jc w:val="both"/>
+              <w:rPr>
+                <w:sz w:val="18"/>
+                <w:szCs w:val="18"/>
+              </w:rPr>
+            </w:pPr>
+            <w:r>
+              <w:rPr>
+                <w:sz w:val="18"/>
+                <w:szCs w:val="18"/>
+                <w:rtl w:val="0"/>
+              </w:rPr>
+              <w:t xml:space="preserve">Definición de la arquitectura cliente-servidor, contratos de API, y creación de los 4 repositorios (app móvil, sitio web, generador, landing) con su configuración inicial.</w:t>
+            </w:r>
+          </w:p>
+        </w:tc>
+        <w:tc>
+          <w:tcPr>
+            <w:tcBorders>
+              <w:top w:color="bfbfbf" w:space="0" w:sz="5" w:val="single"/>
+              <w:left w:color="000000" w:space="0" w:sz="0" w:val="nil"/>
+              <w:bottom w:color="bfbfbf" w:space="0" w:sz="5" w:val="single"/>
+              <w:right w:color="bfbfbf" w:space="0" w:sz="5" w:val="single"/>
+            </w:tcBorders>
+            <w:tcMar>
+              <w:top w:w="0.0" w:type="dxa"/>
+              <w:left w:w="100.0" w:type="dxa"/>
+              <w:bottom w:w="0.0" w:type="dxa"/>
+              <w:right w:w="100.0" w:type="dxa"/>
+            </w:tcMar>
+            <w:vAlign w:val="top"/>
+          </w:tcPr>
+          <w:p>
+            <w:pPr>
+              <w:jc w:val="both"/>
+              <w:rPr>
+                <w:sz w:val="18"/>
+                <w:szCs w:val="18"/>
+              </w:rPr>
+            </w:pPr>
+            <w:r>
+              <w:rPr>
+                <w:sz w:val="18"/>
+                <w:szCs w:val="18"/>
+                <w:rtl w:val="0"/>
+              </w:rPr>
+              <w:t xml:space="preserve">GitHub, Flutter SDK, Node.js, Firebase console.</w:t>
+            </w:r>
+          </w:p>
+        </w:tc>
+        <w:tc>
+          <w:tcPr>
+            <w:tcBorders>
+              <w:top w:color="bfbfbf" w:space="0" w:sz="5" w:val="single"/>
+              <w:left w:color="000000" w:space="0" w:sz="0" w:val="nil"/>
+              <w:bottom w:color="bfbfbf" w:space="0" w:sz="5" w:val="single"/>
+              <w:right w:color="ffffff" w:space="0" w:sz="5" w:val="single"/>
+            </w:tcBorders>
+            <w:tcMar>
+              <w:top w:w="0.0" w:type="dxa"/>
+              <w:left w:w="100.0" w:type="dxa"/>
+              <w:bottom w:w="0.0" w:type="dxa"/>
+              <w:right w:w="100.0" w:type="dxa"/>
+            </w:tcMar>
+            <w:vAlign w:val="top"/>
+          </w:tcPr>
+          <w:p>
+            <w:pPr>
+              <w:jc w:val="both"/>
+              <w:rPr>
+                <w:sz w:val="18"/>
+                <w:szCs w:val="18"/>
+              </w:rPr>
+            </w:pPr>
+            <w:r>
+              <w:rPr>
+                <w:sz w:val="18"/>
+                <w:szCs w:val="18"/>
+                <w:rtl w:val="0"/>
+              </w:rPr>
+              <w:t xml:space="preserve">1 semana (Semana 4, Sprint 0 (cierre de preparación))</w:t>
+            </w:r>
+          </w:p>
+        </w:tc>
+        <w:tc>
+          <w:tcPr>
+            <w:tcBorders>
+              <w:top w:color="bfbfbf" w:space="0" w:sz="5" w:val="single"/>
+              <w:left w:color="000000" w:space="0" w:sz="0" w:val="nil"/>
+              <w:bottom w:color="bfbfbf" w:space="0" w:sz="5" w:val="single"/>
+              <w:right w:color="bfbfbf" w:space="0" w:sz="5" w:val="single"/>
             </w:tcBorders>
             <w:shd w:fill="d9d9d9" w:val="clear"/>
-          </w:tcPr>
-          <w:p>
-            <w:pPr>
-              <w:jc w:val="both"/>
-              <w:rPr>
-                <w:rFonts w:ascii="Calibri" w:cs="Calibri" w:eastAsia="Calibri" w:hAnsi="Calibri"/>
-                <w:sz w:val="18"/>
-                <w:szCs w:val="18"/>
-              </w:rPr>
-            </w:pPr>
-            <w:r>
-              <w:rPr>
-                <w:sz w:val="18"/>
-                <w:szCs w:val="18"/>
-                <w:rtl w:val="0"/>
-              </w:rPr>
-              <w:t xml:space="preserve">Integrante 2 (Backend) e Integrante 1 (Frontend) </w:t>
-            </w:r>
-            <w:r>
-              <w:rPr>
-                <w:rtl w:val="0"/>
-              </w:rPr>
-            </w:r>
-          </w:p>
-        </w:tc>
-        <w:tc>
-          <w:tcPr/>
-          <w:p>
-            <w:pPr>
-              <w:jc w:val="both"/>
-              <w:rPr>
-                <w:rFonts w:ascii="Calibri" w:cs="Calibri" w:eastAsia="Calibri" w:hAnsi="Calibri"/>
-                <w:sz w:val="18"/>
-                <w:szCs w:val="18"/>
-              </w:rPr>
-            </w:pPr>
-            <w:r>
-              <w:rPr>
-                <w:sz w:val="18"/>
-                <w:szCs w:val="18"/>
-                <w:rtl w:val="0"/>
-              </w:rPr>
-              <w:t xml:space="preserve">Dificultad: Manejo de sincronización del MFA; se mitiga usando emuladores y librerías TOTP estándar. </w:t>
-            </w:r>
-            <w:r>
-              <w:rPr>
-                <w:rtl w:val="0"/>
-              </w:rPr>
+            <w:tcMar>
+              <w:top w:w="0.0" w:type="dxa"/>
+              <w:left w:w="100.0" w:type="dxa"/>
+              <w:bottom w:w="0.0" w:type="dxa"/>
+              <w:right w:w="100.0" w:type="dxa"/>
+            </w:tcMar>
+            <w:vAlign w:val="top"/>
+          </w:tcPr>
+          <w:p>
+            <w:pPr>
+              <w:jc w:val="both"/>
+              <w:rPr>
+                <w:sz w:val="18"/>
+                <w:szCs w:val="18"/>
+              </w:rPr>
+            </w:pPr>
+            <w:r>
+              <w:rPr>
+                <w:sz w:val="18"/>
+                <w:szCs w:val="18"/>
+                <w:rtl w:val="0"/>
+              </w:rPr>
+              <w:t xml:space="preserve">Integrante 1 (PO/FE) e Integrante 2 (SM/BE)</w:t>
+            </w:r>
+          </w:p>
+        </w:tc>
+        <w:tc>
+          <w:tcPr>
+            <w:tcBorders>
+              <w:top w:color="bfbfbf" w:space="0" w:sz="5" w:val="single"/>
+              <w:left w:color="000000" w:space="0" w:sz="0" w:val="nil"/>
+              <w:bottom w:color="bfbfbf" w:space="0" w:sz="5" w:val="single"/>
+              <w:right w:color="bfbfbf" w:space="0" w:sz="5" w:val="single"/>
+            </w:tcBorders>
+            <w:tcMar>
+              <w:top w:w="0.0" w:type="dxa"/>
+              <w:left w:w="100.0" w:type="dxa"/>
+              <w:bottom w:w="0.0" w:type="dxa"/>
+              <w:right w:w="100.0" w:type="dxa"/>
+            </w:tcMar>
+            <w:vAlign w:val="top"/>
+          </w:tcPr>
+          <w:p>
+            <w:pPr>
+              <w:jc w:val="both"/>
+              <w:rPr>
+                <w:sz w:val="18"/>
+                <w:szCs w:val="18"/>
+              </w:rPr>
+            </w:pPr>
+            <w:r>
+              <w:rPr>
+                <w:sz w:val="18"/>
+                <w:szCs w:val="18"/>
+                <w:rtl w:val="0"/>
+              </w:rPr>
+              <w:t xml:space="preserve">Cierra la Fase 1 de Definición del proyecto (Sprint 0 de preparación).</w:t>
             </w:r>
           </w:p>
         </w:tc>
@@ -7519,225 +7306,241 @@
           <w:tblHeader w:val="0"/>
         </w:trPr>
         <w:tc>
-          <w:tcPr/>
-          <w:p>
-            <w:pPr>
-              <w:jc w:val="both"/>
-              <w:rPr>
-                <w:rFonts w:ascii="Calibri" w:cs="Calibri" w:eastAsia="Calibri" w:hAnsi="Calibri"/>
-                <w:sz w:val="18"/>
-                <w:szCs w:val="18"/>
-              </w:rPr>
-            </w:pPr>
-            <w:r>
-              <w:rPr>
-                <w:sz w:val="18"/>
-                <w:szCs w:val="18"/>
-                <w:rtl w:val="0"/>
-              </w:rPr>
-              <w:t xml:space="preserve">Construcción Full Stack y Analítica de Datos </w:t>
-            </w:r>
-            <w:r>
-              <w:rPr>
-                <w:rtl w:val="0"/>
-              </w:rPr>
-            </w:r>
-          </w:p>
-        </w:tc>
-        <w:tc>
-          <w:tcPr/>
-          <w:p>
-            <w:pPr>
-              <w:jc w:val="both"/>
-              <w:rPr>
-                <w:rFonts w:ascii="Calibri" w:cs="Calibri" w:eastAsia="Calibri" w:hAnsi="Calibri"/>
-                <w:sz w:val="18"/>
-                <w:szCs w:val="18"/>
-              </w:rPr>
-            </w:pPr>
-            <w:r>
-              <w:rPr>
-                <w:sz w:val="18"/>
-                <w:szCs w:val="18"/>
-                <w:rtl w:val="0"/>
-              </w:rPr>
-              <w:t xml:space="preserve">Sprint 3 &amp; 4: Módulos Resumen y Comercial (KPIs) </w:t>
-            </w:r>
-            <w:r>
-              <w:rPr>
-                <w:rtl w:val="0"/>
-              </w:rPr>
-            </w:r>
-          </w:p>
-        </w:tc>
-        <w:tc>
-          <w:tcPr/>
-          <w:p>
-            <w:pPr>
-              <w:jc w:val="both"/>
-              <w:rPr>
-                <w:rFonts w:ascii="Calibri" w:cs="Calibri" w:eastAsia="Calibri" w:hAnsi="Calibri"/>
-                <w:sz w:val="18"/>
-                <w:szCs w:val="18"/>
-              </w:rPr>
-            </w:pPr>
-            <w:r>
-              <w:rPr>
-                <w:sz w:val="18"/>
-                <w:szCs w:val="18"/>
-                <w:rtl w:val="0"/>
-              </w:rPr>
-              <w:t xml:space="preserve">Construcción de endpoints para agregación de métricas (</w:t>
-            </w:r>
-            <w:r>
-              <w:rPr>
-                <w:sz w:val="18"/>
-                <w:szCs w:val="18"/>
-                <w:rtl w:val="0"/>
-              </w:rPr>
-              <w:t xml:space="preserve">MRR</w:t>
-            </w:r>
-            <w:r>
-              <w:rPr>
-                <w:sz w:val="18"/>
-                <w:szCs w:val="18"/>
-                <w:rtl w:val="0"/>
-              </w:rPr>
-              <w:t xml:space="preserve">, MAU, conversión), exportación a CSV y maquetación de vistas con gráficos ligeros en SPA. </w:t>
-            </w:r>
-            <w:r>
-              <w:rPr>
-                <w:rtl w:val="0"/>
-              </w:rPr>
-            </w:r>
-          </w:p>
-        </w:tc>
-        <w:tc>
-          <w:tcPr/>
-          <w:p>
-            <w:pPr>
-              <w:jc w:val="both"/>
-              <w:rPr>
-                <w:rFonts w:ascii="Calibri" w:cs="Calibri" w:eastAsia="Calibri" w:hAnsi="Calibri"/>
-                <w:sz w:val="18"/>
-                <w:szCs w:val="18"/>
-              </w:rPr>
-            </w:pPr>
-            <w:r>
-              <w:rPr>
-                <w:sz w:val="18"/>
-                <w:szCs w:val="18"/>
-                <w:rtl w:val="0"/>
-              </w:rPr>
-              <w:t xml:space="preserve">Node.js, Express, Firestore, React 18, bibliotecas de gráficos SVG. </w:t>
-            </w:r>
-            <w:r>
-              <w:rPr>
-                <w:rtl w:val="0"/>
-              </w:rPr>
-            </w:r>
-          </w:p>
-        </w:tc>
-        <w:tc>
           <w:tcPr>
             <w:tcBorders>
-              <w:right w:color="ffffff" w:space="0" w:sz="4" w:val="single"/>
+              <w:top w:color="bfbfbf" w:space="0" w:sz="5" w:val="single"/>
+              <w:left w:color="bfbfbf" w:space="0" w:sz="5" w:val="single"/>
+              <w:bottom w:color="bfbfbf" w:space="0" w:sz="5" w:val="single"/>
+              <w:right w:color="bfbfbf" w:space="0" w:sz="5" w:val="single"/>
             </w:tcBorders>
-          </w:tcPr>
-          <w:p>
-            <w:pPr>
-              <w:jc w:val="both"/>
-              <w:rPr>
-                <w:rFonts w:ascii="Calibri" w:cs="Calibri" w:eastAsia="Calibri" w:hAnsi="Calibri"/>
-                <w:sz w:val="18"/>
-                <w:szCs w:val="18"/>
-              </w:rPr>
-            </w:pPr>
-            <w:r>
-              <w:rPr>
-                <w:sz w:val="18"/>
-                <w:szCs w:val="18"/>
-                <w:rtl w:val="0"/>
-              </w:rPr>
-              <w:t xml:space="preserve">2 semanas (Semanas 6 y 7) </w:t>
-            </w:r>
-            <w:r>
-              <w:rPr>
-                <w:rtl w:val="0"/>
-              </w:rPr>
+            <w:tcMar>
+              <w:top w:w="0.0" w:type="dxa"/>
+              <w:left w:w="100.0" w:type="dxa"/>
+              <w:bottom w:w="0.0" w:type="dxa"/>
+              <w:right w:w="100.0" w:type="dxa"/>
+            </w:tcMar>
+            <w:vAlign w:val="top"/>
+          </w:tcPr>
+          <w:p>
+            <w:pPr>
+              <w:jc w:val="both"/>
+              <w:rPr>
+                <w:sz w:val="18"/>
+                <w:szCs w:val="18"/>
+              </w:rPr>
+            </w:pPr>
+            <w:r>
+              <w:rPr>
+                <w:sz w:val="18"/>
+                <w:szCs w:val="18"/>
+                <w:rtl w:val="0"/>
+              </w:rPr>
+              <w:t xml:space="preserve">Construcción de Soluciones Full Stack</w:t>
             </w:r>
           </w:p>
         </w:tc>
         <w:tc>
           <w:tcPr>
             <w:tcBorders>
-              <w:left w:color="ffffff" w:space="0" w:sz="4" w:val="single"/>
+              <w:top w:color="bfbfbf" w:space="0" w:sz="5" w:val="single"/>
+              <w:left w:color="000000" w:space="0" w:sz="0" w:val="nil"/>
+              <w:bottom w:color="bfbfbf" w:space="0" w:sz="5" w:val="single"/>
+              <w:right w:color="bfbfbf" w:space="0" w:sz="5" w:val="single"/>
+            </w:tcBorders>
+            <w:tcMar>
+              <w:top w:w="0.0" w:type="dxa"/>
+              <w:left w:w="100.0" w:type="dxa"/>
+              <w:bottom w:w="0.0" w:type="dxa"/>
+              <w:right w:w="100.0" w:type="dxa"/>
+            </w:tcMar>
+            <w:vAlign w:val="top"/>
+          </w:tcPr>
+          <w:p>
+            <w:pPr>
+              <w:jc w:val="both"/>
+              <w:rPr>
+                <w:sz w:val="18"/>
+                <w:szCs w:val="18"/>
+              </w:rPr>
+            </w:pPr>
+            <w:r>
+              <w:rPr>
+                <w:sz w:val="18"/>
+                <w:szCs w:val="18"/>
+                <w:rtl w:val="0"/>
+              </w:rPr>
+              <w:t xml:space="preserve">Desarrollo del núcleo: autenticación y práctica de preguntas</w:t>
+            </w:r>
+          </w:p>
+        </w:tc>
+        <w:tc>
+          <w:tcPr>
+            <w:tcBorders>
+              <w:top w:color="bfbfbf" w:space="0" w:sz="5" w:val="single"/>
+              <w:left w:color="000000" w:space="0" w:sz="0" w:val="nil"/>
+              <w:bottom w:color="bfbfbf" w:space="0" w:sz="5" w:val="single"/>
+              <w:right w:color="bfbfbf" w:space="0" w:sz="5" w:val="single"/>
+            </w:tcBorders>
+            <w:tcMar>
+              <w:top w:w="0.0" w:type="dxa"/>
+              <w:left w:w="100.0" w:type="dxa"/>
+              <w:bottom w:w="0.0" w:type="dxa"/>
+              <w:right w:w="100.0" w:type="dxa"/>
+            </w:tcMar>
+            <w:vAlign w:val="top"/>
+          </w:tcPr>
+          <w:p>
+            <w:pPr>
+              <w:jc w:val="both"/>
+              <w:rPr>
+                <w:sz w:val="18"/>
+                <w:szCs w:val="18"/>
+              </w:rPr>
+            </w:pPr>
+            <w:r>
+              <w:rPr>
+                <w:sz w:val="18"/>
+                <w:szCs w:val="18"/>
+                <w:rtl w:val="0"/>
+              </w:rPr>
+              <w:t xml:space="preserve">Implementación de los módulos de autenticación (Firebase Auth) y de práctica de preguntas (Practice) en la app móvil y el sitio web del alumno.</w:t>
+            </w:r>
+          </w:p>
+        </w:tc>
+        <w:tc>
+          <w:tcPr>
+            <w:tcBorders>
+              <w:top w:color="bfbfbf" w:space="0" w:sz="5" w:val="single"/>
+              <w:left w:color="000000" w:space="0" w:sz="0" w:val="nil"/>
+              <w:bottom w:color="bfbfbf" w:space="0" w:sz="5" w:val="single"/>
+              <w:right w:color="bfbfbf" w:space="0" w:sz="5" w:val="single"/>
+            </w:tcBorders>
+            <w:tcMar>
+              <w:top w:w="0.0" w:type="dxa"/>
+              <w:left w:w="100.0" w:type="dxa"/>
+              <w:bottom w:w="0.0" w:type="dxa"/>
+              <w:right w:w="100.0" w:type="dxa"/>
+            </w:tcMar>
+            <w:vAlign w:val="top"/>
+          </w:tcPr>
+          <w:p>
+            <w:pPr>
+              <w:jc w:val="both"/>
+              <w:rPr>
+                <w:sz w:val="18"/>
+                <w:szCs w:val="18"/>
+              </w:rPr>
+            </w:pPr>
+            <w:r>
+              <w:rPr>
+                <w:sz w:val="18"/>
+                <w:szCs w:val="18"/>
+                <w:rtl w:val="0"/>
+              </w:rPr>
+              <w:t xml:space="preserve">Flutter, React, Firebase Auth, banco de preguntas PAES (JSON).</w:t>
+            </w:r>
+          </w:p>
+        </w:tc>
+        <w:tc>
+          <w:tcPr>
+            <w:tcBorders>
+              <w:top w:color="bfbfbf" w:space="0" w:sz="5" w:val="single"/>
+              <w:left w:color="000000" w:space="0" w:sz="0" w:val="nil"/>
+              <w:bottom w:color="bfbfbf" w:space="0" w:sz="5" w:val="single"/>
+              <w:right w:color="ffffff" w:space="0" w:sz="5" w:val="single"/>
+            </w:tcBorders>
+            <w:tcMar>
+              <w:top w:w="0.0" w:type="dxa"/>
+              <w:left w:w="100.0" w:type="dxa"/>
+              <w:bottom w:w="0.0" w:type="dxa"/>
+              <w:right w:w="100.0" w:type="dxa"/>
+            </w:tcMar>
+            <w:vAlign w:val="top"/>
+          </w:tcPr>
+          <w:p>
+            <w:pPr>
+              <w:jc w:val="both"/>
+              <w:rPr>
+                <w:sz w:val="18"/>
+                <w:szCs w:val="18"/>
+              </w:rPr>
+            </w:pPr>
+            <w:r>
+              <w:rPr>
+                <w:sz w:val="18"/>
+                <w:szCs w:val="18"/>
+                <w:rtl w:val="0"/>
+              </w:rPr>
+              <w:t xml:space="preserve">4 semanas (Semanas 5 a 8, Sprints 1 a 4)</w:t>
+            </w:r>
+          </w:p>
+        </w:tc>
+        <w:tc>
+          <w:tcPr>
+            <w:tcBorders>
+              <w:top w:color="bfbfbf" w:space="0" w:sz="5" w:val="single"/>
+              <w:left w:color="000000" w:space="0" w:sz="0" w:val="nil"/>
+              <w:bottom w:color="bfbfbf" w:space="0" w:sz="5" w:val="single"/>
+              <w:right w:color="bfbfbf" w:space="0" w:sz="5" w:val="single"/>
             </w:tcBorders>
             <w:shd w:fill="d9d9d9" w:val="clear"/>
-          </w:tcPr>
-          <w:p>
-            <w:pPr>
-              <w:jc w:val="both"/>
-              <w:rPr>
-                <w:rFonts w:ascii="Calibri" w:cs="Calibri" w:eastAsia="Calibri" w:hAnsi="Calibri"/>
-                <w:sz w:val="18"/>
-                <w:szCs w:val="18"/>
-              </w:rPr>
-            </w:pPr>
-            <w:r>
-              <w:rPr>
-                <w:sz w:val="18"/>
-                <w:szCs w:val="18"/>
-                <w:rtl w:val="0"/>
-              </w:rPr>
-              <w:t xml:space="preserve">Integrante 1 (Frontend) e Integrante 3 (Backend/QA) </w:t>
-            </w:r>
-            <w:r>
-              <w:rPr>
-                <w:rtl w:val="0"/>
-              </w:rPr>
-            </w:r>
-          </w:p>
-        </w:tc>
-        <w:tc>
-          <w:tcPr/>
-          <w:p>
-            <w:pPr>
-              <w:jc w:val="both"/>
-              <w:rPr>
-                <w:rFonts w:ascii="Calibri" w:cs="Calibri" w:eastAsia="Calibri" w:hAnsi="Calibri"/>
-                <w:sz w:val="18"/>
-                <w:szCs w:val="18"/>
-              </w:rPr>
-            </w:pPr>
-            <w:r>
-              <w:rPr>
-                <w:sz w:val="18"/>
-                <w:szCs w:val="18"/>
-                <w:rtl w:val="0"/>
-              </w:rPr>
-              <w:t xml:space="preserve">Dificultad: Consultas de agregación en NoSQL; se mitiga </w:t>
-            </w:r>
-            <w:r>
-              <w:rPr>
-                <w:sz w:val="18"/>
-                <w:szCs w:val="18"/>
-                <w:rtl w:val="0"/>
-              </w:rPr>
-              <w:t xml:space="preserve">precalculando</w:t>
-            </w:r>
-            <w:r>
-              <w:rPr>
-                <w:sz w:val="18"/>
-                <w:szCs w:val="18"/>
-                <w:rtl w:val="0"/>
-              </w:rPr>
-              <w:t xml:space="preserve"> métricas clave. </w:t>
-            </w:r>
-            <w:r>
-              <w:rPr>
-                <w:rtl w:val="0"/>
-              </w:rPr>
+            <w:tcMar>
+              <w:top w:w="0.0" w:type="dxa"/>
+              <w:left w:w="100.0" w:type="dxa"/>
+              <w:bottom w:w="0.0" w:type="dxa"/>
+              <w:right w:w="100.0" w:type="dxa"/>
+            </w:tcMar>
+            <w:vAlign w:val="top"/>
+          </w:tcPr>
+          <w:p>
+            <w:pPr>
+              <w:jc w:val="both"/>
+              <w:rPr>
+                <w:sz w:val="18"/>
+                <w:szCs w:val="18"/>
+              </w:rPr>
+            </w:pPr>
+            <w:r>
+              <w:rPr>
+                <w:sz w:val="18"/>
+                <w:szCs w:val="18"/>
+                <w:rtl w:val="0"/>
+              </w:rPr>
+              <w:t xml:space="preserve">Equipo completo (PO/FE, SM/BE, BE-Datos/QA)</w:t>
+            </w:r>
+          </w:p>
+        </w:tc>
+        <w:tc>
+          <w:tcPr>
+            <w:tcBorders>
+              <w:top w:color="bfbfbf" w:space="0" w:sz="5" w:val="single"/>
+              <w:left w:color="000000" w:space="0" w:sz="0" w:val="nil"/>
+              <w:bottom w:color="bfbfbf" w:space="0" w:sz="5" w:val="single"/>
+              <w:right w:color="bfbfbf" w:space="0" w:sz="5" w:val="single"/>
+            </w:tcBorders>
+            <w:tcMar>
+              <w:top w:w="0.0" w:type="dxa"/>
+              <w:left w:w="100.0" w:type="dxa"/>
+              <w:bottom w:w="0.0" w:type="dxa"/>
+              <w:right w:w="100.0" w:type="dxa"/>
+            </w:tcMar>
+            <w:vAlign w:val="top"/>
+          </w:tcPr>
+          <w:p>
+            <w:pPr>
+              <w:jc w:val="both"/>
+              <w:rPr>
+                <w:sz w:val="18"/>
+                <w:szCs w:val="18"/>
+              </w:rPr>
+            </w:pPr>
+            <w:r>
+              <w:rPr>
+                <w:sz w:val="18"/>
+                <w:szCs w:val="18"/>
+                <w:rtl w:val="0"/>
+              </w:rPr>
+              <w:t xml:space="preserve">Primer incremento potencialmente desplegable del ecosistema.</w:t>
             </w:r>
           </w:p>
         </w:tc>
@@ -7748,187 +7551,241 @@
           <w:tblHeader w:val="0"/>
         </w:trPr>
         <w:tc>
-          <w:tcPr/>
-          <w:p>
-            <w:pPr>
-              <w:jc w:val="both"/>
-              <w:rPr>
-                <w:sz w:val="18"/>
-                <w:szCs w:val="18"/>
-              </w:rPr>
-            </w:pPr>
-            <w:r>
-              <w:rPr>
-                <w:sz w:val="18"/>
-                <w:szCs w:val="18"/>
-                <w:rtl w:val="0"/>
-              </w:rPr>
-              <w:t xml:space="preserve">Modelamiento de Datos y Persistencia NoSQL </w:t>
-            </w:r>
-          </w:p>
-        </w:tc>
-        <w:tc>
-          <w:tcPr/>
-          <w:p>
-            <w:pPr>
-              <w:jc w:val="both"/>
-              <w:rPr>
-                <w:rFonts w:ascii="Calibri" w:cs="Calibri" w:eastAsia="Calibri" w:hAnsi="Calibri"/>
-                <w:sz w:val="18"/>
-                <w:szCs w:val="18"/>
-              </w:rPr>
-            </w:pPr>
-            <w:r>
-              <w:rPr>
-                <w:sz w:val="18"/>
-                <w:szCs w:val="18"/>
-                <w:rtl w:val="0"/>
-              </w:rPr>
-              <w:t xml:space="preserve">Sprint 5 &amp; 6: Módulo Contenido y Banco de Preguntas </w:t>
-            </w:r>
-            <w:r>
-              <w:rPr>
-                <w:rtl w:val="0"/>
-              </w:rPr>
-            </w:r>
-          </w:p>
-        </w:tc>
-        <w:tc>
-          <w:tcPr/>
-          <w:p>
-            <w:pPr>
-              <w:jc w:val="both"/>
-              <w:rPr>
-                <w:rFonts w:ascii="Calibri" w:cs="Calibri" w:eastAsia="Calibri" w:hAnsi="Calibri"/>
-                <w:sz w:val="18"/>
-                <w:szCs w:val="18"/>
-              </w:rPr>
-            </w:pPr>
-            <w:r>
-              <w:rPr>
-                <w:sz w:val="18"/>
-                <w:szCs w:val="18"/>
-                <w:rtl w:val="0"/>
-              </w:rPr>
-              <w:t xml:space="preserve">Desarrollo de la carga e importación masiva de preguntas vía JSON, validación de esquemas y vista interactiva para moderación/edición de contenido. </w:t>
-            </w:r>
-            <w:r>
-              <w:rPr>
-                <w:rtl w:val="0"/>
-              </w:rPr>
-            </w:r>
-          </w:p>
-        </w:tc>
-        <w:tc>
-          <w:tcPr/>
-          <w:p>
-            <w:pPr>
-              <w:jc w:val="both"/>
-              <w:rPr>
-                <w:rFonts w:ascii="Calibri" w:cs="Calibri" w:eastAsia="Calibri" w:hAnsi="Calibri"/>
-                <w:sz w:val="18"/>
-                <w:szCs w:val="18"/>
-              </w:rPr>
-            </w:pPr>
-            <w:r>
-              <w:rPr>
-                <w:sz w:val="18"/>
-                <w:szCs w:val="18"/>
-                <w:rtl w:val="0"/>
-              </w:rPr>
-              <w:t xml:space="preserve">Firestore, Firebase Admin SDK, React 18, herramientas de validación JSON. </w:t>
-            </w:r>
-            <w:r>
-              <w:rPr>
-                <w:rtl w:val="0"/>
-              </w:rPr>
-            </w:r>
-          </w:p>
-        </w:tc>
-        <w:tc>
           <w:tcPr>
             <w:tcBorders>
-              <w:right w:color="ffffff" w:space="0" w:sz="4" w:val="single"/>
+              <w:top w:color="bfbfbf" w:space="0" w:sz="5" w:val="single"/>
+              <w:left w:color="bfbfbf" w:space="0" w:sz="5" w:val="single"/>
+              <w:bottom w:color="bfbfbf" w:space="0" w:sz="5" w:val="single"/>
+              <w:right w:color="bfbfbf" w:space="0" w:sz="5" w:val="single"/>
             </w:tcBorders>
-          </w:tcPr>
-          <w:p>
-            <w:pPr>
-              <w:jc w:val="both"/>
-              <w:rPr>
-                <w:rFonts w:ascii="Calibri" w:cs="Calibri" w:eastAsia="Calibri" w:hAnsi="Calibri"/>
-                <w:sz w:val="18"/>
-                <w:szCs w:val="18"/>
-              </w:rPr>
-            </w:pPr>
-            <w:r>
-              <w:rPr>
-                <w:sz w:val="18"/>
-                <w:szCs w:val="18"/>
-                <w:rtl w:val="0"/>
-              </w:rPr>
-              <w:t xml:space="preserve">2 semanas (Semanas 8 y 9) </w:t>
-            </w:r>
-            <w:r>
-              <w:rPr>
-                <w:rtl w:val="0"/>
-              </w:rPr>
+            <w:tcMar>
+              <w:top w:w="0.0" w:type="dxa"/>
+              <w:left w:w="100.0" w:type="dxa"/>
+              <w:bottom w:w="0.0" w:type="dxa"/>
+              <w:right w:w="100.0" w:type="dxa"/>
+            </w:tcMar>
+            <w:vAlign w:val="top"/>
+          </w:tcPr>
+          <w:p>
+            <w:pPr>
+              <w:jc w:val="both"/>
+              <w:rPr>
+                <w:sz w:val="18"/>
+                <w:szCs w:val="18"/>
+              </w:rPr>
+            </w:pPr>
+            <w:r>
+              <w:rPr>
+                <w:sz w:val="18"/>
+                <w:szCs w:val="18"/>
+                <w:rtl w:val="0"/>
+              </w:rPr>
+              <w:t xml:space="preserve">Modelamiento de Datos e Integración de Servicios</w:t>
             </w:r>
           </w:p>
         </w:tc>
         <w:tc>
           <w:tcPr>
             <w:tcBorders>
-              <w:left w:color="ffffff" w:space="0" w:sz="4" w:val="single"/>
+              <w:top w:color="bfbfbf" w:space="0" w:sz="5" w:val="single"/>
+              <w:left w:color="000000" w:space="0" w:sz="0" w:val="nil"/>
+              <w:bottom w:color="bfbfbf" w:space="0" w:sz="5" w:val="single"/>
+              <w:right w:color="bfbfbf" w:space="0" w:sz="5" w:val="single"/>
+            </w:tcBorders>
+            <w:tcMar>
+              <w:top w:w="0.0" w:type="dxa"/>
+              <w:left w:w="100.0" w:type="dxa"/>
+              <w:bottom w:w="0.0" w:type="dxa"/>
+              <w:right w:w="100.0" w:type="dxa"/>
+            </w:tcMar>
+            <w:vAlign w:val="top"/>
+          </w:tcPr>
+          <w:p>
+            <w:pPr>
+              <w:jc w:val="both"/>
+              <w:rPr>
+                <w:sz w:val="18"/>
+                <w:szCs w:val="18"/>
+              </w:rPr>
+            </w:pPr>
+            <w:r>
+              <w:rPr>
+                <w:sz w:val="18"/>
+                <w:szCs w:val="18"/>
+                <w:rtl w:val="0"/>
+              </w:rPr>
+              <w:t xml:space="preserve">Desarrollo del Generador de Preguntas y de gamificación/suscripción</w:t>
+            </w:r>
+          </w:p>
+        </w:tc>
+        <w:tc>
+          <w:tcPr>
+            <w:tcBorders>
+              <w:top w:color="bfbfbf" w:space="0" w:sz="5" w:val="single"/>
+              <w:left w:color="000000" w:space="0" w:sz="0" w:val="nil"/>
+              <w:bottom w:color="bfbfbf" w:space="0" w:sz="5" w:val="single"/>
+              <w:right w:color="bfbfbf" w:space="0" w:sz="5" w:val="single"/>
+            </w:tcBorders>
+            <w:tcMar>
+              <w:top w:w="0.0" w:type="dxa"/>
+              <w:left w:w="100.0" w:type="dxa"/>
+              <w:bottom w:w="0.0" w:type="dxa"/>
+              <w:right w:w="100.0" w:type="dxa"/>
+            </w:tcMar>
+            <w:vAlign w:val="top"/>
+          </w:tcPr>
+          <w:p>
+            <w:pPr>
+              <w:jc w:val="both"/>
+              <w:rPr>
+                <w:sz w:val="18"/>
+                <w:szCs w:val="18"/>
+              </w:rPr>
+            </w:pPr>
+            <w:r>
+              <w:rPr>
+                <w:sz w:val="18"/>
+                <w:szCs w:val="18"/>
+                <w:rtl w:val="0"/>
+              </w:rPr>
+              <w:t xml:space="preserve">Construcción del módulo Generador de Preguntas (gestión de contenido, generación asistida por IA) y de los módulos de medallas (gamificación) y suscripción (Stripe) en app/web.</w:t>
+            </w:r>
+          </w:p>
+        </w:tc>
+        <w:tc>
+          <w:tcPr>
+            <w:tcBorders>
+              <w:top w:color="bfbfbf" w:space="0" w:sz="5" w:val="single"/>
+              <w:left w:color="000000" w:space="0" w:sz="0" w:val="nil"/>
+              <w:bottom w:color="bfbfbf" w:space="0" w:sz="5" w:val="single"/>
+              <w:right w:color="bfbfbf" w:space="0" w:sz="5" w:val="single"/>
+            </w:tcBorders>
+            <w:tcMar>
+              <w:top w:w="0.0" w:type="dxa"/>
+              <w:left w:w="100.0" w:type="dxa"/>
+              <w:bottom w:w="0.0" w:type="dxa"/>
+              <w:right w:w="100.0" w:type="dxa"/>
+            </w:tcMar>
+            <w:vAlign w:val="top"/>
+          </w:tcPr>
+          <w:p>
+            <w:pPr>
+              <w:jc w:val="both"/>
+              <w:rPr>
+                <w:sz w:val="18"/>
+                <w:szCs w:val="18"/>
+              </w:rPr>
+            </w:pPr>
+            <w:r>
+              <w:rPr>
+                <w:sz w:val="18"/>
+                <w:szCs w:val="18"/>
+                <w:rtl w:val="0"/>
+              </w:rPr>
+              <w:t xml:space="preserve">React, Node.js, Firestore, Stripe (modo test).</w:t>
+            </w:r>
+          </w:p>
+        </w:tc>
+        <w:tc>
+          <w:tcPr>
+            <w:tcBorders>
+              <w:top w:color="bfbfbf" w:space="0" w:sz="5" w:val="single"/>
+              <w:left w:color="000000" w:space="0" w:sz="0" w:val="nil"/>
+              <w:bottom w:color="bfbfbf" w:space="0" w:sz="5" w:val="single"/>
+              <w:right w:color="ffffff" w:space="0" w:sz="5" w:val="single"/>
+            </w:tcBorders>
+            <w:tcMar>
+              <w:top w:w="0.0" w:type="dxa"/>
+              <w:left w:w="100.0" w:type="dxa"/>
+              <w:bottom w:w="0.0" w:type="dxa"/>
+              <w:right w:w="100.0" w:type="dxa"/>
+            </w:tcMar>
+            <w:vAlign w:val="top"/>
+          </w:tcPr>
+          <w:p>
+            <w:pPr>
+              <w:jc w:val="both"/>
+              <w:rPr>
+                <w:sz w:val="18"/>
+                <w:szCs w:val="18"/>
+              </w:rPr>
+            </w:pPr>
+            <w:r>
+              <w:rPr>
+                <w:sz w:val="18"/>
+                <w:szCs w:val="18"/>
+                <w:rtl w:val="0"/>
+              </w:rPr>
+              <w:t xml:space="preserve">4 semanas (Semanas 9 a 12, Sprints 5 a 8)</w:t>
+            </w:r>
+          </w:p>
+        </w:tc>
+        <w:tc>
+          <w:tcPr>
+            <w:tcBorders>
+              <w:top w:color="bfbfbf" w:space="0" w:sz="5" w:val="single"/>
+              <w:left w:color="000000" w:space="0" w:sz="0" w:val="nil"/>
+              <w:bottom w:color="bfbfbf" w:space="0" w:sz="5" w:val="single"/>
+              <w:right w:color="bfbfbf" w:space="0" w:sz="5" w:val="single"/>
             </w:tcBorders>
             <w:shd w:fill="d9d9d9" w:val="clear"/>
-          </w:tcPr>
-          <w:p>
-            <w:pPr>
-              <w:jc w:val="both"/>
-              <w:rPr>
-                <w:rFonts w:ascii="Calibri" w:cs="Calibri" w:eastAsia="Calibri" w:hAnsi="Calibri"/>
-                <w:sz w:val="18"/>
-                <w:szCs w:val="18"/>
-              </w:rPr>
-            </w:pPr>
-            <w:r>
-              <w:rPr>
-                <w:sz w:val="18"/>
-                <w:szCs w:val="18"/>
-                <w:rtl w:val="0"/>
-              </w:rPr>
-              <w:t xml:space="preserve">Integrante 3 (Datos/Backend) e Integrante 1 (Frontend) </w:t>
-            </w:r>
-            <w:r>
-              <w:rPr>
-                <w:rtl w:val="0"/>
-              </w:rPr>
-            </w:r>
-          </w:p>
-        </w:tc>
-        <w:tc>
-          <w:tcPr/>
-          <w:p>
-            <w:pPr>
-              <w:jc w:val="both"/>
-              <w:rPr>
-                <w:rFonts w:ascii="Calibri" w:cs="Calibri" w:eastAsia="Calibri" w:hAnsi="Calibri"/>
-                <w:sz w:val="18"/>
-                <w:szCs w:val="18"/>
-              </w:rPr>
-            </w:pPr>
-            <w:r>
-              <w:rPr>
-                <w:sz w:val="18"/>
-                <w:szCs w:val="18"/>
-                <w:rtl w:val="0"/>
-              </w:rPr>
-              <w:t xml:space="preserve">Facilitador: Esquema de datos estructurado en formato estándar JSON. </w:t>
-            </w:r>
-            <w:r>
-              <w:rPr>
-                <w:rtl w:val="0"/>
-              </w:rPr>
+            <w:tcMar>
+              <w:top w:w="0.0" w:type="dxa"/>
+              <w:left w:w="100.0" w:type="dxa"/>
+              <w:bottom w:w="0.0" w:type="dxa"/>
+              <w:right w:w="100.0" w:type="dxa"/>
+            </w:tcMar>
+            <w:vAlign w:val="top"/>
+          </w:tcPr>
+          <w:p>
+            <w:pPr>
+              <w:jc w:val="both"/>
+              <w:rPr>
+                <w:sz w:val="18"/>
+                <w:szCs w:val="18"/>
+              </w:rPr>
+            </w:pPr>
+            <w:r>
+              <w:rPr>
+                <w:sz w:val="18"/>
+                <w:szCs w:val="18"/>
+                <w:rtl w:val="0"/>
+              </w:rPr>
+              <w:t xml:space="preserve">Equipo completo (PO/FE, SM/BE, BE-Datos/QA)</w:t>
+            </w:r>
+          </w:p>
+        </w:tc>
+        <w:tc>
+          <w:tcPr>
+            <w:tcBorders>
+              <w:top w:color="bfbfbf" w:space="0" w:sz="5" w:val="single"/>
+              <w:left w:color="000000" w:space="0" w:sz="0" w:val="nil"/>
+              <w:bottom w:color="bfbfbf" w:space="0" w:sz="5" w:val="single"/>
+              <w:right w:color="bfbfbf" w:space="0" w:sz="5" w:val="single"/>
+            </w:tcBorders>
+            <w:tcMar>
+              <w:top w:w="0.0" w:type="dxa"/>
+              <w:left w:w="100.0" w:type="dxa"/>
+              <w:bottom w:w="0.0" w:type="dxa"/>
+              <w:right w:w="100.0" w:type="dxa"/>
+            </w:tcMar>
+            <w:vAlign w:val="top"/>
+          </w:tcPr>
+          <w:p>
+            <w:pPr>
+              <w:jc w:val="both"/>
+              <w:rPr>
+                <w:sz w:val="18"/>
+                <w:szCs w:val="18"/>
+              </w:rPr>
+            </w:pPr>
+            <w:r>
+              <w:rPr>
+                <w:sz w:val="18"/>
+                <w:szCs w:val="18"/>
+                <w:rtl w:val="0"/>
+              </w:rPr>
+              <w:t xml:space="preserve">Cierra la Fase 2 de Desarrollo.</w:t>
             </w:r>
           </w:p>
         </w:tc>
@@ -7939,197 +7796,241 @@
           <w:tblHeader w:val="0"/>
         </w:trPr>
         <w:tc>
-          <w:tcPr/>
-          <w:p>
-            <w:pPr>
-              <w:jc w:val="both"/>
-              <w:rPr>
-                <w:sz w:val="18"/>
-                <w:szCs w:val="18"/>
-              </w:rPr>
-            </w:pPr>
-            <w:r>
-              <w:rPr>
-                <w:sz w:val="18"/>
-                <w:szCs w:val="18"/>
-                <w:rtl w:val="0"/>
-              </w:rPr>
-              <w:t xml:space="preserve">Integración de Servicios e Infraestructura </w:t>
-            </w:r>
-          </w:p>
-        </w:tc>
-        <w:tc>
-          <w:tcPr/>
-          <w:p>
-            <w:pPr>
-              <w:jc w:val="both"/>
-              <w:rPr>
-                <w:rFonts w:ascii="Calibri" w:cs="Calibri" w:eastAsia="Calibri" w:hAnsi="Calibri"/>
-                <w:sz w:val="18"/>
-                <w:szCs w:val="18"/>
-              </w:rPr>
-            </w:pPr>
-            <w:r>
-              <w:rPr>
-                <w:sz w:val="18"/>
-                <w:szCs w:val="18"/>
-                <w:rtl w:val="0"/>
-              </w:rPr>
-              <w:t xml:space="preserve">Sprint 7 &amp; 8: Módulo Planes, Stripe y Operativa </w:t>
-            </w:r>
-            <w:r>
-              <w:rPr>
-                <w:rtl w:val="0"/>
-              </w:rPr>
-            </w:r>
-          </w:p>
-        </w:tc>
-        <w:tc>
-          <w:tcPr/>
-          <w:p>
-            <w:pPr>
-              <w:jc w:val="both"/>
-              <w:rPr>
-                <w:rFonts w:ascii="Calibri" w:cs="Calibri" w:eastAsia="Calibri" w:hAnsi="Calibri"/>
-                <w:sz w:val="18"/>
-                <w:szCs w:val="18"/>
-              </w:rPr>
-            </w:pPr>
-            <w:r>
-              <w:rPr>
-                <w:sz w:val="18"/>
-                <w:szCs w:val="18"/>
-                <w:rtl w:val="0"/>
-              </w:rPr>
-              <w:t xml:space="preserve">Integración con la API de Stripe para sincronización de precios/planes, constructor drag-and-drop en UI y panel de monitoreo/reinicio de servicios. </w:t>
-            </w:r>
-            <w:r>
-              <w:rPr>
-                <w:rtl w:val="0"/>
-              </w:rPr>
-            </w:r>
-          </w:p>
-        </w:tc>
-        <w:tc>
-          <w:tcPr/>
-          <w:p>
-            <w:pPr>
-              <w:jc w:val="both"/>
-              <w:rPr>
-                <w:rFonts w:ascii="Calibri" w:cs="Calibri" w:eastAsia="Calibri" w:hAnsi="Calibri"/>
-                <w:sz w:val="18"/>
-                <w:szCs w:val="18"/>
-              </w:rPr>
-            </w:pPr>
-            <w:r>
-              <w:rPr>
-                <w:sz w:val="18"/>
-                <w:szCs w:val="18"/>
-                <w:rtl w:val="0"/>
-              </w:rPr>
-              <w:t xml:space="preserve">Stripe API, Node.js, Docker/Contenedores, React Router, React DnD. </w:t>
-            </w:r>
-            <w:r>
-              <w:rPr>
-                <w:rtl w:val="0"/>
-              </w:rPr>
-            </w:r>
-          </w:p>
-        </w:tc>
-        <w:tc>
           <w:tcPr>
             <w:tcBorders>
-              <w:right w:color="ffffff" w:space="0" w:sz="4" w:val="single"/>
+              <w:top w:color="bfbfbf" w:space="0" w:sz="5" w:val="single"/>
+              <w:left w:color="bfbfbf" w:space="0" w:sz="5" w:val="single"/>
+              <w:bottom w:color="bfbfbf" w:space="0" w:sz="5" w:val="single"/>
+              <w:right w:color="bfbfbf" w:space="0" w:sz="5" w:val="single"/>
             </w:tcBorders>
-          </w:tcPr>
-          <w:p>
-            <w:pPr>
-              <w:jc w:val="both"/>
-              <w:rPr>
-                <w:rFonts w:ascii="Calibri" w:cs="Calibri" w:eastAsia="Calibri" w:hAnsi="Calibri"/>
-                <w:sz w:val="18"/>
-                <w:szCs w:val="18"/>
-              </w:rPr>
-            </w:pPr>
-            <w:r>
-              <w:rPr>
-                <w:sz w:val="18"/>
-                <w:szCs w:val="18"/>
-                <w:rtl w:val="0"/>
-              </w:rPr>
-              <w:t xml:space="preserve">2 semanas (Semanas 10 y 11) </w:t>
-            </w:r>
-            <w:r>
-              <w:rPr>
-                <w:rtl w:val="0"/>
-              </w:rPr>
+            <w:tcMar>
+              <w:top w:w="0.0" w:type="dxa"/>
+              <w:left w:w="100.0" w:type="dxa"/>
+              <w:bottom w:w="0.0" w:type="dxa"/>
+              <w:right w:w="100.0" w:type="dxa"/>
+            </w:tcMar>
+            <w:vAlign w:val="top"/>
+          </w:tcPr>
+          <w:p>
+            <w:pPr>
+              <w:jc w:val="both"/>
+              <w:rPr>
+                <w:sz w:val="18"/>
+                <w:szCs w:val="18"/>
+              </w:rPr>
+            </w:pPr>
+            <w:r>
+              <w:rPr>
+                <w:sz w:val="18"/>
+                <w:szCs w:val="18"/>
+                <w:rtl w:val="0"/>
+              </w:rPr>
+              <w:t xml:space="preserve">Seguridad, Control de Acceso y QA</w:t>
             </w:r>
           </w:p>
         </w:tc>
         <w:tc>
           <w:tcPr>
             <w:tcBorders>
-              <w:left w:color="ffffff" w:space="0" w:sz="4" w:val="single"/>
+              <w:top w:color="bfbfbf" w:space="0" w:sz="5" w:val="single"/>
+              <w:left w:color="000000" w:space="0" w:sz="0" w:val="nil"/>
+              <w:bottom w:color="bfbfbf" w:space="0" w:sz="5" w:val="single"/>
+              <w:right w:color="bfbfbf" w:space="0" w:sz="5" w:val="single"/>
+            </w:tcBorders>
+            <w:tcMar>
+              <w:top w:w="0.0" w:type="dxa"/>
+              <w:left w:w="100.0" w:type="dxa"/>
+              <w:bottom w:w="0.0" w:type="dxa"/>
+              <w:right w:w="100.0" w:type="dxa"/>
+            </w:tcMar>
+            <w:vAlign w:val="top"/>
+          </w:tcPr>
+          <w:p>
+            <w:pPr>
+              <w:jc w:val="both"/>
+              <w:rPr>
+                <w:sz w:val="18"/>
+                <w:szCs w:val="18"/>
+              </w:rPr>
+            </w:pPr>
+            <w:r>
+              <w:rPr>
+                <w:sz w:val="18"/>
+                <w:szCs w:val="18"/>
+                <w:rtl w:val="0"/>
+              </w:rPr>
+              <w:t xml:space="preserve">Integración final, pruebas y aseguramiento de calidad</w:t>
+            </w:r>
+          </w:p>
+        </w:tc>
+        <w:tc>
+          <w:tcPr>
+            <w:tcBorders>
+              <w:top w:color="bfbfbf" w:space="0" w:sz="5" w:val="single"/>
+              <w:left w:color="000000" w:space="0" w:sz="0" w:val="nil"/>
+              <w:bottom w:color="bfbfbf" w:space="0" w:sz="5" w:val="single"/>
+              <w:right w:color="bfbfbf" w:space="0" w:sz="5" w:val="single"/>
+            </w:tcBorders>
+            <w:tcMar>
+              <w:top w:w="0.0" w:type="dxa"/>
+              <w:left w:w="100.0" w:type="dxa"/>
+              <w:bottom w:w="0.0" w:type="dxa"/>
+              <w:right w:w="100.0" w:type="dxa"/>
+            </w:tcMar>
+            <w:vAlign w:val="top"/>
+          </w:tcPr>
+          <w:p>
+            <w:pPr>
+              <w:jc w:val="both"/>
+              <w:rPr>
+                <w:sz w:val="18"/>
+                <w:szCs w:val="18"/>
+              </w:rPr>
+            </w:pPr>
+            <w:r>
+              <w:rPr>
+                <w:sz w:val="18"/>
+                <w:szCs w:val="18"/>
+                <w:rtl w:val="0"/>
+              </w:rPr>
+              <w:t xml:space="preserve">Pruebas de extremo a extremo entre los 4 módulos, revisión de seguridad (control de acceso), corrección de bugs y preparación de builds finales.</w:t>
+            </w:r>
+          </w:p>
+        </w:tc>
+        <w:tc>
+          <w:tcPr>
+            <w:tcBorders>
+              <w:top w:color="bfbfbf" w:space="0" w:sz="5" w:val="single"/>
+              <w:left w:color="000000" w:space="0" w:sz="0" w:val="nil"/>
+              <w:bottom w:color="bfbfbf" w:space="0" w:sz="5" w:val="single"/>
+              <w:right w:color="bfbfbf" w:space="0" w:sz="5" w:val="single"/>
+            </w:tcBorders>
+            <w:tcMar>
+              <w:top w:w="0.0" w:type="dxa"/>
+              <w:left w:w="100.0" w:type="dxa"/>
+              <w:bottom w:w="0.0" w:type="dxa"/>
+              <w:right w:w="100.0" w:type="dxa"/>
+            </w:tcMar>
+            <w:vAlign w:val="top"/>
+          </w:tcPr>
+          <w:p>
+            <w:pPr>
+              <w:jc w:val="both"/>
+              <w:rPr>
+                <w:sz w:val="18"/>
+                <w:szCs w:val="18"/>
+              </w:rPr>
+            </w:pPr>
+            <w:r>
+              <w:rPr>
+                <w:sz w:val="18"/>
+                <w:szCs w:val="18"/>
+                <w:rtl w:val="0"/>
+              </w:rPr>
+              <w:t xml:space="preserve">Entornos de staging, checklist de QA, dispositivos de prueba.</w:t>
+            </w:r>
+          </w:p>
+        </w:tc>
+        <w:tc>
+          <w:tcPr>
+            <w:tcBorders>
+              <w:top w:color="bfbfbf" w:space="0" w:sz="5" w:val="single"/>
+              <w:left w:color="000000" w:space="0" w:sz="0" w:val="nil"/>
+              <w:bottom w:color="bfbfbf" w:space="0" w:sz="5" w:val="single"/>
+              <w:right w:color="ffffff" w:space="0" w:sz="5" w:val="single"/>
+            </w:tcBorders>
+            <w:tcMar>
+              <w:top w:w="0.0" w:type="dxa"/>
+              <w:left w:w="100.0" w:type="dxa"/>
+              <w:bottom w:w="0.0" w:type="dxa"/>
+              <w:right w:w="100.0" w:type="dxa"/>
+            </w:tcMar>
+            <w:vAlign w:val="top"/>
+          </w:tcPr>
+          <w:p>
+            <w:pPr>
+              <w:jc w:val="both"/>
+              <w:rPr>
+                <w:sz w:val="18"/>
+                <w:szCs w:val="18"/>
+              </w:rPr>
+            </w:pPr>
+            <w:r>
+              <w:rPr>
+                <w:sz w:val="18"/>
+                <w:szCs w:val="18"/>
+                <w:rtl w:val="0"/>
+              </w:rPr>
+              <w:t xml:space="preserve">1 semana (Semana 13, Sprint 9)</w:t>
+            </w:r>
+          </w:p>
+        </w:tc>
+        <w:tc>
+          <w:tcPr>
+            <w:tcBorders>
+              <w:top w:color="bfbfbf" w:space="0" w:sz="5" w:val="single"/>
+              <w:left w:color="000000" w:space="0" w:sz="0" w:val="nil"/>
+              <w:bottom w:color="bfbfbf" w:space="0" w:sz="5" w:val="single"/>
+              <w:right w:color="bfbfbf" w:space="0" w:sz="5" w:val="single"/>
             </w:tcBorders>
             <w:shd w:fill="d9d9d9" w:val="clear"/>
-          </w:tcPr>
-          <w:p>
-            <w:pPr>
-              <w:jc w:val="both"/>
-              <w:rPr>
-                <w:rFonts w:ascii="Calibri" w:cs="Calibri" w:eastAsia="Calibri" w:hAnsi="Calibri"/>
-                <w:sz w:val="18"/>
-                <w:szCs w:val="18"/>
-              </w:rPr>
-            </w:pPr>
-            <w:r>
-              <w:rPr>
-                <w:sz w:val="18"/>
-                <w:szCs w:val="18"/>
-                <w:rtl w:val="0"/>
-              </w:rPr>
-              <w:t xml:space="preserve">Integrante 2 (Backend/Integraciones) e Integrante 1 (Frontend) </w:t>
-            </w:r>
-            <w:r>
-              <w:rPr>
-                <w:rtl w:val="0"/>
-              </w:rPr>
-            </w:r>
-          </w:p>
-        </w:tc>
-        <w:tc>
-          <w:tcPr/>
-          <w:p>
-            <w:pPr>
-              <w:jc w:val="both"/>
-              <w:rPr>
-                <w:rFonts w:ascii="Calibri" w:cs="Calibri" w:eastAsia="Calibri" w:hAnsi="Calibri"/>
-                <w:sz w:val="18"/>
-                <w:szCs w:val="18"/>
-              </w:rPr>
-            </w:pPr>
-            <w:r>
-              <w:rPr>
-                <w:i w:val="1"/>
-                <w:iCs w:val="1"/>
-                <w:sz w:val="18"/>
-                <w:szCs w:val="18"/>
-                <w:rtl w:val="0"/>
-              </w:rPr>
-              <w:t xml:space="preserve">Dificultad:</w:t>
-            </w:r>
-            <w:r>
-              <w:rPr>
-                <w:sz w:val="18"/>
-                <w:szCs w:val="18"/>
-                <w:rtl w:val="0"/>
-              </w:rPr>
-              <w:t xml:space="preserve"> Dependencia de la API externa de Stripe; se mitiga utilizando el modo Sandbox/Test. </w:t>
-            </w:r>
-            <w:r>
-              <w:rPr>
-                <w:rtl w:val="0"/>
-              </w:rPr>
+            <w:tcMar>
+              <w:top w:w="0.0" w:type="dxa"/>
+              <w:left w:w="100.0" w:type="dxa"/>
+              <w:bottom w:w="0.0" w:type="dxa"/>
+              <w:right w:w="100.0" w:type="dxa"/>
+            </w:tcMar>
+            <w:vAlign w:val="top"/>
+          </w:tcPr>
+          <w:p>
+            <w:pPr>
+              <w:jc w:val="both"/>
+              <w:rPr>
+                <w:sz w:val="18"/>
+                <w:szCs w:val="18"/>
+              </w:rPr>
+            </w:pPr>
+            <w:r>
+              <w:rPr>
+                <w:sz w:val="18"/>
+                <w:szCs w:val="18"/>
+                <w:rtl w:val="0"/>
+              </w:rPr>
+              <w:t xml:space="preserve">Integrante 3 (BE-Datos/Seguridad/QA), con apoyo del equipo</w:t>
+            </w:r>
+          </w:p>
+        </w:tc>
+        <w:tc>
+          <w:tcPr>
+            <w:tcBorders>
+              <w:top w:color="bfbfbf" w:space="0" w:sz="5" w:val="single"/>
+              <w:left w:color="000000" w:space="0" w:sz="0" w:val="nil"/>
+              <w:bottom w:color="bfbfbf" w:space="0" w:sz="5" w:val="single"/>
+              <w:right w:color="bfbfbf" w:space="0" w:sz="5" w:val="single"/>
+            </w:tcBorders>
+            <w:tcMar>
+              <w:top w:w="0.0" w:type="dxa"/>
+              <w:left w:w="100.0" w:type="dxa"/>
+              <w:bottom w:w="0.0" w:type="dxa"/>
+              <w:right w:w="100.0" w:type="dxa"/>
+            </w:tcMar>
+            <w:vAlign w:val="top"/>
+          </w:tcPr>
+          <w:p>
+            <w:pPr>
+              <w:jc w:val="both"/>
+              <w:rPr>
+                <w:sz w:val="18"/>
+                <w:szCs w:val="18"/>
+              </w:rPr>
+            </w:pPr>
+            <w:r>
+              <w:rPr>
+                <w:sz w:val="18"/>
+                <w:szCs w:val="18"/>
+                <w:rtl w:val="0"/>
+              </w:rPr>
+              <w:t xml:space="preserve">Abre la Fase 3 de Cierre.</w:t>
             </w:r>
           </w:p>
         </w:tc>
@@ -8140,247 +8041,241 @@
           <w:tblHeader w:val="0"/>
         </w:trPr>
         <w:tc>
-          <w:tcPr/>
-          <w:p>
-            <w:pPr>
-              <w:jc w:val="both"/>
-              <w:rPr>
-                <w:sz w:val="18"/>
-                <w:szCs w:val="18"/>
-              </w:rPr>
-            </w:pPr>
-            <w:r>
-              <w:rPr>
-                <w:sz w:val="18"/>
-                <w:szCs w:val="18"/>
-                <w:rtl w:val="0"/>
-              </w:rPr>
-              <w:t xml:space="preserve">Seguridad, Auditoría y Calidad de Software </w:t>
-            </w:r>
-          </w:p>
-        </w:tc>
-        <w:tc>
-          <w:tcPr/>
-          <w:p>
-            <w:pPr>
-              <w:jc w:val="both"/>
-              <w:rPr>
-                <w:rFonts w:ascii="Calibri" w:cs="Calibri" w:eastAsia="Calibri" w:hAnsi="Calibri"/>
-                <w:sz w:val="18"/>
-                <w:szCs w:val="18"/>
-              </w:rPr>
-            </w:pPr>
-            <w:r>
-              <w:rPr>
-                <w:sz w:val="18"/>
-                <w:szCs w:val="18"/>
-                <w:rtl w:val="0"/>
-              </w:rPr>
-              <w:t xml:space="preserve">Sprint 9 &amp; 10: Usuarios, Soporte, Auditoría y QA </w:t>
-            </w:r>
-            <w:r>
-              <w:rPr>
-                <w:rtl w:val="0"/>
-              </w:rPr>
-            </w:r>
-          </w:p>
-        </w:tc>
-        <w:tc>
-          <w:tcPr/>
-          <w:p>
-            <w:pPr>
-              <w:jc w:val="both"/>
-              <w:rPr>
-                <w:rFonts w:ascii="Calibri" w:cs="Calibri" w:eastAsia="Calibri" w:hAnsi="Calibri"/>
-                <w:sz w:val="18"/>
-                <w:szCs w:val="18"/>
-              </w:rPr>
-            </w:pPr>
-            <w:r>
-              <w:rPr>
-                <w:sz w:val="18"/>
-                <w:szCs w:val="18"/>
-                <w:rtl w:val="0"/>
-              </w:rPr>
-              <w:t xml:space="preserve">Módulo de tickets/</w:t>
-            </w:r>
-            <w:r>
-              <w:rPr>
-                <w:sz w:val="18"/>
-                <w:szCs w:val="18"/>
-                <w:rtl w:val="0"/>
-              </w:rPr>
-              <w:t xml:space="preserve">recorrección</w:t>
-            </w:r>
-            <w:r>
-              <w:rPr>
-                <w:sz w:val="18"/>
-                <w:szCs w:val="18"/>
-                <w:rtl w:val="0"/>
-              </w:rPr>
-              <w:t xml:space="preserve">, bitácora de auditoría inmutable para acciones sensibles y batería de pruebas de integración global. </w:t>
-            </w:r>
-            <w:r>
-              <w:rPr>
-                <w:rtl w:val="0"/>
-              </w:rPr>
-            </w:r>
-          </w:p>
-        </w:tc>
-        <w:tc>
-          <w:tcPr/>
-          <w:p>
-            <w:pPr>
-              <w:jc w:val="both"/>
-              <w:rPr>
-                <w:rFonts w:ascii="Calibri" w:cs="Calibri" w:eastAsia="Calibri" w:hAnsi="Calibri"/>
-                <w:sz w:val="18"/>
-                <w:szCs w:val="18"/>
-              </w:rPr>
-            </w:pPr>
-            <w:r>
-              <w:rPr>
-                <w:sz w:val="18"/>
-                <w:szCs w:val="18"/>
-                <w:rtl w:val="0"/>
-              </w:rPr>
-              <w:t xml:space="preserve">Node.js, Firestore, Jest / </w:t>
-            </w:r>
-            <w:r>
-              <w:rPr>
-                <w:sz w:val="18"/>
-                <w:szCs w:val="18"/>
-                <w:rtl w:val="0"/>
-              </w:rPr>
-              <w:t xml:space="preserve">Supertest</w:t>
-            </w:r>
-            <w:r>
-              <w:rPr>
-                <w:sz w:val="18"/>
-                <w:szCs w:val="18"/>
-                <w:rtl w:val="0"/>
-              </w:rPr>
-              <w:t xml:space="preserve">, React 18. </w:t>
-            </w:r>
-            <w:r>
-              <w:rPr>
-                <w:rtl w:val="0"/>
-              </w:rPr>
-            </w:r>
-          </w:p>
-        </w:tc>
-        <w:tc>
           <w:tcPr>
             <w:tcBorders>
-              <w:right w:color="ffffff" w:space="0" w:sz="4" w:val="single"/>
+              <w:top w:color="bfbfbf" w:space="0" w:sz="5" w:val="single"/>
+              <w:left w:color="bfbfbf" w:space="0" w:sz="5" w:val="single"/>
+              <w:bottom w:color="bfbfbf" w:space="0" w:sz="5" w:val="single"/>
+              <w:right w:color="bfbfbf" w:space="0" w:sz="5" w:val="single"/>
             </w:tcBorders>
-          </w:tcPr>
-          <w:p>
-            <w:pPr>
-              <w:jc w:val="both"/>
-              <w:rPr>
-                <w:rFonts w:ascii="Calibri" w:cs="Calibri" w:eastAsia="Calibri" w:hAnsi="Calibri"/>
-                <w:sz w:val="18"/>
-                <w:szCs w:val="18"/>
-              </w:rPr>
-            </w:pPr>
-            <w:r>
-              <w:rPr>
-                <w:sz w:val="18"/>
-                <w:szCs w:val="18"/>
-                <w:rtl w:val="0"/>
-              </w:rPr>
-              <w:t xml:space="preserve">2 semanas (Semanas 12 y 13) </w:t>
-            </w:r>
-            <w:r>
-              <w:rPr>
-                <w:rtl w:val="0"/>
-              </w:rPr>
+            <w:tcMar>
+              <w:top w:w="0.0" w:type="dxa"/>
+              <w:left w:w="100.0" w:type="dxa"/>
+              <w:bottom w:w="0.0" w:type="dxa"/>
+              <w:right w:w="100.0" w:type="dxa"/>
+            </w:tcMar>
+            <w:vAlign w:val="top"/>
+          </w:tcPr>
+          <w:p>
+            <w:pPr>
+              <w:jc w:val="both"/>
+              <w:rPr>
+                <w:sz w:val="18"/>
+                <w:szCs w:val="18"/>
+              </w:rPr>
+            </w:pPr>
+            <w:r>
+              <w:rPr>
+                <w:sz w:val="18"/>
+                <w:szCs w:val="18"/>
+                <w:rtl w:val="0"/>
+              </w:rPr>
+              <w:t xml:space="preserve">Gestión Ágil de Proyectos</w:t>
             </w:r>
           </w:p>
         </w:tc>
         <w:tc>
           <w:tcPr>
             <w:tcBorders>
-              <w:left w:color="ffffff" w:space="0" w:sz="4" w:val="single"/>
+              <w:top w:color="bfbfbf" w:space="0" w:sz="5" w:val="single"/>
+              <w:left w:color="000000" w:space="0" w:sz="0" w:val="nil"/>
+              <w:bottom w:color="bfbfbf" w:space="0" w:sz="5" w:val="single"/>
+              <w:right w:color="bfbfbf" w:space="0" w:sz="5" w:val="single"/>
+            </w:tcBorders>
+            <w:tcMar>
+              <w:top w:w="0.0" w:type="dxa"/>
+              <w:left w:w="100.0" w:type="dxa"/>
+              <w:bottom w:w="0.0" w:type="dxa"/>
+              <w:right w:w="100.0" w:type="dxa"/>
+            </w:tcMar>
+            <w:vAlign w:val="top"/>
+          </w:tcPr>
+          <w:p>
+            <w:pPr>
+              <w:jc w:val="both"/>
+              <w:rPr>
+                <w:sz w:val="18"/>
+                <w:szCs w:val="18"/>
+              </w:rPr>
+            </w:pPr>
+            <w:r>
+              <w:rPr>
+                <w:sz w:val="18"/>
+                <w:szCs w:val="18"/>
+                <w:rtl w:val="0"/>
+              </w:rPr>
+              <w:t xml:space="preserve">Landing page y documentación final</w:t>
+            </w:r>
+          </w:p>
+        </w:tc>
+        <w:tc>
+          <w:tcPr>
+            <w:tcBorders>
+              <w:top w:color="bfbfbf" w:space="0" w:sz="5" w:val="single"/>
+              <w:left w:color="000000" w:space="0" w:sz="0" w:val="nil"/>
+              <w:bottom w:color="bfbfbf" w:space="0" w:sz="5" w:val="single"/>
+              <w:right w:color="bfbfbf" w:space="0" w:sz="5" w:val="single"/>
+            </w:tcBorders>
+            <w:tcMar>
+              <w:top w:w="0.0" w:type="dxa"/>
+              <w:left w:w="100.0" w:type="dxa"/>
+              <w:bottom w:w="0.0" w:type="dxa"/>
+              <w:right w:w="100.0" w:type="dxa"/>
+            </w:tcMar>
+            <w:vAlign w:val="top"/>
+          </w:tcPr>
+          <w:p>
+            <w:pPr>
+              <w:jc w:val="both"/>
+              <w:rPr>
+                <w:sz w:val="18"/>
+                <w:szCs w:val="18"/>
+              </w:rPr>
+            </w:pPr>
+            <w:r>
+              <w:rPr>
+                <w:sz w:val="18"/>
+                <w:szCs w:val="18"/>
+                <w:rtl w:val="0"/>
+              </w:rPr>
+              <w:t xml:space="preserve">Finalización de la landing page, redacción del informe final del proyecto y preparación de la presentación.</w:t>
+            </w:r>
+          </w:p>
+        </w:tc>
+        <w:tc>
+          <w:tcPr>
+            <w:tcBorders>
+              <w:top w:color="bfbfbf" w:space="0" w:sz="5" w:val="single"/>
+              <w:left w:color="000000" w:space="0" w:sz="0" w:val="nil"/>
+              <w:bottom w:color="bfbfbf" w:space="0" w:sz="5" w:val="single"/>
+              <w:right w:color="bfbfbf" w:space="0" w:sz="5" w:val="single"/>
+            </w:tcBorders>
+            <w:tcMar>
+              <w:top w:w="0.0" w:type="dxa"/>
+              <w:left w:w="100.0" w:type="dxa"/>
+              <w:bottom w:w="0.0" w:type="dxa"/>
+              <w:right w:w="100.0" w:type="dxa"/>
+            </w:tcMar>
+            <w:vAlign w:val="top"/>
+          </w:tcPr>
+          <w:p>
+            <w:pPr>
+              <w:jc w:val="both"/>
+              <w:rPr>
+                <w:sz w:val="18"/>
+                <w:szCs w:val="18"/>
+              </w:rPr>
+            </w:pPr>
+            <w:r>
+              <w:rPr>
+                <w:sz w:val="18"/>
+                <w:szCs w:val="18"/>
+                <w:rtl w:val="0"/>
+              </w:rPr>
+              <w:t xml:space="preserve">Plantilla de informe final, herramienta de presentación.</w:t>
+            </w:r>
+          </w:p>
+        </w:tc>
+        <w:tc>
+          <w:tcPr>
+            <w:tcBorders>
+              <w:top w:color="bfbfbf" w:space="0" w:sz="5" w:val="single"/>
+              <w:left w:color="000000" w:space="0" w:sz="0" w:val="nil"/>
+              <w:bottom w:color="bfbfbf" w:space="0" w:sz="5" w:val="single"/>
+              <w:right w:color="ffffff" w:space="0" w:sz="5" w:val="single"/>
+            </w:tcBorders>
+            <w:tcMar>
+              <w:top w:w="0.0" w:type="dxa"/>
+              <w:left w:w="100.0" w:type="dxa"/>
+              <w:bottom w:w="0.0" w:type="dxa"/>
+              <w:right w:w="100.0" w:type="dxa"/>
+            </w:tcMar>
+            <w:vAlign w:val="top"/>
+          </w:tcPr>
+          <w:p>
+            <w:pPr>
+              <w:jc w:val="both"/>
+              <w:rPr>
+                <w:sz w:val="18"/>
+                <w:szCs w:val="18"/>
+              </w:rPr>
+            </w:pPr>
+            <w:r>
+              <w:rPr>
+                <w:sz w:val="18"/>
+                <w:szCs w:val="18"/>
+                <w:rtl w:val="0"/>
+              </w:rPr>
+              <w:t xml:space="preserve">Dentro de la Semana 13-14 (en paralelo)</w:t>
+            </w:r>
+          </w:p>
+        </w:tc>
+        <w:tc>
+          <w:tcPr>
+            <w:tcBorders>
+              <w:top w:color="bfbfbf" w:space="0" w:sz="5" w:val="single"/>
+              <w:left w:color="000000" w:space="0" w:sz="0" w:val="nil"/>
+              <w:bottom w:color="bfbfbf" w:space="0" w:sz="5" w:val="single"/>
+              <w:right w:color="bfbfbf" w:space="0" w:sz="5" w:val="single"/>
             </w:tcBorders>
             <w:shd w:fill="d9d9d9" w:val="clear"/>
-          </w:tcPr>
-          <w:p>
-            <w:pPr>
-              <w:jc w:val="both"/>
-              <w:rPr>
-                <w:rFonts w:ascii="Calibri" w:cs="Calibri" w:eastAsia="Calibri" w:hAnsi="Calibri"/>
-                <w:sz w:val="18"/>
-                <w:szCs w:val="18"/>
-              </w:rPr>
-            </w:pPr>
-            <w:r>
-              <w:rPr>
-                <w:sz w:val="18"/>
-                <w:szCs w:val="18"/>
-                <w:rtl w:val="0"/>
-              </w:rPr>
-              <w:t xml:space="preserve">Integrante 3 (QA/Seguridad) e Integrante 2 (Backend) </w:t>
-            </w:r>
-            <w:r>
-              <w:rPr>
-                <w:rtl w:val="0"/>
-              </w:rPr>
-            </w:r>
-          </w:p>
-        </w:tc>
-        <w:tc>
-          <w:tcPr/>
-          <w:p>
-            <w:pPr>
-              <w:jc w:val="both"/>
-              <w:rPr>
-                <w:rFonts w:ascii="Calibri" w:cs="Calibri" w:eastAsia="Calibri" w:hAnsi="Calibri"/>
-                <w:sz w:val="18"/>
-                <w:szCs w:val="18"/>
-              </w:rPr>
-            </w:pPr>
-            <w:r>
-              <w:rPr>
-                <w:i w:val="1"/>
-                <w:iCs w:val="1"/>
-                <w:sz w:val="18"/>
-                <w:szCs w:val="18"/>
-                <w:rtl w:val="0"/>
-              </w:rPr>
-              <w:t xml:space="preserve">Facilitador:</w:t>
-            </w:r>
-            <w:r>
-              <w:rPr>
-                <w:sz w:val="18"/>
-                <w:szCs w:val="18"/>
-                <w:rtl w:val="0"/>
-              </w:rPr>
-              <w:t xml:space="preserve"> Centralización de logs mediante middleware de Express para toda acción bajo </w:t>
-            </w:r>
-            <w:r>
-              <w:rPr>
-                <w:rFonts w:ascii="Roboto Mono" w:cs="Roboto Mono" w:eastAsia="Roboto Mono" w:hAnsi="Roboto Mono"/>
-                <w:color w:val="188038"/>
-                <w:sz w:val="18"/>
-                <w:szCs w:val="18"/>
-                <w:rtl w:val="0"/>
-              </w:rPr>
-              <w:t xml:space="preserve">/admin</w:t>
-            </w:r>
-            <w:r>
-              <w:rPr>
-                <w:sz w:val="18"/>
-                <w:szCs w:val="18"/>
-                <w:rtl w:val="0"/>
-              </w:rPr>
-              <w:t xml:space="preserve">. </w:t>
-            </w:r>
-            <w:r>
-              <w:rPr>
-                <w:rtl w:val="0"/>
-              </w:rPr>
+            <w:tcMar>
+              <w:top w:w="0.0" w:type="dxa"/>
+              <w:left w:w="100.0" w:type="dxa"/>
+              <w:bottom w:w="0.0" w:type="dxa"/>
+              <w:right w:w="100.0" w:type="dxa"/>
+            </w:tcMar>
+            <w:vAlign w:val="top"/>
+          </w:tcPr>
+          <w:p>
+            <w:pPr>
+              <w:jc w:val="both"/>
+              <w:rPr>
+                <w:sz w:val="18"/>
+                <w:szCs w:val="18"/>
+              </w:rPr>
+            </w:pPr>
+            <w:r>
+              <w:rPr>
+                <w:sz w:val="18"/>
+                <w:szCs w:val="18"/>
+                <w:rtl w:val="0"/>
+              </w:rPr>
+              <w:t xml:space="preserve">Integrante 1 (PO/FE), con apoyo del equipo</w:t>
+            </w:r>
+          </w:p>
+        </w:tc>
+        <w:tc>
+          <w:tcPr>
+            <w:tcBorders>
+              <w:top w:color="bfbfbf" w:space="0" w:sz="5" w:val="single"/>
+              <w:left w:color="000000" w:space="0" w:sz="0" w:val="nil"/>
+              <w:bottom w:color="bfbfbf" w:space="0" w:sz="5" w:val="single"/>
+              <w:right w:color="bfbfbf" w:space="0" w:sz="5" w:val="single"/>
+            </w:tcBorders>
+            <w:tcMar>
+              <w:top w:w="0.0" w:type="dxa"/>
+              <w:left w:w="100.0" w:type="dxa"/>
+              <w:bottom w:w="0.0" w:type="dxa"/>
+              <w:right w:w="100.0" w:type="dxa"/>
+            </w:tcMar>
+            <w:vAlign w:val="top"/>
+          </w:tcPr>
+          <w:p>
+            <w:pPr>
+              <w:jc w:val="both"/>
+              <w:rPr>
+                <w:sz w:val="18"/>
+                <w:szCs w:val="18"/>
+              </w:rPr>
+            </w:pPr>
+            <w:r>
+              <w:rPr>
+                <w:sz w:val="18"/>
+                <w:szCs w:val="18"/>
+                <w:rtl w:val="0"/>
+              </w:rPr>
+              <w:t xml:space="preserve">Se ejecuta en paralelo al cierre técnico.</w:t>
             </w:r>
           </w:p>
         </w:tc>
@@ -8391,207 +8286,241 @@
           <w:tblHeader w:val="0"/>
         </w:trPr>
         <w:tc>
-          <w:tcPr/>
-          <w:p>
-            <w:pPr>
-              <w:jc w:val="both"/>
-              <w:rPr>
-                <w:sz w:val="18"/>
-                <w:szCs w:val="18"/>
-              </w:rPr>
-            </w:pPr>
-            <w:r>
-              <w:rPr>
-                <w:sz w:val="18"/>
-                <w:szCs w:val="18"/>
-                <w:rtl w:val="0"/>
-              </w:rPr>
-              <w:t xml:space="preserve">Gestión y Calidad de Proyectos de Software </w:t>
-            </w:r>
-          </w:p>
-        </w:tc>
-        <w:tc>
-          <w:tcPr/>
-          <w:p>
-            <w:pPr>
-              <w:jc w:val="both"/>
-              <w:rPr>
-                <w:rFonts w:ascii="Calibri" w:cs="Calibri" w:eastAsia="Calibri" w:hAnsi="Calibri"/>
-                <w:sz w:val="18"/>
-                <w:szCs w:val="18"/>
-              </w:rPr>
-            </w:pPr>
-            <w:r>
-              <w:rPr>
-                <w:sz w:val="18"/>
-                <w:szCs w:val="18"/>
-                <w:rtl w:val="0"/>
-              </w:rPr>
-              <w:t xml:space="preserve">Cierre técnico, manuales y preparación de defensa </w:t>
-            </w:r>
-            <w:r>
-              <w:rPr>
-                <w:rtl w:val="0"/>
-              </w:rPr>
-            </w:r>
-          </w:p>
-        </w:tc>
-        <w:tc>
-          <w:tcPr/>
-          <w:p>
-            <w:pPr>
-              <w:jc w:val="both"/>
-              <w:rPr>
-                <w:rFonts w:ascii="Calibri" w:cs="Calibri" w:eastAsia="Calibri" w:hAnsi="Calibri"/>
-                <w:sz w:val="18"/>
-                <w:szCs w:val="18"/>
-              </w:rPr>
-            </w:pPr>
-            <w:r>
-              <w:rPr>
-                <w:i w:val="1"/>
-                <w:iCs w:val="1"/>
-                <w:sz w:val="18"/>
-                <w:szCs w:val="18"/>
-                <w:rtl w:val="0"/>
-              </w:rPr>
-              <w:t xml:space="preserve">Code freeze</w:t>
-            </w:r>
-            <w:r>
-              <w:rPr>
-                <w:sz w:val="18"/>
-                <w:szCs w:val="18"/>
-                <w:rtl w:val="0"/>
-              </w:rPr>
-              <w:t xml:space="preserve">, despliegue final en entorno de demostración, redacción de manuales (despliegue/usuario) y preparación de la presentación de título. </w:t>
-            </w:r>
-            <w:r>
-              <w:rPr>
-                <w:rtl w:val="0"/>
-              </w:rPr>
-            </w:r>
-          </w:p>
-        </w:tc>
-        <w:tc>
-          <w:tcPr/>
-          <w:p>
-            <w:pPr>
-              <w:jc w:val="both"/>
-              <w:rPr>
-                <w:rFonts w:ascii="Calibri" w:cs="Calibri" w:eastAsia="Calibri" w:hAnsi="Calibri"/>
-                <w:sz w:val="18"/>
-                <w:szCs w:val="18"/>
-              </w:rPr>
-            </w:pPr>
-            <w:r>
-              <w:rPr>
-                <w:sz w:val="18"/>
-                <w:szCs w:val="18"/>
-                <w:rtl w:val="0"/>
-              </w:rPr>
-              <w:t xml:space="preserve">Entorno de despliegue, procesador de texto, diapositivas, repositorio Git. </w:t>
-            </w:r>
-            <w:r>
-              <w:rPr>
-                <w:rtl w:val="0"/>
-              </w:rPr>
-            </w:r>
-          </w:p>
-        </w:tc>
-        <w:tc>
           <w:tcPr>
             <w:tcBorders>
-              <w:right w:color="ffffff" w:space="0" w:sz="4" w:val="single"/>
+              <w:top w:color="bfbfbf" w:space="0" w:sz="5" w:val="single"/>
+              <w:left w:color="bfbfbf" w:space="0" w:sz="5" w:val="single"/>
+              <w:bottom w:color="bfbfbf" w:space="0" w:sz="5" w:val="single"/>
+              <w:right w:color="bfbfbf" w:space="0" w:sz="5" w:val="single"/>
             </w:tcBorders>
-          </w:tcPr>
-          <w:p>
-            <w:pPr>
-              <w:jc w:val="both"/>
-              <w:rPr>
-                <w:rFonts w:ascii="Calibri" w:cs="Calibri" w:eastAsia="Calibri" w:hAnsi="Calibri"/>
-                <w:sz w:val="18"/>
-                <w:szCs w:val="18"/>
-              </w:rPr>
-            </w:pPr>
-            <w:r>
-              <w:rPr>
-                <w:sz w:val="18"/>
-                <w:szCs w:val="18"/>
-                <w:rtl w:val="0"/>
-              </w:rPr>
-              <w:t xml:space="preserve">1 semana (Semana 14) </w:t>
-            </w:r>
-            <w:r>
-              <w:rPr>
-                <w:rtl w:val="0"/>
-              </w:rPr>
+            <w:tcMar>
+              <w:top w:w="0.0" w:type="dxa"/>
+              <w:left w:w="100.0" w:type="dxa"/>
+              <w:bottom w:w="0.0" w:type="dxa"/>
+              <w:right w:w="100.0" w:type="dxa"/>
+            </w:tcMar>
+            <w:vAlign w:val="top"/>
+          </w:tcPr>
+          <w:p>
+            <w:pPr>
+              <w:jc w:val="both"/>
+              <w:rPr>
+                <w:sz w:val="18"/>
+                <w:szCs w:val="18"/>
+              </w:rPr>
+            </w:pPr>
+            <w:r>
+              <w:rPr>
+                <w:sz w:val="18"/>
+                <w:szCs w:val="18"/>
+                <w:rtl w:val="0"/>
+              </w:rPr>
+              <w:t xml:space="preserve">Gestión Ágil de Proyectos</w:t>
             </w:r>
           </w:p>
         </w:tc>
         <w:tc>
           <w:tcPr>
             <w:tcBorders>
-              <w:left w:color="ffffff" w:space="0" w:sz="4" w:val="single"/>
+              <w:top w:color="bfbfbf" w:space="0" w:sz="5" w:val="single"/>
+              <w:left w:color="000000" w:space="0" w:sz="0" w:val="nil"/>
+              <w:bottom w:color="bfbfbf" w:space="0" w:sz="5" w:val="single"/>
+              <w:right w:color="bfbfbf" w:space="0" w:sz="5" w:val="single"/>
+            </w:tcBorders>
+            <w:tcMar>
+              <w:top w:w="0.0" w:type="dxa"/>
+              <w:left w:w="100.0" w:type="dxa"/>
+              <w:bottom w:w="0.0" w:type="dxa"/>
+              <w:right w:w="100.0" w:type="dxa"/>
+            </w:tcMar>
+            <w:vAlign w:val="top"/>
+          </w:tcPr>
+          <w:p>
+            <w:pPr>
+              <w:jc w:val="both"/>
+              <w:rPr>
+                <w:sz w:val="18"/>
+                <w:szCs w:val="18"/>
+              </w:rPr>
+            </w:pPr>
+            <w:r>
+              <w:rPr>
+                <w:sz w:val="18"/>
+                <w:szCs w:val="18"/>
+                <w:rtl w:val="0"/>
+              </w:rPr>
+              <w:t xml:space="preserve">Presentación final y cierre del proyecto</w:t>
+            </w:r>
+          </w:p>
+        </w:tc>
+        <w:tc>
+          <w:tcPr>
+            <w:tcBorders>
+              <w:top w:color="bfbfbf" w:space="0" w:sz="5" w:val="single"/>
+              <w:left w:color="000000" w:space="0" w:sz="0" w:val="nil"/>
+              <w:bottom w:color="bfbfbf" w:space="0" w:sz="5" w:val="single"/>
+              <w:right w:color="bfbfbf" w:space="0" w:sz="5" w:val="single"/>
+            </w:tcBorders>
+            <w:tcMar>
+              <w:top w:w="0.0" w:type="dxa"/>
+              <w:left w:w="100.0" w:type="dxa"/>
+              <w:bottom w:w="0.0" w:type="dxa"/>
+              <w:right w:w="100.0" w:type="dxa"/>
+            </w:tcMar>
+            <w:vAlign w:val="top"/>
+          </w:tcPr>
+          <w:p>
+            <w:pPr>
+              <w:jc w:val="both"/>
+              <w:rPr>
+                <w:sz w:val="18"/>
+                <w:szCs w:val="18"/>
+              </w:rPr>
+            </w:pPr>
+            <w:r>
+              <w:rPr>
+                <w:sz w:val="18"/>
+                <w:szCs w:val="18"/>
+                <w:rtl w:val="0"/>
+              </w:rPr>
+              <w:t xml:space="preserve">Exposición ante el docente de la demo integrada del ecosistema (Sprint Review final) y entrega de evidencias finales, individuales y grupales.</w:t>
+            </w:r>
+          </w:p>
+        </w:tc>
+        <w:tc>
+          <w:tcPr>
+            <w:tcBorders>
+              <w:top w:color="bfbfbf" w:space="0" w:sz="5" w:val="single"/>
+              <w:left w:color="000000" w:space="0" w:sz="0" w:val="nil"/>
+              <w:bottom w:color="bfbfbf" w:space="0" w:sz="5" w:val="single"/>
+              <w:right w:color="bfbfbf" w:space="0" w:sz="5" w:val="single"/>
+            </w:tcBorders>
+            <w:tcMar>
+              <w:top w:w="0.0" w:type="dxa"/>
+              <w:left w:w="100.0" w:type="dxa"/>
+              <w:bottom w:w="0.0" w:type="dxa"/>
+              <w:right w:w="100.0" w:type="dxa"/>
+            </w:tcMar>
+            <w:vAlign w:val="top"/>
+          </w:tcPr>
+          <w:p>
+            <w:pPr>
+              <w:jc w:val="both"/>
+              <w:rPr>
+                <w:sz w:val="18"/>
+                <w:szCs w:val="18"/>
+              </w:rPr>
+            </w:pPr>
+            <w:r>
+              <w:rPr>
+                <w:sz w:val="18"/>
+                <w:szCs w:val="18"/>
+                <w:rtl w:val="0"/>
+              </w:rPr>
+              <w:t xml:space="preserve">Presentación, ambiente de demo funcionando.</w:t>
+            </w:r>
+          </w:p>
+        </w:tc>
+        <w:tc>
+          <w:tcPr>
+            <w:tcBorders>
+              <w:top w:color="bfbfbf" w:space="0" w:sz="5" w:val="single"/>
+              <w:left w:color="000000" w:space="0" w:sz="0" w:val="nil"/>
+              <w:bottom w:color="bfbfbf" w:space="0" w:sz="5" w:val="single"/>
+              <w:right w:color="ffffff" w:space="0" w:sz="5" w:val="single"/>
+            </w:tcBorders>
+            <w:tcMar>
+              <w:top w:w="0.0" w:type="dxa"/>
+              <w:left w:w="100.0" w:type="dxa"/>
+              <w:bottom w:w="0.0" w:type="dxa"/>
+              <w:right w:w="100.0" w:type="dxa"/>
+            </w:tcMar>
+            <w:vAlign w:val="top"/>
+          </w:tcPr>
+          <w:p>
+            <w:pPr>
+              <w:jc w:val="both"/>
+              <w:rPr>
+                <w:sz w:val="18"/>
+                <w:szCs w:val="18"/>
+              </w:rPr>
+            </w:pPr>
+            <w:r>
+              <w:rPr>
+                <w:sz w:val="18"/>
+                <w:szCs w:val="18"/>
+                <w:rtl w:val="0"/>
+              </w:rPr>
+              <w:t xml:space="preserve">1 semana (Semana 14, Sprint 10)</w:t>
+            </w:r>
+          </w:p>
+        </w:tc>
+        <w:tc>
+          <w:tcPr>
+            <w:tcBorders>
+              <w:top w:color="bfbfbf" w:space="0" w:sz="5" w:val="single"/>
+              <w:left w:color="000000" w:space="0" w:sz="0" w:val="nil"/>
+              <w:bottom w:color="bfbfbf" w:space="0" w:sz="5" w:val="single"/>
+              <w:right w:color="bfbfbf" w:space="0" w:sz="5" w:val="single"/>
             </w:tcBorders>
             <w:shd w:fill="d9d9d9" w:val="clear"/>
-          </w:tcPr>
-          <w:p>
-            <w:pPr>
-              <w:jc w:val="both"/>
-              <w:rPr>
-                <w:rFonts w:ascii="Calibri" w:cs="Calibri" w:eastAsia="Calibri" w:hAnsi="Calibri"/>
-                <w:sz w:val="18"/>
-                <w:szCs w:val="18"/>
-              </w:rPr>
-            </w:pPr>
-            <w:r>
-              <w:rPr>
-                <w:sz w:val="18"/>
-                <w:szCs w:val="18"/>
-                <w:rtl w:val="0"/>
-              </w:rPr>
-              <w:t xml:space="preserve">Equipo completo (3 integrantes) </w:t>
-            </w:r>
-            <w:r>
-              <w:rPr>
-                <w:rtl w:val="0"/>
-              </w:rPr>
-            </w:r>
-          </w:p>
-        </w:tc>
-        <w:tc>
-          <w:tcPr/>
-          <w:p>
-            <w:pPr>
-              <w:jc w:val="both"/>
-              <w:rPr>
-                <w:rFonts w:ascii="Calibri" w:cs="Calibri" w:eastAsia="Calibri" w:hAnsi="Calibri"/>
-                <w:sz w:val="18"/>
-                <w:szCs w:val="18"/>
-              </w:rPr>
-            </w:pPr>
-            <w:r>
-              <w:rPr>
-                <w:i w:val="1"/>
-                <w:iCs w:val="1"/>
-                <w:sz w:val="18"/>
-                <w:szCs w:val="18"/>
-                <w:rtl w:val="0"/>
-              </w:rPr>
-              <w:t xml:space="preserve">Facilitador:</w:t>
-            </w:r>
-            <w:r>
-              <w:rPr>
-                <w:sz w:val="18"/>
-                <w:szCs w:val="18"/>
-                <w:rtl w:val="0"/>
-              </w:rPr>
-              <w:t xml:space="preserve"> Documentación modular generada incrementalmente durante los sprints. </w:t>
-            </w:r>
-            <w:r>
-              <w:rPr>
-                <w:rtl w:val="0"/>
-              </w:rPr>
+            <w:tcMar>
+              <w:top w:w="0.0" w:type="dxa"/>
+              <w:left w:w="100.0" w:type="dxa"/>
+              <w:bottom w:w="0.0" w:type="dxa"/>
+              <w:right w:w="100.0" w:type="dxa"/>
+            </w:tcMar>
+            <w:vAlign w:val="top"/>
+          </w:tcPr>
+          <w:p>
+            <w:pPr>
+              <w:jc w:val="both"/>
+              <w:rPr>
+                <w:sz w:val="18"/>
+                <w:szCs w:val="18"/>
+              </w:rPr>
+            </w:pPr>
+            <w:r>
+              <w:rPr>
+                <w:sz w:val="18"/>
+                <w:szCs w:val="18"/>
+                <w:rtl w:val="0"/>
+              </w:rPr>
+              <w:t xml:space="preserve">Equipo completo (PO/FE, SM/BE, BE-Datos/QA)</w:t>
+            </w:r>
+          </w:p>
+        </w:tc>
+        <w:tc>
+          <w:tcPr>
+            <w:tcBorders>
+              <w:top w:color="bfbfbf" w:space="0" w:sz="5" w:val="single"/>
+              <w:left w:color="000000" w:space="0" w:sz="0" w:val="nil"/>
+              <w:bottom w:color="bfbfbf" w:space="0" w:sz="5" w:val="single"/>
+              <w:right w:color="bfbfbf" w:space="0" w:sz="5" w:val="single"/>
+            </w:tcBorders>
+            <w:tcMar>
+              <w:top w:w="0.0" w:type="dxa"/>
+              <w:left w:w="100.0" w:type="dxa"/>
+              <w:bottom w:w="0.0" w:type="dxa"/>
+              <w:right w:w="100.0" w:type="dxa"/>
+            </w:tcMar>
+            <w:vAlign w:val="top"/>
+          </w:tcPr>
+          <w:p>
+            <w:pPr>
+              <w:jc w:val="both"/>
+              <w:rPr>
+                <w:sz w:val="18"/>
+                <w:szCs w:val="18"/>
+              </w:rPr>
+            </w:pPr>
+            <w:r>
+              <w:rPr>
+                <w:sz w:val="18"/>
+                <w:szCs w:val="18"/>
+                <w:rtl w:val="0"/>
+              </w:rPr>
+              <w:t xml:space="preserve">Cierre formal del Proyecto APT.</w:t>
             </w:r>
           </w:p>
         </w:tc>
@@ -8774,14 +8703,31 @@
       </w:pPr>
       <w:r>
         <w:rPr>
+          <w:rtl w:val="0"/>
+        </w:rPr>
+      </w:r>
+    </w:p>
+    <w:p>
+      <w:pPr>
+        <w:spacing w:after="0" w:line="360" w:lineRule="auto"/>
+        <w:jc w:val="both"/>
+        <w:rPr>
           <w:b w:val="1"/>
           <w:bCs w:val="1"/>
           <w:sz w:val="24"/>
           <w:szCs w:val="24"/>
         </w:rPr>
+      </w:pPr>
+      <w:r>
+        <w:rPr>
+          <w:b w:val="1"/>
+          <w:bCs w:val="1"/>
+          <w:sz w:val="24"/>
+          <w:szCs w:val="24"/>
+        </w:rPr>
         <w:drawing>
           <wp:inline distB="114300" distT="114300" distL="114300" distR="114300">
-            <wp:extent cx="5399730" cy="5168900"/>
+            <wp:extent cx="5399730" cy="6184900"/>
             <wp:effectExtent b="0" l="0" r="0" t="0"/>
             <wp:docPr id="49" name="image1.png"/>
             <a:graphic>
@@ -8801,7 +8747,7 @@
                   <pic:spPr>
                     <a:xfrm>
                       <a:off x="0" y="0"/>
-                      <a:ext cx="5399730" cy="5168900"/>
+                      <a:ext cx="5399730" cy="6184900"/>
                     </a:xfrm>
                     <a:prstGeom prst="rect"/>
                     <a:ln/>
@@ -8812,23 +8758,6 @@
           </wp:inline>
         </w:drawing>
       </w:r>
-      <w:r>
-        <w:rPr>
-          <w:rtl w:val="0"/>
-        </w:rPr>
-      </w:r>
-    </w:p>
-    <w:p>
-      <w:pPr>
-        <w:spacing w:after="0" w:line="360" w:lineRule="auto"/>
-        <w:jc w:val="both"/>
-        <w:rPr>
-          <w:b w:val="1"/>
-          <w:bCs w:val="1"/>
-          <w:sz w:val="24"/>
-          <w:szCs w:val="24"/>
-        </w:rPr>
-      </w:pPr>
       <w:r>
         <w:rPr>
           <w:rtl w:val="0"/>
@@ -8951,7 +8880,7 @@
           <w:iCs w:val="0"/>
           <w:smallCaps w:val="0"/>
           <w:strike w:val="0"/>
-          <w:color w:val="595959"/>
+          <w:color w:val="ff0000"/>
           <w:sz w:val="20"/>
           <w:szCs w:val="20"/>
           <w:u w:val="none"/>
@@ -8975,7 +8904,7 @@
           <w:iCs w:val="0"/>
           <w:smallCaps w:val="0"/>
           <w:strike w:val="0"/>
-          <w:color w:val="000000"/>
+          <w:color w:val="ff0000"/>
           <w:sz w:val="20"/>
           <w:szCs w:val="20"/>
           <w:u w:val="none"/>
@@ -8983,26 +8912,7 @@
           <w:vertAlign w:val="baseline"/>
           <w:rtl w:val="0"/>
         </w:rPr>
-        <w:t xml:space="preserve"> </w:t>
-      </w:r>
-      <w:r>
-        <w:rPr>
-          <w:rFonts w:ascii="Calibri" w:cs="Calibri" w:eastAsia="Calibri" w:hAnsi="Calibri"/>
-          <w:b w:val="0"/>
-          <w:bCs w:val="0"/>
-          <w:i w:val="0"/>
-          <w:iCs w:val="0"/>
-          <w:smallCaps w:val="0"/>
-          <w:strike w:val="0"/>
-          <w:color w:val="595959"/>
-          <w:sz w:val="20"/>
-          <w:szCs w:val="20"/>
-          <w:u w:val="none"/>
-          <w:shd w:fill="auto" w:val="clear"/>
-          <w:vertAlign w:val="baseline"/>
-          <w:rtl w:val="0"/>
-        </w:rPr>
-        <w:t xml:space="preserve">En caso de que el Proyecto APT sea grupal, en esta columna deben indicar el nombre de los responsables de cada tarea o actividad. Esto posteriormente permitirá diferenciar la evaluación por cada integrante.</w:t>
+        <w:t xml:space="preserve"> En caso de que el Proyecto APT sea grupal, en esta columna deben indicar el nombre de los responsables de cada tarea o actividad. Esto posteriormente permitirá diferenciar la evaluación por cada integrante.</w:t>
       </w:r>
     </w:p>
   </w:footnote>
@@ -9258,116 +9168,6 @@
   <w:abstractNum w:abstractNumId="1">
     <w:lvl w:ilvl="0">
       <w:start w:val="1"/>
-      <w:numFmt w:val="bullet"/>
-      <w:lvlText w:val="●"/>
-      <w:lvlJc w:val="left"/>
-      <w:pPr>
-        <w:ind w:left="720" w:hanging="360"/>
-      </w:pPr>
-      <w:rPr>
-        <w:u w:val="none"/>
-      </w:rPr>
-    </w:lvl>
-    <w:lvl w:ilvl="1">
-      <w:start w:val="1"/>
-      <w:numFmt w:val="bullet"/>
-      <w:lvlText w:val="○"/>
-      <w:lvlJc w:val="left"/>
-      <w:pPr>
-        <w:ind w:left="1440" w:hanging="360"/>
-      </w:pPr>
-      <w:rPr>
-        <w:u w:val="none"/>
-      </w:rPr>
-    </w:lvl>
-    <w:lvl w:ilvl="2">
-      <w:start w:val="1"/>
-      <w:numFmt w:val="bullet"/>
-      <w:lvlText w:val="■"/>
-      <w:lvlJc w:val="left"/>
-      <w:pPr>
-        <w:ind w:left="2160" w:hanging="360"/>
-      </w:pPr>
-      <w:rPr>
-        <w:u w:val="none"/>
-      </w:rPr>
-    </w:lvl>
-    <w:lvl w:ilvl="3">
-      <w:start w:val="1"/>
-      <w:numFmt w:val="bullet"/>
-      <w:lvlText w:val="●"/>
-      <w:lvlJc w:val="left"/>
-      <w:pPr>
-        <w:ind w:left="2880" w:hanging="360"/>
-      </w:pPr>
-      <w:rPr>
-        <w:u w:val="none"/>
-      </w:rPr>
-    </w:lvl>
-    <w:lvl w:ilvl="4">
-      <w:start w:val="1"/>
-      <w:numFmt w:val="bullet"/>
-      <w:lvlText w:val="○"/>
-      <w:lvlJc w:val="left"/>
-      <w:pPr>
-        <w:ind w:left="3600" w:hanging="360"/>
-      </w:pPr>
-      <w:rPr>
-        <w:u w:val="none"/>
-      </w:rPr>
-    </w:lvl>
-    <w:lvl w:ilvl="5">
-      <w:start w:val="1"/>
-      <w:numFmt w:val="bullet"/>
-      <w:lvlText w:val="■"/>
-      <w:lvlJc w:val="left"/>
-      <w:pPr>
-        <w:ind w:left="4320" w:hanging="360"/>
-      </w:pPr>
-      <w:rPr>
-        <w:u w:val="none"/>
-      </w:rPr>
-    </w:lvl>
-    <w:lvl w:ilvl="6">
-      <w:start w:val="1"/>
-      <w:numFmt w:val="bullet"/>
-      <w:lvlText w:val="●"/>
-      <w:lvlJc w:val="left"/>
-      <w:pPr>
-        <w:ind w:left="5040" w:hanging="360"/>
-      </w:pPr>
-      <w:rPr>
-        <w:u w:val="none"/>
-      </w:rPr>
-    </w:lvl>
-    <w:lvl w:ilvl="7">
-      <w:start w:val="1"/>
-      <w:numFmt w:val="bullet"/>
-      <w:lvlText w:val="○"/>
-      <w:lvlJc w:val="left"/>
-      <w:pPr>
-        <w:ind w:left="5760" w:hanging="360"/>
-      </w:pPr>
-      <w:rPr>
-        <w:u w:val="none"/>
-      </w:rPr>
-    </w:lvl>
-    <w:lvl w:ilvl="8">
-      <w:start w:val="1"/>
-      <w:numFmt w:val="bullet"/>
-      <w:lvlText w:val="■"/>
-      <w:lvlJc w:val="left"/>
-      <w:pPr>
-        <w:ind w:left="6480" w:hanging="360"/>
-      </w:pPr>
-      <w:rPr>
-        <w:u w:val="none"/>
-      </w:rPr>
-    </w:lvl>
-  </w:abstractNum>
-  <w:abstractNum w:abstractNumId="2">
-    <w:lvl w:ilvl="0">
-      <w:start w:val="1"/>
       <w:numFmt w:val="upperLetter"/>
       <w:lvlText w:val="%1."/>
       <w:lvlJc w:val="left"/>
@@ -9459,350 +9259,8 @@
       <w:rPr/>
     </w:lvl>
   </w:abstractNum>
-  <w:abstractNum w:abstractNumId="3">
-    <w:lvl w:ilvl="0">
-      <w:start w:val="1"/>
-      <w:numFmt w:val="bullet"/>
-      <w:lvlText w:val="●"/>
-      <w:lvlJc w:val="left"/>
-      <w:pPr>
-        <w:ind w:left="720" w:hanging="360"/>
-      </w:pPr>
-      <w:rPr>
-        <w:u w:val="none"/>
-      </w:rPr>
-    </w:lvl>
-    <w:lvl w:ilvl="1">
-      <w:start w:val="1"/>
-      <w:numFmt w:val="bullet"/>
-      <w:lvlText w:val="○"/>
-      <w:lvlJc w:val="left"/>
-      <w:pPr>
-        <w:ind w:left="1440" w:hanging="360"/>
-      </w:pPr>
-      <w:rPr>
-        <w:u w:val="none"/>
-      </w:rPr>
-    </w:lvl>
-    <w:lvl w:ilvl="2">
-      <w:start w:val="1"/>
-      <w:numFmt w:val="bullet"/>
-      <w:lvlText w:val="■"/>
-      <w:lvlJc w:val="left"/>
-      <w:pPr>
-        <w:ind w:left="2160" w:hanging="360"/>
-      </w:pPr>
-      <w:rPr>
-        <w:u w:val="none"/>
-      </w:rPr>
-    </w:lvl>
-    <w:lvl w:ilvl="3">
-      <w:start w:val="1"/>
-      <w:numFmt w:val="bullet"/>
-      <w:lvlText w:val="●"/>
-      <w:lvlJc w:val="left"/>
-      <w:pPr>
-        <w:ind w:left="2880" w:hanging="360"/>
-      </w:pPr>
-      <w:rPr>
-        <w:u w:val="none"/>
-      </w:rPr>
-    </w:lvl>
-    <w:lvl w:ilvl="4">
-      <w:start w:val="1"/>
-      <w:numFmt w:val="bullet"/>
-      <w:lvlText w:val="○"/>
-      <w:lvlJc w:val="left"/>
-      <w:pPr>
-        <w:ind w:left="3600" w:hanging="360"/>
-      </w:pPr>
-      <w:rPr>
-        <w:u w:val="none"/>
-      </w:rPr>
-    </w:lvl>
-    <w:lvl w:ilvl="5">
-      <w:start w:val="1"/>
-      <w:numFmt w:val="bullet"/>
-      <w:lvlText w:val="■"/>
-      <w:lvlJc w:val="left"/>
-      <w:pPr>
-        <w:ind w:left="4320" w:hanging="360"/>
-      </w:pPr>
-      <w:rPr>
-        <w:u w:val="none"/>
-      </w:rPr>
-    </w:lvl>
-    <w:lvl w:ilvl="6">
-      <w:start w:val="1"/>
-      <w:numFmt w:val="bullet"/>
-      <w:lvlText w:val="●"/>
-      <w:lvlJc w:val="left"/>
-      <w:pPr>
-        <w:ind w:left="5040" w:hanging="360"/>
-      </w:pPr>
-      <w:rPr>
-        <w:u w:val="none"/>
-      </w:rPr>
-    </w:lvl>
-    <w:lvl w:ilvl="7">
-      <w:start w:val="1"/>
-      <w:numFmt w:val="bullet"/>
-      <w:lvlText w:val="○"/>
-      <w:lvlJc w:val="left"/>
-      <w:pPr>
-        <w:ind w:left="5760" w:hanging="360"/>
-      </w:pPr>
-      <w:rPr>
-        <w:u w:val="none"/>
-      </w:rPr>
-    </w:lvl>
-    <w:lvl w:ilvl="8">
-      <w:start w:val="1"/>
-      <w:numFmt w:val="bullet"/>
-      <w:lvlText w:val="■"/>
-      <w:lvlJc w:val="left"/>
-      <w:pPr>
-        <w:ind w:left="6480" w:hanging="360"/>
-      </w:pPr>
-      <w:rPr>
-        <w:u w:val="none"/>
-      </w:rPr>
-    </w:lvl>
-  </w:abstractNum>
-  <w:abstractNum w:abstractNumId="4">
-    <w:lvl w:ilvl="0">
-      <w:start w:val="1"/>
-      <w:numFmt w:val="bullet"/>
-      <w:lvlText w:val="●"/>
-      <w:lvlJc w:val="left"/>
-      <w:pPr>
-        <w:ind w:left="720" w:hanging="360"/>
-      </w:pPr>
-      <w:rPr>
-        <w:u w:val="none"/>
-      </w:rPr>
-    </w:lvl>
-    <w:lvl w:ilvl="1">
-      <w:start w:val="1"/>
-      <w:numFmt w:val="bullet"/>
-      <w:lvlText w:val="○"/>
-      <w:lvlJc w:val="left"/>
-      <w:pPr>
-        <w:ind w:left="1440" w:hanging="360"/>
-      </w:pPr>
-      <w:rPr>
-        <w:u w:val="none"/>
-      </w:rPr>
-    </w:lvl>
-    <w:lvl w:ilvl="2">
-      <w:start w:val="1"/>
-      <w:numFmt w:val="bullet"/>
-      <w:lvlText w:val="■"/>
-      <w:lvlJc w:val="left"/>
-      <w:pPr>
-        <w:ind w:left="2160" w:hanging="360"/>
-      </w:pPr>
-      <w:rPr>
-        <w:u w:val="none"/>
-      </w:rPr>
-    </w:lvl>
-    <w:lvl w:ilvl="3">
-      <w:start w:val="1"/>
-      <w:numFmt w:val="bullet"/>
-      <w:lvlText w:val="●"/>
-      <w:lvlJc w:val="left"/>
-      <w:pPr>
-        <w:ind w:left="2880" w:hanging="360"/>
-      </w:pPr>
-      <w:rPr>
-        <w:u w:val="none"/>
-      </w:rPr>
-    </w:lvl>
-    <w:lvl w:ilvl="4">
-      <w:start w:val="1"/>
-      <w:numFmt w:val="bullet"/>
-      <w:lvlText w:val="○"/>
-      <w:lvlJc w:val="left"/>
-      <w:pPr>
-        <w:ind w:left="3600" w:hanging="360"/>
-      </w:pPr>
-      <w:rPr>
-        <w:u w:val="none"/>
-      </w:rPr>
-    </w:lvl>
-    <w:lvl w:ilvl="5">
-      <w:start w:val="1"/>
-      <w:numFmt w:val="bullet"/>
-      <w:lvlText w:val="■"/>
-      <w:lvlJc w:val="left"/>
-      <w:pPr>
-        <w:ind w:left="4320" w:hanging="360"/>
-      </w:pPr>
-      <w:rPr>
-        <w:u w:val="none"/>
-      </w:rPr>
-    </w:lvl>
-    <w:lvl w:ilvl="6">
-      <w:start w:val="1"/>
-      <w:numFmt w:val="bullet"/>
-      <w:lvlText w:val="●"/>
-      <w:lvlJc w:val="left"/>
-      <w:pPr>
-        <w:ind w:left="5040" w:hanging="360"/>
-      </w:pPr>
-      <w:rPr>
-        <w:u w:val="none"/>
-      </w:rPr>
-    </w:lvl>
-    <w:lvl w:ilvl="7">
-      <w:start w:val="1"/>
-      <w:numFmt w:val="bullet"/>
-      <w:lvlText w:val="○"/>
-      <w:lvlJc w:val="left"/>
-      <w:pPr>
-        <w:ind w:left="5760" w:hanging="360"/>
-      </w:pPr>
-      <w:rPr>
-        <w:u w:val="none"/>
-      </w:rPr>
-    </w:lvl>
-    <w:lvl w:ilvl="8">
-      <w:start w:val="1"/>
-      <w:numFmt w:val="bullet"/>
-      <w:lvlText w:val="■"/>
-      <w:lvlJc w:val="left"/>
-      <w:pPr>
-        <w:ind w:left="6480" w:hanging="360"/>
-      </w:pPr>
-      <w:rPr>
-        <w:u w:val="none"/>
-      </w:rPr>
-    </w:lvl>
-  </w:abstractNum>
-  <w:abstractNum w:abstractNumId="5">
-    <w:lvl w:ilvl="0">
-      <w:start w:val="1"/>
-      <w:numFmt w:val="bullet"/>
-      <w:lvlText w:val="●"/>
-      <w:lvlJc w:val="left"/>
-      <w:pPr>
-        <w:ind w:left="720" w:hanging="360"/>
-      </w:pPr>
-      <w:rPr>
-        <w:u w:val="none"/>
-      </w:rPr>
-    </w:lvl>
-    <w:lvl w:ilvl="1">
-      <w:start w:val="1"/>
-      <w:numFmt w:val="bullet"/>
-      <w:lvlText w:val="○"/>
-      <w:lvlJc w:val="left"/>
-      <w:pPr>
-        <w:ind w:left="1440" w:hanging="360"/>
-      </w:pPr>
-      <w:rPr>
-        <w:u w:val="none"/>
-      </w:rPr>
-    </w:lvl>
-    <w:lvl w:ilvl="2">
-      <w:start w:val="1"/>
-      <w:numFmt w:val="bullet"/>
-      <w:lvlText w:val="■"/>
-      <w:lvlJc w:val="left"/>
-      <w:pPr>
-        <w:ind w:left="2160" w:hanging="360"/>
-      </w:pPr>
-      <w:rPr>
-        <w:u w:val="none"/>
-      </w:rPr>
-    </w:lvl>
-    <w:lvl w:ilvl="3">
-      <w:start w:val="1"/>
-      <w:numFmt w:val="bullet"/>
-      <w:lvlText w:val="●"/>
-      <w:lvlJc w:val="left"/>
-      <w:pPr>
-        <w:ind w:left="2880" w:hanging="360"/>
-      </w:pPr>
-      <w:rPr>
-        <w:u w:val="none"/>
-      </w:rPr>
-    </w:lvl>
-    <w:lvl w:ilvl="4">
-      <w:start w:val="1"/>
-      <w:numFmt w:val="bullet"/>
-      <w:lvlText w:val="○"/>
-      <w:lvlJc w:val="left"/>
-      <w:pPr>
-        <w:ind w:left="3600" w:hanging="360"/>
-      </w:pPr>
-      <w:rPr>
-        <w:u w:val="none"/>
-      </w:rPr>
-    </w:lvl>
-    <w:lvl w:ilvl="5">
-      <w:start w:val="1"/>
-      <w:numFmt w:val="bullet"/>
-      <w:lvlText w:val="■"/>
-      <w:lvlJc w:val="left"/>
-      <w:pPr>
-        <w:ind w:left="4320" w:hanging="360"/>
-      </w:pPr>
-      <w:rPr>
-        <w:u w:val="none"/>
-      </w:rPr>
-    </w:lvl>
-    <w:lvl w:ilvl="6">
-      <w:start w:val="1"/>
-      <w:numFmt w:val="bullet"/>
-      <w:lvlText w:val="●"/>
-      <w:lvlJc w:val="left"/>
-      <w:pPr>
-        <w:ind w:left="5040" w:hanging="360"/>
-      </w:pPr>
-      <w:rPr>
-        <w:u w:val="none"/>
-      </w:rPr>
-    </w:lvl>
-    <w:lvl w:ilvl="7">
-      <w:start w:val="1"/>
-      <w:numFmt w:val="bullet"/>
-      <w:lvlText w:val="○"/>
-      <w:lvlJc w:val="left"/>
-      <w:pPr>
-        <w:ind w:left="5760" w:hanging="360"/>
-      </w:pPr>
-      <w:rPr>
-        <w:u w:val="none"/>
-      </w:rPr>
-    </w:lvl>
-    <w:lvl w:ilvl="8">
-      <w:start w:val="1"/>
-      <w:numFmt w:val="bullet"/>
-      <w:lvlText w:val="■"/>
-      <w:lvlJc w:val="left"/>
-      <w:pPr>
-        <w:ind w:left="6480" w:hanging="360"/>
-      </w:pPr>
-      <w:rPr>
-        <w:u w:val="none"/>
-      </w:rPr>
-    </w:lvl>
-  </w:abstractNum>
   <w:num w:numId="1">
     <w:abstractNumId w:val="1"/>
-  </w:num>
-  <w:num w:numId="2">
-    <w:abstractNumId w:val="2"/>
-  </w:num>
-  <w:num w:numId="3">
-    <w:abstractNumId w:val="3"/>
-  </w:num>
-  <w:num w:numId="4">
-    <w:abstractNumId w:val="4"/>
-  </w:num>
-  <w:num w:numId="5">
-    <w:abstractNumId w:val="5"/>
   </w:num>
 </w:numbering>
 </file>
